--- a/YouthLoop毕业设计技术总结.docx
+++ b/YouthLoop毕业设计技术总结.docx
@@ -2,1160 +2,189 @@
 <file path=word/document.xml><?xml version="1.0" encoding="utf-8"?>
 <w:document xmlns:wpc="http://schemas.microsoft.com/office/word/2010/wordprocessingCanvas" xmlns:cx="http://schemas.microsoft.com/office/drawing/2014/chartex" xmlns:cx1="http://schemas.microsoft.com/office/drawing/2015/9/8/chartex" xmlns:cx2="http://schemas.microsoft.com/office/drawing/2015/10/21/chartex" xmlns:cx3="http://schemas.microsoft.com/office/drawing/2016/5/9/chartex" xmlns:cx4="http://schemas.microsoft.com/office/drawing/2016/5/10/chartex" xmlns:cx5="http://schemas.microsoft.com/office/drawing/2016/5/11/chartex" xmlns:cx6="http://schemas.microsoft.com/office/drawing/2016/5/12/chartex" xmlns:cx7="http://schemas.microsoft.com/office/drawing/2016/5/13/chartex" xmlns:cx8="http://schemas.microsoft.com/office/drawing/2016/5/14/chartex" xmlns:mc="http://schemas.openxmlformats.org/markup-compatibility/2006" xmlns:aink="http://schemas.microsoft.com/office/drawing/2016/ink" xmlns:am3d="http://schemas.microsoft.com/office/drawing/2017/model3d" xmlns:o="urn:schemas-microsoft-com:office:office" xmlns:oel="http://schemas.microsoft.com/office/2019/extlst" xmlns:r="http://schemas.openxmlformats.org/officeDocument/2006/relationships" xmlns:m="http://schemas.openxmlformats.org/officeDocument/2006/math" xmlns:v="urn:schemas-microsoft-com:vml" xmlns:wp14="http://schemas.microsoft.com/office/word/2010/wordprocessingDrawing" xmlns:wp="http://schemas.openxmlformats.org/drawingml/2006/wordprocessingDrawing" xmlns:w10="urn:schemas-microsoft-com:office:word" xmlns:w="http://schemas.openxmlformats.org/wordprocessingml/2006/main" xmlns:w14="http://schemas.microsoft.com/office/word/2010/wordml" xmlns:w15="http://schemas.microsoft.com/office/word/2012/wordml" xmlns:w16cex="http://schemas.microsoft.com/office/word/2018/wordml/cex" xmlns:w16cid="http://schemas.microsoft.com/office/word/2016/wordml/cid" xmlns:w16="http://schemas.microsoft.com/office/word/2018/wordml" xmlns:w16du="http://schemas.microsoft.com/office/word/2023/wordml/word16du" xmlns:w16sdtdh="http://schemas.microsoft.com/office/word/2020/wordml/sdtdatahash" xmlns:w16sdtfl="http://schemas.microsoft.com/office/word/2024/wordml/sdtformatlock" xmlns:w16se="http://schemas.microsoft.com/office/word/2015/wordml/symex" xmlns:wpg="http://schemas.microsoft.com/office/word/2010/wordprocessingGroup" xmlns:wpi="http://schemas.microsoft.com/office/word/2010/wordprocessingInk" xmlns:wne="http://schemas.microsoft.com/office/word/2006/wordml" xmlns:wps="http://schemas.microsoft.com/office/word/2010/wordprocessingShape" mc:Ignorable="w14 w15 w16se w16cid w16 w16cex w16sdtdh w16sdtfl w16du wp14">
   <w:body>
-    <w:p>
-      <w:pPr>
+    <w:p/>
+    <w:p/>
+    <w:p>
+      <w:pPr>
+        <w:pStyle w:val="1"/>
+      </w:pPr>
+      <w:r>
+        <w:rPr>
+          <w:rFonts w:ascii="Arial" w:eastAsia="Arial" w:hAnsi="Arial" w:cs="Arial"/>
+          <w:b/>
+          <w:bCs/>
+          <w:sz w:val="32"/>
+          <w:szCs w:val="32"/>
+        </w:rPr>
+        <w:t>第1页 | 过渡页 — PART 03 技术解读</w:t>
+      </w:r>
+    </w:p>
+    <w:p>
+      <w:pPr>
+        <w:spacing w:before="80" w:after="80"/>
+      </w:pPr>
+      <w:r>
+        <w:rPr>
+          <w:rFonts w:ascii="Arial" w:eastAsia="Arial" w:hAnsi="Arial" w:cs="Arial"/>
+          <w:sz w:val="21"/>
+          <w:szCs w:val="21"/>
+        </w:rPr>
+        <w:t>标题：技术解读 / TECHNICAL INTERPRETATION</w:t>
+      </w:r>
+    </w:p>
+    <w:p>
+      <w:pPr>
+        <w:pBdr>
+          <w:bottom w:val="single" w:sz="3" w:space="1" w:color="CCCCCC"/>
+        </w:pBdr>
+        <w:spacing w:before="200"/>
         <w:rPr>
           <w:rFonts w:hint="eastAsia"/>
+        </w:rPr>
+      </w:pPr>
+    </w:p>
+    <w:p>
+      <w:pPr>
+        <w:pStyle w:val="1"/>
+      </w:pPr>
+      <w:r>
+        <w:rPr>
+          <w:rFonts w:ascii="Arial" w:eastAsia="Arial" w:hAnsi="Arial" w:cs="Arial"/>
           <w:b/>
           <w:bCs/>
+          <w:sz w:val="32"/>
+          <w:szCs w:val="32"/>
         </w:rPr>
+        <w:t>第2页 | 技术亮点</w:t>
+      </w:r>
+    </w:p>
+    <w:p>
+      <w:pPr>
+        <w:spacing w:before="80" w:after="80"/>
       </w:pPr>
       <w:r>
         <w:rPr>
-          <w:rFonts w:hint="eastAsia"/>
+          <w:rFonts w:ascii="Arial" w:eastAsia="Arial" w:hAnsi="Arial" w:cs="Arial"/>
+          <w:sz w:val="21"/>
+          <w:szCs w:val="21"/>
+        </w:rPr>
+        <w:t>标题：前后端协同支撑平台运行</w:t>
+      </w:r>
+    </w:p>
+    <w:p>
+      <w:pPr>
+        <w:spacing w:before="80" w:after="80"/>
+      </w:pPr>
+    </w:p>
+    <w:p>
+      <w:pPr>
+        <w:pStyle w:val="2"/>
+      </w:pPr>
+      <w:r>
+        <w:rPr>
+          <w:rFonts w:ascii="Arial" w:eastAsia="Arial" w:hAnsi="Arial" w:cs="Arial"/>
           <w:b/>
           <w:bCs/>
+          <w:sz w:val="26"/>
+          <w:szCs w:val="26"/>
         </w:rPr>
-        <w:t>第</w:t>
+        <w:t>技术组合</w:t>
       </w:r>
+    </w:p>
+    <w:p>
+      <w:pPr>
+        <w:spacing w:before="80" w:after="80"/>
+      </w:pPr>
       <w:r>
         <w:rPr>
-          <w:rFonts w:hint="eastAsia"/>
+          <w:rFonts w:ascii="Arial" w:eastAsia="Arial" w:hAnsi="Arial" w:cs="Arial"/>
+          <w:sz w:val="21"/>
+          <w:szCs w:val="21"/>
+        </w:rPr>
+        <w:t>Frontend：Next.js ＋ Backend：Spring Boot</w:t>
+      </w:r>
+    </w:p>
+    <w:p>
+      <w:pPr>
+        <w:spacing w:before="80" w:after="80"/>
+      </w:pPr>
+    </w:p>
+    <w:p>
+      <w:pPr>
+        <w:pStyle w:val="2"/>
+      </w:pPr>
+      <w:r>
+        <w:rPr>
+          <w:rFonts w:ascii="Arial" w:eastAsia="Arial" w:hAnsi="Arial" w:cs="Arial"/>
           <w:b/>
           <w:bCs/>
+          <w:sz w:val="26"/>
+          <w:szCs w:val="26"/>
         </w:rPr>
-        <w:t>1</w:t>
+        <w:t>PPT上展示的关键词（绿色标签）</w:t>
       </w:r>
+    </w:p>
+    <w:p>
+      <w:pPr>
+        <w:spacing w:before="80" w:after="80"/>
+      </w:pPr>
       <w:r>
         <w:rPr>
-          <w:rFonts w:hint="eastAsia"/>
+          <w:rFonts w:ascii="Arial" w:eastAsia="Arial" w:hAnsi="Arial" w:cs="Arial"/>
+          <w:sz w:val="21"/>
+          <w:szCs w:val="21"/>
+        </w:rPr>
+        <w:t>前后端分离 / 多agent并行开发 / 便于维护、调整和扩展</w:t>
+      </w:r>
+    </w:p>
+    <w:p>
+      <w:pPr>
+        <w:pBdr>
+          <w:bottom w:val="single" w:sz="3" w:space="1" w:color="CCCCCC"/>
+        </w:pBdr>
+        <w:spacing w:before="200"/>
+      </w:pPr>
+    </w:p>
+    <w:p>
+      <w:pPr>
+        <w:pStyle w:val="1"/>
+      </w:pPr>
+      <w:r>
+        <w:rPr>
+          <w:rFonts w:ascii="Arial" w:eastAsia="Arial" w:hAnsi="Arial" w:cs="Arial"/>
           <w:b/>
           <w:bCs/>
+          <w:sz w:val="32"/>
+          <w:szCs w:val="32"/>
         </w:rPr>
-        <w:t>页</w:t>
+        <w:t>第3页 | 为什么选择AI编程</w:t>
       </w:r>
     </w:p>
     <w:p>
       <w:pPr>
-        <w:rPr>
-          <w:rFonts w:hint="eastAsia"/>
-          <w:b/>
-          <w:bCs/>
-        </w:rPr>
+        <w:spacing w:before="80" w:after="80"/>
       </w:pPr>
       <w:r>
         <w:rPr>
-          <w:rFonts w:hint="eastAsia"/>
-          <w:b/>
-          <w:bCs/>
+          <w:rFonts w:ascii="Arial" w:eastAsia="Arial" w:hAnsi="Arial" w:cs="Arial"/>
+          <w:sz w:val="21"/>
+          <w:szCs w:val="21"/>
         </w:rPr>
-        <w:t>标题：为什么选择网站，而不是小程序</w:t>
+        <w:t>标题：为什么选择AI编程</w:t>
       </w:r>
-      <w:r>
-        <w:rPr>
-          <w:rFonts w:hint="eastAsia"/>
-          <w:b/>
-          <w:bCs/>
-        </w:rPr>
-        <w:t xml:space="preserve"> / App</w:t>
-      </w:r>
-    </w:p>
-    <w:p>
-      <w:pPr>
-        <w:rPr>
-          <w:b/>
-          <w:bCs/>
-        </w:rPr>
-      </w:pPr>
-    </w:p>
-    <w:p>
-      <w:pPr>
-        <w:rPr>
-          <w:rFonts w:hint="eastAsia"/>
-          <w:b/>
-          <w:bCs/>
-        </w:rPr>
-      </w:pPr>
-      <w:r>
-        <w:rPr>
-          <w:rFonts w:hint="eastAsia"/>
-          <w:b/>
-          <w:bCs/>
-        </w:rPr>
-        <w:t>要点：</w:t>
-      </w:r>
-    </w:p>
-    <w:p>
-      <w:pPr>
-        <w:rPr>
-          <w:rFonts w:hint="eastAsia"/>
-          <w:b/>
-          <w:bCs/>
-        </w:rPr>
-      </w:pPr>
-      <w:r>
-        <w:rPr>
-          <w:rFonts w:hint="eastAsia"/>
-          <w:b/>
-          <w:bCs/>
-        </w:rPr>
-        <w:t>•</w:t>
-      </w:r>
-      <w:r>
-        <w:rPr>
-          <w:rFonts w:hint="eastAsia"/>
-          <w:b/>
-          <w:bCs/>
-        </w:rPr>
-        <w:t xml:space="preserve"> </w:t>
-      </w:r>
-      <w:r>
-        <w:rPr>
-          <w:rFonts w:hint="eastAsia"/>
-          <w:b/>
-          <w:bCs/>
-        </w:rPr>
-        <w:t>更适合多页面、多模块、多层级信息组织</w:t>
-      </w:r>
-    </w:p>
-    <w:p>
-      <w:pPr>
-        <w:rPr>
-          <w:rFonts w:hint="eastAsia"/>
-          <w:b/>
-          <w:bCs/>
-        </w:rPr>
-      </w:pPr>
-      <w:r>
-        <w:rPr>
-          <w:rFonts w:hint="eastAsia"/>
-          <w:b/>
-          <w:bCs/>
-        </w:rPr>
-        <w:t>•</w:t>
-      </w:r>
-      <w:r>
-        <w:rPr>
-          <w:rFonts w:hint="eastAsia"/>
-          <w:b/>
-          <w:bCs/>
-        </w:rPr>
-        <w:t xml:space="preserve"> </w:t>
-      </w:r>
-      <w:r>
-        <w:rPr>
-          <w:rFonts w:hint="eastAsia"/>
-          <w:b/>
-          <w:bCs/>
-        </w:rPr>
-        <w:t>同时兼顾内容展示与交互体验</w:t>
-      </w:r>
-    </w:p>
-    <w:p>
-      <w:pPr>
-        <w:rPr>
-          <w:rFonts w:hint="eastAsia"/>
-          <w:b/>
-          <w:bCs/>
-        </w:rPr>
-      </w:pPr>
-      <w:r>
-        <w:rPr>
-          <w:rFonts w:hint="eastAsia"/>
-          <w:b/>
-          <w:bCs/>
-        </w:rPr>
-        <w:t>•</w:t>
-      </w:r>
-      <w:r>
-        <w:rPr>
-          <w:rFonts w:hint="eastAsia"/>
-          <w:b/>
-          <w:bCs/>
-        </w:rPr>
-        <w:t xml:space="preserve"> </w:t>
-      </w:r>
-      <w:r>
-        <w:rPr>
-          <w:rFonts w:hint="eastAsia"/>
-          <w:b/>
-          <w:bCs/>
-        </w:rPr>
-        <w:t>无需下载安装，便于测试、展示与推广</w:t>
-      </w:r>
-    </w:p>
-    <w:p>
-      <w:pPr>
-        <w:rPr>
-          <w:rFonts w:hint="eastAsia"/>
-          <w:b/>
-          <w:bCs/>
-        </w:rPr>
-      </w:pPr>
-      <w:r>
-        <w:rPr>
-          <w:rFonts w:hint="eastAsia"/>
-          <w:b/>
-          <w:bCs/>
-        </w:rPr>
-        <w:t>•</w:t>
-      </w:r>
-      <w:r>
-        <w:rPr>
-          <w:rFonts w:hint="eastAsia"/>
-          <w:b/>
-          <w:bCs/>
-        </w:rPr>
-        <w:t xml:space="preserve"> </w:t>
-      </w:r>
-      <w:r>
-        <w:rPr>
-          <w:rFonts w:hint="eastAsia"/>
-          <w:b/>
-          <w:bCs/>
-        </w:rPr>
-        <w:t>更适合多人协作开发与后期调整</w:t>
-      </w:r>
-    </w:p>
-    <w:p>
-      <w:pPr>
-        <w:rPr>
-          <w:b/>
-          <w:bCs/>
-        </w:rPr>
+    </w:p>
+    <w:p>
+      <w:pPr>
+        <w:spacing w:before="80" w:after="80"/>
       </w:pPr>
       <w:r>
         <w:rPr>
           <w:rFonts w:hint="eastAsia"/>
           <w:noProof/>
         </w:rPr>
+        <w:lastRenderedPageBreak/>
         <w:drawing>
-          <wp:inline distT="0" distB="0" distL="0" distR="0" wp14:anchorId="0C7124DA" wp14:editId="6EC337D8">
-            <wp:extent cx="2754086" cy="3223619"/>
-            <wp:effectExtent l="0" t="0" r="0" b="0"/>
-            <wp:docPr id="126008874" name="图片 8" descr="r/meme - I also use the mobile reddit website."/>
-            <wp:cNvGraphicFramePr>
-              <a:graphicFrameLocks xmlns:a="http://schemas.openxmlformats.org/drawingml/2006/main" noChangeAspect="1"/>
-            </wp:cNvGraphicFramePr>
-            <a:graphic xmlns:a="http://schemas.openxmlformats.org/drawingml/2006/main">
-              <a:graphicData uri="http://schemas.openxmlformats.org/drawingml/2006/picture">
-                <pic:pic xmlns:pic="http://schemas.openxmlformats.org/drawingml/2006/picture">
-                  <pic:nvPicPr>
-                    <pic:cNvPr id="0" name="Picture 15" descr="r/meme - I also use the mobile reddit website."/>
-                    <pic:cNvPicPr>
-                      <a:picLocks noChangeAspect="1" noChangeArrowheads="1"/>
-                    </pic:cNvPicPr>
-                  </pic:nvPicPr>
-                  <pic:blipFill>
-                    <a:blip r:embed="rId7">
-                      <a:extLst>
-                        <a:ext uri="{28A0092B-C50C-407E-A947-70E740481C1C}">
-                          <a14:useLocalDpi xmlns:a14="http://schemas.microsoft.com/office/drawing/2010/main" val="0"/>
-                        </a:ext>
-                      </a:extLst>
-                    </a:blip>
-                    <a:srcRect/>
-                    <a:stretch>
-                      <a:fillRect/>
-                    </a:stretch>
-                  </pic:blipFill>
-                  <pic:spPr bwMode="auto">
-                    <a:xfrm>
-                      <a:off x="0" y="0"/>
-                      <a:ext cx="2757485" cy="3227597"/>
-                    </a:xfrm>
-                    <a:prstGeom prst="rect">
-                      <a:avLst/>
-                    </a:prstGeom>
-                    <a:noFill/>
-                    <a:ln>
-                      <a:noFill/>
-                    </a:ln>
-                  </pic:spPr>
-                </pic:pic>
-              </a:graphicData>
-            </a:graphic>
-          </wp:inline>
-        </w:drawing>
-      </w:r>
-    </w:p>
-    <w:p>
-      <w:pPr>
-        <w:rPr>
-          <w:b/>
-          <w:bCs/>
-        </w:rPr>
-      </w:pPr>
-    </w:p>
-    <w:p>
-      <w:pPr>
-        <w:rPr>
-          <w:rFonts w:hint="eastAsia"/>
-          <w:b/>
-          <w:bCs/>
-        </w:rPr>
-      </w:pPr>
-      <w:r>
-        <w:rPr>
-          <w:rFonts w:hint="eastAsia"/>
-          <w:b/>
-          <w:bCs/>
-        </w:rPr>
-        <w:t>第</w:t>
-      </w:r>
-      <w:r>
-        <w:rPr>
-          <w:rFonts w:hint="eastAsia"/>
-          <w:b/>
-          <w:bCs/>
-        </w:rPr>
-        <w:t>2</w:t>
-      </w:r>
-      <w:r>
-        <w:rPr>
-          <w:rFonts w:hint="eastAsia"/>
-          <w:b/>
-          <w:bCs/>
-        </w:rPr>
-        <w:t>页</w:t>
-      </w:r>
-    </w:p>
-    <w:p>
-      <w:pPr>
-        <w:rPr>
-          <w:rFonts w:hint="eastAsia"/>
-          <w:b/>
-          <w:bCs/>
-        </w:rPr>
-      </w:pPr>
-      <w:r>
-        <w:rPr>
-          <w:rFonts w:hint="eastAsia"/>
-          <w:b/>
-          <w:bCs/>
-        </w:rPr>
-        <w:t>标题：网页系统整合了项目的主要功能模块</w:t>
-      </w:r>
-    </w:p>
-    <w:p>
-      <w:pPr>
-        <w:rPr>
-          <w:b/>
-          <w:bCs/>
-        </w:rPr>
-      </w:pPr>
-    </w:p>
-    <w:p>
-      <w:pPr>
-        <w:rPr>
-          <w:rFonts w:hint="eastAsia"/>
-          <w:b/>
-          <w:bCs/>
-        </w:rPr>
-      </w:pPr>
-      <w:r>
-        <w:rPr>
-          <w:rFonts w:hint="eastAsia"/>
-          <w:b/>
-          <w:bCs/>
-        </w:rPr>
-        <w:t>模块：</w:t>
-      </w:r>
-    </w:p>
-    <w:p>
-      <w:pPr>
-        <w:rPr>
-          <w:rFonts w:hint="eastAsia"/>
-          <w:b/>
-          <w:bCs/>
-        </w:rPr>
-      </w:pPr>
-      <w:r>
-        <w:rPr>
-          <w:rFonts w:hint="eastAsia"/>
-          <w:b/>
-          <w:bCs/>
-        </w:rPr>
-        <w:t>•</w:t>
-      </w:r>
-      <w:r>
-        <w:rPr>
-          <w:rFonts w:hint="eastAsia"/>
-          <w:b/>
-          <w:bCs/>
-        </w:rPr>
-        <w:t xml:space="preserve"> </w:t>
-      </w:r>
-      <w:r>
-        <w:rPr>
-          <w:rFonts w:hint="eastAsia"/>
-          <w:b/>
-          <w:bCs/>
-        </w:rPr>
-        <w:t>科普内容</w:t>
-      </w:r>
-    </w:p>
-    <w:p>
-      <w:pPr>
-        <w:rPr>
-          <w:rFonts w:hint="eastAsia"/>
-          <w:b/>
-          <w:bCs/>
-        </w:rPr>
-      </w:pPr>
-      <w:r>
-        <w:rPr>
-          <w:rFonts w:hint="eastAsia"/>
-          <w:b/>
-          <w:bCs/>
-        </w:rPr>
-        <w:t>•</w:t>
-      </w:r>
-      <w:r>
-        <w:rPr>
-          <w:rFonts w:hint="eastAsia"/>
-          <w:b/>
-          <w:bCs/>
-        </w:rPr>
-        <w:t xml:space="preserve"> </w:t>
-      </w:r>
-      <w:r>
-        <w:rPr>
-          <w:rFonts w:hint="eastAsia"/>
-          <w:b/>
-          <w:bCs/>
-        </w:rPr>
-        <w:t>活动系统</w:t>
-      </w:r>
-    </w:p>
-    <w:p>
-      <w:pPr>
-        <w:rPr>
-          <w:rFonts w:hint="eastAsia"/>
-          <w:b/>
-          <w:bCs/>
-        </w:rPr>
-      </w:pPr>
-      <w:r>
-        <w:rPr>
-          <w:rFonts w:hint="eastAsia"/>
-          <w:b/>
-          <w:bCs/>
-        </w:rPr>
-        <w:lastRenderedPageBreak/>
-        <w:t>•</w:t>
-      </w:r>
-      <w:r>
-        <w:rPr>
-          <w:rFonts w:hint="eastAsia"/>
-          <w:b/>
-          <w:bCs/>
-        </w:rPr>
-        <w:t xml:space="preserve"> </w:t>
-      </w:r>
-      <w:r>
-        <w:rPr>
-          <w:rFonts w:hint="eastAsia"/>
-          <w:b/>
-          <w:bCs/>
-        </w:rPr>
-        <w:t>积分机制</w:t>
-      </w:r>
-    </w:p>
-    <w:p>
-      <w:pPr>
-        <w:rPr>
-          <w:rFonts w:hint="eastAsia"/>
-          <w:b/>
-          <w:bCs/>
-        </w:rPr>
-      </w:pPr>
-      <w:r>
-        <w:rPr>
-          <w:rFonts w:hint="eastAsia"/>
-          <w:b/>
-          <w:bCs/>
-        </w:rPr>
-        <w:t>•</w:t>
-      </w:r>
-      <w:r>
-        <w:rPr>
-          <w:rFonts w:hint="eastAsia"/>
-          <w:b/>
-          <w:bCs/>
-        </w:rPr>
-        <w:t xml:space="preserve"> </w:t>
-      </w:r>
-      <w:r>
-        <w:rPr>
-          <w:rFonts w:hint="eastAsia"/>
-          <w:b/>
-          <w:bCs/>
-        </w:rPr>
-        <w:t>管理后台</w:t>
-      </w:r>
-    </w:p>
-    <w:p>
-      <w:pPr>
-        <w:rPr>
-          <w:rFonts w:hint="eastAsia"/>
-          <w:b/>
-          <w:bCs/>
-        </w:rPr>
-      </w:pPr>
-      <w:r>
-        <w:rPr>
-          <w:rFonts w:hint="eastAsia"/>
-          <w:b/>
-          <w:bCs/>
-        </w:rPr>
-        <w:t>•</w:t>
-      </w:r>
-      <w:r>
-        <w:rPr>
-          <w:rFonts w:hint="eastAsia"/>
-          <w:b/>
-          <w:bCs/>
-        </w:rPr>
-        <w:t xml:space="preserve"> </w:t>
-      </w:r>
-      <w:proofErr w:type="gramStart"/>
-      <w:r>
-        <w:rPr>
-          <w:rFonts w:hint="eastAsia"/>
-          <w:b/>
-          <w:bCs/>
-        </w:rPr>
-        <w:t>碳交易</w:t>
-      </w:r>
-      <w:proofErr w:type="gramEnd"/>
-      <w:r>
-        <w:rPr>
-          <w:rFonts w:hint="eastAsia"/>
-          <w:b/>
-          <w:bCs/>
-        </w:rPr>
-        <w:t>卡牌游戏</w:t>
-      </w:r>
-    </w:p>
-    <w:p>
-      <w:pPr>
-        <w:rPr>
-          <w:b/>
-          <w:bCs/>
-        </w:rPr>
-      </w:pPr>
-    </w:p>
-    <w:p>
-      <w:pPr>
-        <w:rPr>
-          <w:rFonts w:hint="eastAsia"/>
-          <w:b/>
-          <w:bCs/>
-        </w:rPr>
-      </w:pPr>
-      <w:r>
-        <w:rPr>
-          <w:rFonts w:hint="eastAsia"/>
-          <w:b/>
-          <w:bCs/>
-        </w:rPr>
-        <w:t>总结：</w:t>
-      </w:r>
-    </w:p>
-    <w:p>
-      <w:pPr>
-        <w:rPr>
-          <w:rFonts w:hint="eastAsia"/>
-          <w:b/>
-          <w:bCs/>
-        </w:rPr>
-      </w:pPr>
-      <w:r>
-        <w:rPr>
-          <w:rFonts w:hint="eastAsia"/>
-          <w:b/>
-          <w:bCs/>
-        </w:rPr>
-        <w:t>把传播、体验、参与</w:t>
-      </w:r>
-      <w:proofErr w:type="gramStart"/>
-      <w:r>
-        <w:rPr>
-          <w:rFonts w:hint="eastAsia"/>
-          <w:b/>
-          <w:bCs/>
-        </w:rPr>
-        <w:t>与</w:t>
-      </w:r>
-      <w:proofErr w:type="gramEnd"/>
-      <w:r>
-        <w:rPr>
-          <w:rFonts w:hint="eastAsia"/>
-          <w:b/>
-          <w:bCs/>
-        </w:rPr>
-        <w:t>运营</w:t>
-      </w:r>
-      <w:r>
-        <w:rPr>
-          <w:rFonts w:hint="eastAsia"/>
-          <w:b/>
-          <w:bCs/>
-        </w:rPr>
-        <w:t>放到同一个系统中进行组织</w:t>
-      </w:r>
-    </w:p>
-    <w:p>
-      <w:pPr>
-        <w:rPr>
-          <w:b/>
-          <w:bCs/>
-        </w:rPr>
-      </w:pPr>
-    </w:p>
-    <w:p>
-      <w:pPr>
-        <w:rPr>
-          <w:b/>
-          <w:bCs/>
-        </w:rPr>
-      </w:pPr>
-    </w:p>
-    <w:p>
-      <w:pPr>
-        <w:rPr>
-          <w:rFonts w:hint="eastAsia"/>
-          <w:b/>
-          <w:bCs/>
-        </w:rPr>
-      </w:pPr>
-      <w:r>
-        <w:rPr>
-          <w:rFonts w:hint="eastAsia"/>
-          <w:b/>
-          <w:bCs/>
-        </w:rPr>
-        <w:t>第</w:t>
-      </w:r>
-      <w:r>
-        <w:rPr>
-          <w:rFonts w:hint="eastAsia"/>
-          <w:b/>
-          <w:bCs/>
-        </w:rPr>
-        <w:t>3</w:t>
-      </w:r>
-      <w:r>
-        <w:rPr>
-          <w:rFonts w:hint="eastAsia"/>
-          <w:b/>
-          <w:bCs/>
-        </w:rPr>
-        <w:t>页</w:t>
-      </w:r>
-    </w:p>
-    <w:p>
-      <w:pPr>
-        <w:rPr>
-          <w:rFonts w:hint="eastAsia"/>
-          <w:b/>
-          <w:bCs/>
-        </w:rPr>
-      </w:pPr>
-      <w:r>
-        <w:rPr>
-          <w:rFonts w:hint="eastAsia"/>
-          <w:b/>
-          <w:bCs/>
-        </w:rPr>
-        <w:t>标题：前后端协同支撑平台运行</w:t>
-      </w:r>
-    </w:p>
-    <w:p>
-      <w:pPr>
-        <w:rPr>
-          <w:b/>
-          <w:bCs/>
-        </w:rPr>
-      </w:pPr>
-    </w:p>
-    <w:p>
-      <w:pPr>
-        <w:rPr>
-          <w:rFonts w:hint="eastAsia"/>
-          <w:b/>
-          <w:bCs/>
-        </w:rPr>
-      </w:pPr>
-      <w:r>
-        <w:rPr>
-          <w:rFonts w:hint="eastAsia"/>
-          <w:b/>
-          <w:bCs/>
-        </w:rPr>
-        <w:t>技术组合：</w:t>
-      </w:r>
-    </w:p>
-    <w:p>
-      <w:pPr>
-        <w:rPr>
-          <w:rFonts w:hint="eastAsia"/>
-          <w:b/>
-          <w:bCs/>
-        </w:rPr>
-      </w:pPr>
-      <w:r>
-        <w:rPr>
-          <w:rFonts w:hint="eastAsia"/>
-          <w:b/>
-          <w:bCs/>
-        </w:rPr>
-        <w:t>•</w:t>
-      </w:r>
-      <w:r>
-        <w:rPr>
-          <w:rFonts w:hint="eastAsia"/>
-          <w:b/>
-          <w:bCs/>
-        </w:rPr>
-        <w:t xml:space="preserve"> Frontend</w:t>
-      </w:r>
-      <w:r>
-        <w:rPr>
-          <w:rFonts w:hint="eastAsia"/>
-          <w:b/>
-          <w:bCs/>
-        </w:rPr>
-        <w:t>：</w:t>
-      </w:r>
-      <w:r>
-        <w:rPr>
-          <w:rFonts w:hint="eastAsia"/>
-          <w:b/>
-          <w:bCs/>
-        </w:rPr>
-        <w:t>Next.js</w:t>
-      </w:r>
-    </w:p>
-    <w:p>
-      <w:pPr>
-        <w:rPr>
-          <w:rFonts w:hint="eastAsia"/>
-          <w:b/>
-          <w:bCs/>
-        </w:rPr>
-      </w:pPr>
-      <w:r>
-        <w:rPr>
-          <w:rFonts w:hint="eastAsia"/>
-          <w:b/>
-          <w:bCs/>
-        </w:rPr>
-        <w:t>•</w:t>
-      </w:r>
-      <w:r>
-        <w:rPr>
-          <w:rFonts w:hint="eastAsia"/>
-          <w:b/>
-          <w:bCs/>
-        </w:rPr>
-        <w:t xml:space="preserve"> Backend</w:t>
-      </w:r>
-      <w:r>
-        <w:rPr>
-          <w:rFonts w:hint="eastAsia"/>
-          <w:b/>
-          <w:bCs/>
-        </w:rPr>
-        <w:t>：</w:t>
-      </w:r>
-      <w:r>
-        <w:rPr>
-          <w:rFonts w:hint="eastAsia"/>
-          <w:b/>
-          <w:bCs/>
-        </w:rPr>
-        <w:t>Spring Boot</w:t>
-      </w:r>
-    </w:p>
-    <w:p>
-      <w:pPr>
-        <w:rPr>
-          <w:rFonts w:hint="eastAsia"/>
-          <w:b/>
-          <w:bCs/>
-        </w:rPr>
-      </w:pPr>
-      <w:r>
-        <w:rPr>
-          <w:rFonts w:hint="eastAsia"/>
-          <w:b/>
-          <w:bCs/>
-        </w:rPr>
-        <w:t>•</w:t>
-      </w:r>
-      <w:r>
-        <w:rPr>
-          <w:rFonts w:hint="eastAsia"/>
-          <w:b/>
-          <w:bCs/>
-        </w:rPr>
-        <w:t xml:space="preserve"> </w:t>
-      </w:r>
-      <w:r>
-        <w:rPr>
-          <w:rFonts w:hint="eastAsia"/>
-          <w:b/>
-          <w:bCs/>
-        </w:rPr>
-        <w:t>前后端分离</w:t>
-      </w:r>
-    </w:p>
-    <w:p>
-      <w:pPr>
-        <w:rPr>
-          <w:rFonts w:hint="eastAsia"/>
-          <w:b/>
-          <w:bCs/>
-        </w:rPr>
-      </w:pPr>
-      <w:r>
-        <w:rPr>
-          <w:rFonts w:hint="eastAsia"/>
-          <w:b/>
-          <w:bCs/>
-        </w:rPr>
-        <w:t>•</w:t>
-      </w:r>
-      <w:r>
-        <w:rPr>
-          <w:rFonts w:hint="eastAsia"/>
-          <w:b/>
-          <w:bCs/>
-        </w:rPr>
-        <w:t xml:space="preserve"> </w:t>
-      </w:r>
-      <w:r>
-        <w:rPr>
-          <w:rFonts w:hint="eastAsia"/>
-          <w:b/>
-          <w:bCs/>
-        </w:rPr>
-        <w:t>多人协作开发</w:t>
-      </w:r>
-    </w:p>
-    <w:p>
-      <w:pPr>
-        <w:rPr>
-          <w:rFonts w:hint="eastAsia"/>
-          <w:b/>
-          <w:bCs/>
-        </w:rPr>
-      </w:pPr>
-      <w:r>
-        <w:rPr>
-          <w:rFonts w:hint="eastAsia"/>
-          <w:b/>
-          <w:bCs/>
-        </w:rPr>
-        <w:t>•</w:t>
-      </w:r>
-      <w:r>
-        <w:rPr>
-          <w:rFonts w:hint="eastAsia"/>
-          <w:b/>
-          <w:bCs/>
-        </w:rPr>
-        <w:t xml:space="preserve"> </w:t>
-      </w:r>
-      <w:r>
-        <w:rPr>
-          <w:rFonts w:hint="eastAsia"/>
-          <w:b/>
-          <w:bCs/>
-        </w:rPr>
-        <w:t>多</w:t>
-      </w:r>
-      <w:r>
-        <w:rPr>
-          <w:rFonts w:hint="eastAsia"/>
-          <w:b/>
-          <w:bCs/>
-        </w:rPr>
-        <w:t xml:space="preserve"> agent </w:t>
-      </w:r>
-      <w:r>
-        <w:rPr>
-          <w:rFonts w:hint="eastAsia"/>
-          <w:b/>
-          <w:bCs/>
-        </w:rPr>
-        <w:t>并行开发</w:t>
-      </w:r>
-    </w:p>
-    <w:p>
-      <w:pPr>
-        <w:rPr>
-          <w:rFonts w:hint="eastAsia"/>
-          <w:b/>
-          <w:bCs/>
-        </w:rPr>
-      </w:pPr>
-      <w:r>
-        <w:rPr>
-          <w:rFonts w:hint="eastAsia"/>
-          <w:b/>
-          <w:bCs/>
-        </w:rPr>
-        <w:t>•</w:t>
-      </w:r>
-      <w:r>
-        <w:rPr>
-          <w:rFonts w:hint="eastAsia"/>
-          <w:b/>
-          <w:bCs/>
-        </w:rPr>
-        <w:t xml:space="preserve"> </w:t>
-      </w:r>
-      <w:r>
-        <w:rPr>
-          <w:rFonts w:hint="eastAsia"/>
-          <w:b/>
-          <w:bCs/>
-        </w:rPr>
-        <w:t>便于维护、调整和扩展</w:t>
-      </w:r>
-    </w:p>
-    <w:p>
-      <w:pPr>
-        <w:rPr>
-          <w:b/>
-          <w:bCs/>
-        </w:rPr>
-      </w:pPr>
-    </w:p>
-    <w:p>
-      <w:pPr>
-        <w:rPr>
-          <w:b/>
-          <w:bCs/>
-        </w:rPr>
-      </w:pPr>
-    </w:p>
-    <w:p>
-      <w:pPr>
-        <w:rPr>
-          <w:rFonts w:hint="eastAsia"/>
-          <w:b/>
-          <w:bCs/>
-        </w:rPr>
-      </w:pPr>
-      <w:r>
-        <w:rPr>
-          <w:rFonts w:hint="eastAsia"/>
-          <w:b/>
-          <w:bCs/>
-        </w:rPr>
-        <w:t>第</w:t>
-      </w:r>
-      <w:r>
-        <w:rPr>
-          <w:rFonts w:hint="eastAsia"/>
-          <w:b/>
-          <w:bCs/>
-        </w:rPr>
-        <w:t>4</w:t>
-      </w:r>
-      <w:r>
-        <w:rPr>
-          <w:rFonts w:hint="eastAsia"/>
-          <w:b/>
-          <w:bCs/>
-        </w:rPr>
-        <w:t>页</w:t>
-      </w:r>
-    </w:p>
-    <w:p>
-      <w:pPr>
-        <w:rPr>
-          <w:rFonts w:hint="eastAsia"/>
-          <w:b/>
-          <w:bCs/>
-        </w:rPr>
-      </w:pPr>
-      <w:r>
-        <w:rPr>
-          <w:rFonts w:hint="eastAsia"/>
-          <w:b/>
-          <w:bCs/>
-        </w:rPr>
-        <w:t>标题：为什么选择</w:t>
-      </w:r>
-      <w:r>
-        <w:rPr>
-          <w:rFonts w:hint="eastAsia"/>
-          <w:b/>
-          <w:bCs/>
-        </w:rPr>
-        <w:t xml:space="preserve"> AI </w:t>
-      </w:r>
-      <w:r>
-        <w:rPr>
-          <w:rFonts w:hint="eastAsia"/>
-          <w:b/>
-          <w:bCs/>
-        </w:rPr>
-        <w:t>编程</w:t>
-      </w:r>
-    </w:p>
-    <w:p>
-      <w:pPr>
-        <w:rPr>
-          <w:b/>
-          <w:bCs/>
-        </w:rPr>
-      </w:pPr>
-    </w:p>
-    <w:p>
-      <w:pPr>
-        <w:rPr>
-          <w:rFonts w:hint="eastAsia"/>
-          <w:b/>
-          <w:bCs/>
-        </w:rPr>
-      </w:pPr>
-      <w:r>
-        <w:rPr>
-          <w:rFonts w:hint="eastAsia"/>
-          <w:b/>
-          <w:bCs/>
-        </w:rPr>
-        <w:t>原因：</w:t>
-      </w:r>
-    </w:p>
-    <w:p>
-      <w:pPr>
-        <w:rPr>
-          <w:rFonts w:hint="eastAsia"/>
-          <w:b/>
-          <w:bCs/>
-        </w:rPr>
-      </w:pPr>
-      <w:r>
-        <w:rPr>
-          <w:rFonts w:hint="eastAsia"/>
-          <w:b/>
-          <w:bCs/>
-        </w:rPr>
-        <w:t>•</w:t>
-      </w:r>
-      <w:r>
-        <w:rPr>
-          <w:rFonts w:hint="eastAsia"/>
-          <w:b/>
-          <w:bCs/>
-        </w:rPr>
-        <w:t xml:space="preserve"> </w:t>
-      </w:r>
-      <w:r>
-        <w:rPr>
-          <w:rFonts w:hint="eastAsia"/>
-          <w:b/>
-          <w:bCs/>
-        </w:rPr>
-        <w:t>更适合高密度迭代开发</w:t>
-      </w:r>
-    </w:p>
-    <w:p>
-      <w:pPr>
-        <w:rPr>
-          <w:rFonts w:hint="eastAsia"/>
-          <w:b/>
-          <w:bCs/>
-        </w:rPr>
-      </w:pPr>
-      <w:r>
-        <w:rPr>
-          <w:rFonts w:hint="eastAsia"/>
-          <w:b/>
-          <w:bCs/>
-        </w:rPr>
-        <w:lastRenderedPageBreak/>
-        <w:t>•</w:t>
-      </w:r>
-      <w:r>
-        <w:rPr>
-          <w:rFonts w:hint="eastAsia"/>
-          <w:b/>
-          <w:bCs/>
-        </w:rPr>
-        <w:t xml:space="preserve"> </w:t>
-      </w:r>
-      <w:r>
-        <w:rPr>
-          <w:rFonts w:hint="eastAsia"/>
-          <w:b/>
-          <w:bCs/>
-        </w:rPr>
-        <w:t>更适合多模块并行推进</w:t>
-      </w:r>
-    </w:p>
-    <w:p>
-      <w:pPr>
-        <w:rPr>
-          <w:rFonts w:hint="eastAsia"/>
-          <w:b/>
-          <w:bCs/>
-        </w:rPr>
-      </w:pPr>
-      <w:r>
-        <w:rPr>
-          <w:rFonts w:hint="eastAsia"/>
-          <w:b/>
-          <w:bCs/>
-        </w:rPr>
-        <w:t>•</w:t>
-      </w:r>
-      <w:r>
-        <w:rPr>
-          <w:rFonts w:hint="eastAsia"/>
-          <w:b/>
-          <w:bCs/>
-        </w:rPr>
-        <w:t xml:space="preserve"> </w:t>
-      </w:r>
-      <w:r>
-        <w:rPr>
-          <w:rFonts w:hint="eastAsia"/>
-          <w:b/>
-          <w:bCs/>
-        </w:rPr>
-        <w:t>更符合我在开发中的实际经验</w:t>
-      </w:r>
-    </w:p>
-    <w:p>
-      <w:pPr>
-        <w:rPr>
-          <w:b/>
-          <w:bCs/>
-        </w:rPr>
-      </w:pPr>
-    </w:p>
-    <w:p>
-      <w:pPr>
-        <w:rPr>
-          <w:b/>
-          <w:bCs/>
-        </w:rPr>
-      </w:pPr>
-      <w:r>
-        <w:rPr>
-          <w:rFonts w:hint="eastAsia"/>
-          <w:noProof/>
-        </w:rPr>
-        <w:drawing>
-          <wp:inline distT="0" distB="0" distL="0" distR="0" wp14:anchorId="11872310" wp14:editId="60C8ECF2">
+          <wp:inline distT="0" distB="0" distL="0" distR="0" wp14:anchorId="6A87185F" wp14:editId="0D2E2889">
             <wp:extent cx="5486400" cy="5861050"/>
             <wp:effectExtent l="0" t="0" r="0" b="0"/>
             <wp:docPr id="364703496" name="图片 7" descr="Very Accurate"/>
@@ -1172,7 +201,7 @@
                     </pic:cNvPicPr>
                   </pic:nvPicPr>
                   <pic:blipFill>
-                    <a:blip r:embed="rId8">
+                    <a:blip r:embed="rId7">
                       <a:extLst>
                         <a:ext uri="{28A0092B-C50C-407E-A947-70E740481C1C}">
                           <a14:useLocalDpi xmlns:a14="http://schemas.microsoft.com/office/drawing/2010/main" val="0"/>
@@ -1206,53 +235,1517 @@
     </w:p>
     <w:p>
       <w:pPr>
+        <w:pStyle w:val="2"/>
+      </w:pPr>
+      <w:r>
         <w:rPr>
-          <w:rFonts w:hint="eastAsia"/>
+          <w:rFonts w:ascii="Arial" w:eastAsia="Arial" w:hAnsi="Arial" w:cs="Arial"/>
           <w:b/>
           <w:bCs/>
+          <w:sz w:val="26"/>
+          <w:szCs w:val="26"/>
         </w:rPr>
+        <w:t>原因</w:t>
+      </w:r>
+    </w:p>
+    <w:p>
+      <w:pPr>
+        <w:spacing w:before="80" w:after="80"/>
       </w:pPr>
       <w:r>
         <w:rPr>
-          <w:rFonts w:hint="eastAsia"/>
+          <w:rFonts w:ascii="Arial" w:eastAsia="Arial" w:hAnsi="Arial" w:cs="Arial"/>
+          <w:sz w:val="21"/>
+          <w:szCs w:val="21"/>
+        </w:rPr>
+        <w:t>• 更适合高密度迭代开发</w:t>
+      </w:r>
+    </w:p>
+    <w:p>
+      <w:pPr>
+        <w:spacing w:before="80" w:after="80"/>
+      </w:pPr>
+      <w:r>
+        <w:rPr>
+          <w:rFonts w:ascii="Arial" w:eastAsia="Arial" w:hAnsi="Arial" w:cs="Arial"/>
+          <w:sz w:val="21"/>
+          <w:szCs w:val="21"/>
+        </w:rPr>
+        <w:t>• 更适合多模块并行推进</w:t>
+      </w:r>
+    </w:p>
+    <w:p>
+      <w:pPr>
+        <w:spacing w:before="80" w:after="80"/>
+      </w:pPr>
+      <w:r>
+        <w:rPr>
+          <w:rFonts w:ascii="Arial" w:eastAsia="Arial" w:hAnsi="Arial" w:cs="Arial"/>
+          <w:sz w:val="21"/>
+          <w:szCs w:val="21"/>
+        </w:rPr>
+        <w:t>• 降低了开发的门槛</w:t>
+      </w:r>
+    </w:p>
+    <w:p>
+      <w:pPr>
+        <w:spacing w:before="80" w:after="80"/>
+      </w:pPr>
+    </w:p>
+    <w:p>
+      <w:pPr>
+        <w:pStyle w:val="2"/>
+      </w:pPr>
+      <w:r>
+        <w:rPr>
+          <w:rFonts w:ascii="Arial" w:eastAsia="Arial" w:hAnsi="Arial" w:cs="Arial"/>
           <w:b/>
           <w:bCs/>
+          <w:sz w:val="26"/>
+          <w:szCs w:val="26"/>
         </w:rPr>
-        <w:t>第</w:t>
+        <w:t>团队分工</w:t>
       </w:r>
+    </w:p>
+    <w:tbl>
+      <w:tblPr>
+        <w:tblW w:w="9360" w:type="dxa"/>
+        <w:tblBorders>
+          <w:top w:val="single" w:sz="4" w:space="0" w:color="auto"/>
+          <w:left w:val="single" w:sz="4" w:space="0" w:color="auto"/>
+          <w:bottom w:val="single" w:sz="4" w:space="0" w:color="auto"/>
+          <w:right w:val="single" w:sz="4" w:space="0" w:color="auto"/>
+          <w:insideH w:val="single" w:sz="4" w:space="0" w:color="auto"/>
+          <w:insideV w:val="single" w:sz="4" w:space="0" w:color="auto"/>
+        </w:tblBorders>
+        <w:tblCellMar>
+          <w:left w:w="10" w:type="dxa"/>
+          <w:right w:w="10" w:type="dxa"/>
+        </w:tblCellMar>
+        <w:tblLook w:val="04A0" w:firstRow="1" w:lastRow="0" w:firstColumn="1" w:lastColumn="0" w:noHBand="0" w:noVBand="1"/>
+      </w:tblPr>
+      <w:tblGrid>
+        <w:gridCol w:w="1500"/>
+        <w:gridCol w:w="3930"/>
+        <w:gridCol w:w="3930"/>
+      </w:tblGrid>
+      <w:tr>
+        <w:tblPrEx>
+          <w:tblCellMar>
+            <w:top w:w="0" w:type="dxa"/>
+            <w:bottom w:w="0" w:type="dxa"/>
+          </w:tblCellMar>
+        </w:tblPrEx>
+        <w:tc>
+          <w:tcPr>
+            <w:tcW w:w="1500" w:type="dxa"/>
+            <w:tcBorders>
+              <w:top w:val="single" w:sz="1" w:space="0" w:color="999999"/>
+              <w:left w:val="single" w:sz="1" w:space="0" w:color="999999"/>
+              <w:bottom w:val="single" w:sz="1" w:space="0" w:color="999999"/>
+              <w:right w:val="single" w:sz="1" w:space="0" w:color="999999"/>
+            </w:tcBorders>
+            <w:shd w:val="clear" w:color="auto" w:fill="2D5F2D"/>
+            <w:tcMar>
+              <w:top w:w="60" w:type="dxa"/>
+              <w:left w:w="100" w:type="dxa"/>
+              <w:bottom w:w="60" w:type="dxa"/>
+              <w:right w:w="100" w:type="dxa"/>
+            </w:tcMar>
+            <w:vAlign w:val="center"/>
+          </w:tcPr>
+          <w:p>
+            <w:pPr>
+              <w:jc w:val="center"/>
+            </w:pPr>
+          </w:p>
+        </w:tc>
+        <w:tc>
+          <w:tcPr>
+            <w:tcW w:w="3930" w:type="dxa"/>
+            <w:tcBorders>
+              <w:top w:val="single" w:sz="1" w:space="0" w:color="999999"/>
+              <w:left w:val="single" w:sz="1" w:space="0" w:color="999999"/>
+              <w:bottom w:val="single" w:sz="1" w:space="0" w:color="999999"/>
+              <w:right w:val="single" w:sz="1" w:space="0" w:color="999999"/>
+            </w:tcBorders>
+            <w:shd w:val="clear" w:color="auto" w:fill="2D5F2D"/>
+            <w:tcMar>
+              <w:top w:w="60" w:type="dxa"/>
+              <w:left w:w="100" w:type="dxa"/>
+              <w:bottom w:w="60" w:type="dxa"/>
+              <w:right w:w="100" w:type="dxa"/>
+            </w:tcMar>
+            <w:vAlign w:val="center"/>
+          </w:tcPr>
+          <w:p>
+            <w:pPr>
+              <w:jc w:val="center"/>
+            </w:pPr>
+            <w:r>
+              <w:rPr>
+                <w:rFonts w:ascii="Arial" w:eastAsia="Arial" w:hAnsi="Arial" w:cs="Arial"/>
+                <w:b/>
+                <w:bCs/>
+                <w:color w:val="FFFFFF"/>
+                <w:sz w:val="20"/>
+                <w:szCs w:val="20"/>
+              </w:rPr>
+              <w:t>陈陶</w:t>
+            </w:r>
+          </w:p>
+        </w:tc>
+        <w:tc>
+          <w:tcPr>
+            <w:tcW w:w="3930" w:type="dxa"/>
+            <w:tcBorders>
+              <w:top w:val="single" w:sz="1" w:space="0" w:color="999999"/>
+              <w:left w:val="single" w:sz="1" w:space="0" w:color="999999"/>
+              <w:bottom w:val="single" w:sz="1" w:space="0" w:color="999999"/>
+              <w:right w:val="single" w:sz="1" w:space="0" w:color="999999"/>
+            </w:tcBorders>
+            <w:shd w:val="clear" w:color="auto" w:fill="2D5F2D"/>
+            <w:tcMar>
+              <w:top w:w="60" w:type="dxa"/>
+              <w:left w:w="100" w:type="dxa"/>
+              <w:bottom w:w="60" w:type="dxa"/>
+              <w:right w:w="100" w:type="dxa"/>
+            </w:tcMar>
+            <w:vAlign w:val="center"/>
+          </w:tcPr>
+          <w:p>
+            <w:pPr>
+              <w:jc w:val="center"/>
+            </w:pPr>
+            <w:r>
+              <w:rPr>
+                <w:rFonts w:ascii="Arial" w:eastAsia="Arial" w:hAnsi="Arial" w:cs="Arial"/>
+                <w:b/>
+                <w:bCs/>
+                <w:color w:val="FFFFFF"/>
+                <w:sz w:val="20"/>
+                <w:szCs w:val="20"/>
+              </w:rPr>
+              <w:t>余庆</w:t>
+            </w:r>
+          </w:p>
+        </w:tc>
+      </w:tr>
+      <w:tr>
+        <w:tblPrEx>
+          <w:tblCellMar>
+            <w:top w:w="0" w:type="dxa"/>
+            <w:bottom w:w="0" w:type="dxa"/>
+          </w:tblCellMar>
+        </w:tblPrEx>
+        <w:tc>
+          <w:tcPr>
+            <w:tcW w:w="1500" w:type="dxa"/>
+            <w:tcBorders>
+              <w:top w:val="single" w:sz="1" w:space="0" w:color="999999"/>
+              <w:left w:val="single" w:sz="1" w:space="0" w:color="999999"/>
+              <w:bottom w:val="single" w:sz="1" w:space="0" w:color="999999"/>
+              <w:right w:val="single" w:sz="1" w:space="0" w:color="999999"/>
+            </w:tcBorders>
+            <w:shd w:val="clear" w:color="auto" w:fill="F5F5F0"/>
+            <w:tcMar>
+              <w:top w:w="60" w:type="dxa"/>
+              <w:left w:w="100" w:type="dxa"/>
+              <w:bottom w:w="60" w:type="dxa"/>
+              <w:right w:w="100" w:type="dxa"/>
+            </w:tcMar>
+            <w:vAlign w:val="center"/>
+          </w:tcPr>
+          <w:p>
+            <w:r>
+              <w:rPr>
+                <w:rFonts w:ascii="Arial" w:eastAsia="Arial" w:hAnsi="Arial" w:cs="Arial"/>
+                <w:b/>
+                <w:bCs/>
+                <w:sz w:val="20"/>
+                <w:szCs w:val="20"/>
+              </w:rPr>
+              <w:t>团队角色</w:t>
+            </w:r>
+          </w:p>
+        </w:tc>
+        <w:tc>
+          <w:tcPr>
+            <w:tcW w:w="3930" w:type="dxa"/>
+            <w:tcBorders>
+              <w:top w:val="single" w:sz="1" w:space="0" w:color="999999"/>
+              <w:left w:val="single" w:sz="1" w:space="0" w:color="999999"/>
+              <w:bottom w:val="single" w:sz="1" w:space="0" w:color="999999"/>
+              <w:right w:val="single" w:sz="1" w:space="0" w:color="999999"/>
+            </w:tcBorders>
+            <w:shd w:val="clear" w:color="auto" w:fill="FFFFFF"/>
+            <w:tcMar>
+              <w:top w:w="60" w:type="dxa"/>
+              <w:left w:w="100" w:type="dxa"/>
+              <w:bottom w:w="60" w:type="dxa"/>
+              <w:right w:w="100" w:type="dxa"/>
+            </w:tcMar>
+            <w:vAlign w:val="center"/>
+          </w:tcPr>
+          <w:p>
+            <w:r>
+              <w:rPr>
+                <w:rFonts w:ascii="Arial" w:eastAsia="Arial" w:hAnsi="Arial" w:cs="Arial"/>
+                <w:sz w:val="20"/>
+                <w:szCs w:val="20"/>
+              </w:rPr>
+              <w:t>开发</w:t>
+            </w:r>
+          </w:p>
+        </w:tc>
+        <w:tc>
+          <w:tcPr>
+            <w:tcW w:w="3930" w:type="dxa"/>
+            <w:tcBorders>
+              <w:top w:val="single" w:sz="1" w:space="0" w:color="999999"/>
+              <w:left w:val="single" w:sz="1" w:space="0" w:color="999999"/>
+              <w:bottom w:val="single" w:sz="1" w:space="0" w:color="999999"/>
+              <w:right w:val="single" w:sz="1" w:space="0" w:color="999999"/>
+            </w:tcBorders>
+            <w:shd w:val="clear" w:color="auto" w:fill="FFFFFF"/>
+            <w:tcMar>
+              <w:top w:w="60" w:type="dxa"/>
+              <w:left w:w="100" w:type="dxa"/>
+              <w:bottom w:w="60" w:type="dxa"/>
+              <w:right w:w="100" w:type="dxa"/>
+            </w:tcMar>
+            <w:vAlign w:val="center"/>
+          </w:tcPr>
+          <w:p>
+            <w:r>
+              <w:rPr>
+                <w:rFonts w:ascii="Arial" w:eastAsia="Arial" w:hAnsi="Arial" w:cs="Arial"/>
+                <w:sz w:val="20"/>
+                <w:szCs w:val="20"/>
+              </w:rPr>
+              <w:t>美术/设计</w:t>
+            </w:r>
+          </w:p>
+        </w:tc>
+      </w:tr>
+      <w:tr>
+        <w:tblPrEx>
+          <w:tblCellMar>
+            <w:top w:w="0" w:type="dxa"/>
+            <w:bottom w:w="0" w:type="dxa"/>
+          </w:tblCellMar>
+        </w:tblPrEx>
+        <w:tc>
+          <w:tcPr>
+            <w:tcW w:w="1500" w:type="dxa"/>
+            <w:tcBorders>
+              <w:top w:val="single" w:sz="1" w:space="0" w:color="999999"/>
+              <w:left w:val="single" w:sz="1" w:space="0" w:color="999999"/>
+              <w:bottom w:val="single" w:sz="1" w:space="0" w:color="999999"/>
+              <w:right w:val="single" w:sz="1" w:space="0" w:color="999999"/>
+            </w:tcBorders>
+            <w:shd w:val="clear" w:color="auto" w:fill="F5F5F0"/>
+            <w:tcMar>
+              <w:top w:w="60" w:type="dxa"/>
+              <w:left w:w="100" w:type="dxa"/>
+              <w:bottom w:w="60" w:type="dxa"/>
+              <w:right w:w="100" w:type="dxa"/>
+            </w:tcMar>
+            <w:vAlign w:val="center"/>
+          </w:tcPr>
+          <w:p>
+            <w:r>
+              <w:rPr>
+                <w:rFonts w:ascii="Arial" w:eastAsia="Arial" w:hAnsi="Arial" w:cs="Arial"/>
+                <w:b/>
+                <w:bCs/>
+                <w:sz w:val="20"/>
+                <w:szCs w:val="20"/>
+              </w:rPr>
+              <w:lastRenderedPageBreak/>
+              <w:t>负责范围</w:t>
+            </w:r>
+          </w:p>
+        </w:tc>
+        <w:tc>
+          <w:tcPr>
+            <w:tcW w:w="3930" w:type="dxa"/>
+            <w:tcBorders>
+              <w:top w:val="single" w:sz="1" w:space="0" w:color="999999"/>
+              <w:left w:val="single" w:sz="1" w:space="0" w:color="999999"/>
+              <w:bottom w:val="single" w:sz="1" w:space="0" w:color="999999"/>
+              <w:right w:val="single" w:sz="1" w:space="0" w:color="999999"/>
+            </w:tcBorders>
+            <w:shd w:val="clear" w:color="auto" w:fill="FFFFFF"/>
+            <w:tcMar>
+              <w:top w:w="60" w:type="dxa"/>
+              <w:left w:w="100" w:type="dxa"/>
+              <w:bottom w:w="60" w:type="dxa"/>
+              <w:right w:w="100" w:type="dxa"/>
+            </w:tcMar>
+            <w:vAlign w:val="center"/>
+          </w:tcPr>
+          <w:p>
+            <w:r>
+              <w:rPr>
+                <w:rFonts w:ascii="Arial" w:eastAsia="Arial" w:hAnsi="Arial" w:cs="Arial"/>
+                <w:sz w:val="20"/>
+                <w:szCs w:val="20"/>
+              </w:rPr>
+              <w:t>项目架构、后端全部设计、前后端联调、部署运维、安全加固</w:t>
+            </w:r>
+          </w:p>
+        </w:tc>
+        <w:tc>
+          <w:tcPr>
+            <w:tcW w:w="3930" w:type="dxa"/>
+            <w:tcBorders>
+              <w:top w:val="single" w:sz="1" w:space="0" w:color="999999"/>
+              <w:left w:val="single" w:sz="1" w:space="0" w:color="999999"/>
+              <w:bottom w:val="single" w:sz="1" w:space="0" w:color="999999"/>
+              <w:right w:val="single" w:sz="1" w:space="0" w:color="999999"/>
+            </w:tcBorders>
+            <w:shd w:val="clear" w:color="auto" w:fill="FFFFFF"/>
+            <w:tcMar>
+              <w:top w:w="60" w:type="dxa"/>
+              <w:left w:w="100" w:type="dxa"/>
+              <w:bottom w:w="60" w:type="dxa"/>
+              <w:right w:w="100" w:type="dxa"/>
+            </w:tcMar>
+            <w:vAlign w:val="center"/>
+          </w:tcPr>
+          <w:p>
+            <w:r>
+              <w:rPr>
+                <w:rFonts w:ascii="Arial" w:eastAsia="Arial" w:hAnsi="Arial" w:cs="Arial"/>
+                <w:sz w:val="20"/>
+                <w:szCs w:val="20"/>
+              </w:rPr>
+              <w:t>前端页面开发（AI辅助）、视觉设计</w:t>
+            </w:r>
+          </w:p>
+        </w:tc>
+      </w:tr>
+      <w:tr>
+        <w:tblPrEx>
+          <w:tblCellMar>
+            <w:top w:w="0" w:type="dxa"/>
+            <w:bottom w:w="0" w:type="dxa"/>
+          </w:tblCellMar>
+        </w:tblPrEx>
+        <w:tc>
+          <w:tcPr>
+            <w:tcW w:w="1500" w:type="dxa"/>
+            <w:tcBorders>
+              <w:top w:val="single" w:sz="1" w:space="0" w:color="999999"/>
+              <w:left w:val="single" w:sz="1" w:space="0" w:color="999999"/>
+              <w:bottom w:val="single" w:sz="1" w:space="0" w:color="999999"/>
+              <w:right w:val="single" w:sz="1" w:space="0" w:color="999999"/>
+            </w:tcBorders>
+            <w:shd w:val="clear" w:color="auto" w:fill="F5F5F0"/>
+            <w:tcMar>
+              <w:top w:w="60" w:type="dxa"/>
+              <w:left w:w="100" w:type="dxa"/>
+              <w:bottom w:w="60" w:type="dxa"/>
+              <w:right w:w="100" w:type="dxa"/>
+            </w:tcMar>
+            <w:vAlign w:val="center"/>
+          </w:tcPr>
+          <w:p>
+            <w:r>
+              <w:rPr>
+                <w:rFonts w:ascii="Arial" w:eastAsia="Arial" w:hAnsi="Arial" w:cs="Arial"/>
+                <w:b/>
+                <w:bCs/>
+                <w:sz w:val="20"/>
+                <w:szCs w:val="20"/>
+              </w:rPr>
+              <w:t>代码产出</w:t>
+            </w:r>
+          </w:p>
+        </w:tc>
+        <w:tc>
+          <w:tcPr>
+            <w:tcW w:w="3930" w:type="dxa"/>
+            <w:tcBorders>
+              <w:top w:val="single" w:sz="1" w:space="0" w:color="999999"/>
+              <w:left w:val="single" w:sz="1" w:space="0" w:color="999999"/>
+              <w:bottom w:val="single" w:sz="1" w:space="0" w:color="999999"/>
+              <w:right w:val="single" w:sz="1" w:space="0" w:color="999999"/>
+            </w:tcBorders>
+            <w:shd w:val="clear" w:color="auto" w:fill="FFFFFF"/>
+            <w:tcMar>
+              <w:top w:w="60" w:type="dxa"/>
+              <w:left w:w="100" w:type="dxa"/>
+              <w:bottom w:w="60" w:type="dxa"/>
+              <w:right w:w="100" w:type="dxa"/>
+            </w:tcMar>
+            <w:vAlign w:val="center"/>
+          </w:tcPr>
+          <w:p>
+            <w:r>
+              <w:rPr>
+                <w:rFonts w:ascii="Arial" w:eastAsia="Arial" w:hAnsi="Arial" w:cs="Arial"/>
+                <w:sz w:val="20"/>
+                <w:szCs w:val="20"/>
+              </w:rPr>
+              <w:t>后端 46,340 行</w:t>
+            </w:r>
+          </w:p>
+        </w:tc>
+        <w:tc>
+          <w:tcPr>
+            <w:tcW w:w="3930" w:type="dxa"/>
+            <w:tcBorders>
+              <w:top w:val="single" w:sz="1" w:space="0" w:color="999999"/>
+              <w:left w:val="single" w:sz="1" w:space="0" w:color="999999"/>
+              <w:bottom w:val="single" w:sz="1" w:space="0" w:color="999999"/>
+              <w:right w:val="single" w:sz="1" w:space="0" w:color="999999"/>
+            </w:tcBorders>
+            <w:shd w:val="clear" w:color="auto" w:fill="FFFFFF"/>
+            <w:tcMar>
+              <w:top w:w="60" w:type="dxa"/>
+              <w:left w:w="100" w:type="dxa"/>
+              <w:bottom w:w="60" w:type="dxa"/>
+              <w:right w:w="100" w:type="dxa"/>
+            </w:tcMar>
+            <w:vAlign w:val="center"/>
+          </w:tcPr>
+          <w:p>
+            <w:r>
+              <w:rPr>
+                <w:rFonts w:ascii="Arial" w:eastAsia="Arial" w:hAnsi="Arial" w:cs="Arial"/>
+                <w:sz w:val="20"/>
+                <w:szCs w:val="20"/>
+              </w:rPr>
+              <w:t>前端 38,828 行</w:t>
+            </w:r>
+          </w:p>
+        </w:tc>
+      </w:tr>
+      <w:tr>
+        <w:tblPrEx>
+          <w:tblCellMar>
+            <w:top w:w="0" w:type="dxa"/>
+            <w:bottom w:w="0" w:type="dxa"/>
+          </w:tblCellMar>
+        </w:tblPrEx>
+        <w:tc>
+          <w:tcPr>
+            <w:tcW w:w="1500" w:type="dxa"/>
+            <w:tcBorders>
+              <w:top w:val="single" w:sz="1" w:space="0" w:color="999999"/>
+              <w:left w:val="single" w:sz="1" w:space="0" w:color="999999"/>
+              <w:bottom w:val="single" w:sz="1" w:space="0" w:color="999999"/>
+              <w:right w:val="single" w:sz="1" w:space="0" w:color="999999"/>
+            </w:tcBorders>
+            <w:shd w:val="clear" w:color="auto" w:fill="F5F5F0"/>
+            <w:tcMar>
+              <w:top w:w="60" w:type="dxa"/>
+              <w:left w:w="100" w:type="dxa"/>
+              <w:bottom w:w="60" w:type="dxa"/>
+              <w:right w:w="100" w:type="dxa"/>
+            </w:tcMar>
+            <w:vAlign w:val="center"/>
+          </w:tcPr>
+          <w:p>
+            <w:r>
+              <w:rPr>
+                <w:rFonts w:ascii="Arial" w:eastAsia="Arial" w:hAnsi="Arial" w:cs="Arial"/>
+                <w:b/>
+                <w:bCs/>
+                <w:sz w:val="20"/>
+                <w:szCs w:val="20"/>
+              </w:rPr>
+              <w:t>AI的角色</w:t>
+            </w:r>
+          </w:p>
+        </w:tc>
+        <w:tc>
+          <w:tcPr>
+            <w:tcW w:w="3930" w:type="dxa"/>
+            <w:tcBorders>
+              <w:top w:val="single" w:sz="1" w:space="0" w:color="999999"/>
+              <w:left w:val="single" w:sz="1" w:space="0" w:color="999999"/>
+              <w:bottom w:val="single" w:sz="1" w:space="0" w:color="999999"/>
+              <w:right w:val="single" w:sz="1" w:space="0" w:color="999999"/>
+            </w:tcBorders>
+            <w:shd w:val="clear" w:color="auto" w:fill="FFFFFF"/>
+            <w:tcMar>
+              <w:top w:w="60" w:type="dxa"/>
+              <w:left w:w="100" w:type="dxa"/>
+              <w:bottom w:w="60" w:type="dxa"/>
+              <w:right w:w="100" w:type="dxa"/>
+            </w:tcMar>
+            <w:vAlign w:val="center"/>
+          </w:tcPr>
+          <w:p>
+            <w:r>
+              <w:rPr>
+                <w:rFonts w:ascii="Arial" w:eastAsia="Arial" w:hAnsi="Arial" w:cs="Arial"/>
+                <w:sz w:val="20"/>
+                <w:szCs w:val="20"/>
+              </w:rPr>
+              <w:t>加速开发，后端工作量压缩到几周</w:t>
+            </w:r>
+          </w:p>
+        </w:tc>
+        <w:tc>
+          <w:tcPr>
+            <w:tcW w:w="3930" w:type="dxa"/>
+            <w:tcBorders>
+              <w:top w:val="single" w:sz="1" w:space="0" w:color="999999"/>
+              <w:left w:val="single" w:sz="1" w:space="0" w:color="999999"/>
+              <w:bottom w:val="single" w:sz="1" w:space="0" w:color="999999"/>
+              <w:right w:val="single" w:sz="1" w:space="0" w:color="999999"/>
+            </w:tcBorders>
+            <w:shd w:val="clear" w:color="auto" w:fill="FFFFFF"/>
+            <w:tcMar>
+              <w:top w:w="60" w:type="dxa"/>
+              <w:left w:w="100" w:type="dxa"/>
+              <w:bottom w:w="60" w:type="dxa"/>
+              <w:right w:w="100" w:type="dxa"/>
+            </w:tcMar>
+            <w:vAlign w:val="center"/>
+          </w:tcPr>
+          <w:p>
+            <w:pPr>
+              <w:rPr>
+                <w:rFonts w:hint="eastAsia"/>
+              </w:rPr>
+            </w:pPr>
+            <w:r>
+              <w:rPr>
+                <w:rFonts w:ascii="Arial" w:eastAsia="Arial" w:hAnsi="Arial" w:cs="Arial"/>
+                <w:sz w:val="20"/>
+                <w:szCs w:val="20"/>
+              </w:rPr>
+              <w:t>降低编程门槛，让设计师能直接产出</w:t>
+            </w:r>
+            <w:r>
+              <w:rPr>
+                <w:rFonts w:ascii="宋体" w:eastAsia="宋体" w:hAnsi="宋体" w:cs="宋体" w:hint="eastAsia"/>
+                <w:sz w:val="20"/>
+                <w:szCs w:val="20"/>
+              </w:rPr>
+              <w:t>代码</w:t>
+            </w:r>
+          </w:p>
+        </w:tc>
+      </w:tr>
+      <w:tr>
+        <w:tblPrEx>
+          <w:tblCellMar>
+            <w:top w:w="0" w:type="dxa"/>
+            <w:bottom w:w="0" w:type="dxa"/>
+          </w:tblCellMar>
+        </w:tblPrEx>
+        <w:tc>
+          <w:tcPr>
+            <w:tcW w:w="1500" w:type="dxa"/>
+            <w:tcBorders>
+              <w:top w:val="single" w:sz="1" w:space="0" w:color="999999"/>
+              <w:left w:val="single" w:sz="1" w:space="0" w:color="999999"/>
+              <w:bottom w:val="single" w:sz="1" w:space="0" w:color="999999"/>
+              <w:right w:val="single" w:sz="1" w:space="0" w:color="999999"/>
+            </w:tcBorders>
+            <w:shd w:val="clear" w:color="auto" w:fill="F5F5F0"/>
+            <w:tcMar>
+              <w:top w:w="60" w:type="dxa"/>
+              <w:left w:w="100" w:type="dxa"/>
+              <w:bottom w:w="60" w:type="dxa"/>
+              <w:right w:w="100" w:type="dxa"/>
+            </w:tcMar>
+            <w:vAlign w:val="center"/>
+          </w:tcPr>
+          <w:p>
+            <w:r>
+              <w:rPr>
+                <w:rFonts w:ascii="Arial" w:eastAsia="Arial" w:hAnsi="Arial" w:cs="Arial"/>
+                <w:b/>
+                <w:bCs/>
+                <w:sz w:val="20"/>
+                <w:szCs w:val="20"/>
+              </w:rPr>
+              <w:t>人不可替代的部分</w:t>
+            </w:r>
+          </w:p>
+        </w:tc>
+        <w:tc>
+          <w:tcPr>
+            <w:tcW w:w="3930" w:type="dxa"/>
+            <w:tcBorders>
+              <w:top w:val="single" w:sz="1" w:space="0" w:color="999999"/>
+              <w:left w:val="single" w:sz="1" w:space="0" w:color="999999"/>
+              <w:bottom w:val="single" w:sz="1" w:space="0" w:color="999999"/>
+              <w:right w:val="single" w:sz="1" w:space="0" w:color="999999"/>
+            </w:tcBorders>
+            <w:shd w:val="clear" w:color="auto" w:fill="FFFFFF"/>
+            <w:tcMar>
+              <w:top w:w="60" w:type="dxa"/>
+              <w:left w:w="100" w:type="dxa"/>
+              <w:bottom w:w="60" w:type="dxa"/>
+              <w:right w:w="100" w:type="dxa"/>
+            </w:tcMar>
+            <w:vAlign w:val="center"/>
+          </w:tcPr>
+          <w:p>
+            <w:r>
+              <w:rPr>
+                <w:rFonts w:ascii="Arial" w:eastAsia="Arial" w:hAnsi="Arial" w:cs="Arial"/>
+                <w:sz w:val="20"/>
+                <w:szCs w:val="20"/>
+              </w:rPr>
+              <w:t>架构决策、模块划分、安全审计</w:t>
+            </w:r>
+          </w:p>
+        </w:tc>
+        <w:tc>
+          <w:tcPr>
+            <w:tcW w:w="3930" w:type="dxa"/>
+            <w:tcBorders>
+              <w:top w:val="single" w:sz="1" w:space="0" w:color="999999"/>
+              <w:left w:val="single" w:sz="1" w:space="0" w:color="999999"/>
+              <w:bottom w:val="single" w:sz="1" w:space="0" w:color="999999"/>
+              <w:right w:val="single" w:sz="1" w:space="0" w:color="999999"/>
+            </w:tcBorders>
+            <w:shd w:val="clear" w:color="auto" w:fill="FFFFFF"/>
+            <w:tcMar>
+              <w:top w:w="60" w:type="dxa"/>
+              <w:left w:w="100" w:type="dxa"/>
+              <w:bottom w:w="60" w:type="dxa"/>
+              <w:right w:w="100" w:type="dxa"/>
+            </w:tcMar>
+            <w:vAlign w:val="center"/>
+          </w:tcPr>
+          <w:p>
+            <w:r>
+              <w:rPr>
+                <w:rFonts w:ascii="Arial" w:eastAsia="Arial" w:hAnsi="Arial" w:cs="Arial"/>
+                <w:sz w:val="20"/>
+                <w:szCs w:val="20"/>
+              </w:rPr>
+              <w:t>审美判断、交互体验</w:t>
+            </w:r>
+          </w:p>
+        </w:tc>
+      </w:tr>
+    </w:tbl>
+    <w:p>
+      <w:pPr>
+        <w:spacing w:before="80" w:after="80"/>
+      </w:pPr>
+    </w:p>
+    <w:p>
+      <w:pPr>
+        <w:pStyle w:val="2"/>
+      </w:pPr>
       <w:r>
         <w:rPr>
-          <w:rFonts w:hint="eastAsia"/>
+          <w:rFonts w:ascii="Arial" w:eastAsia="Arial" w:hAnsi="Arial" w:cs="Arial"/>
           <w:b/>
           <w:bCs/>
+          <w:sz w:val="26"/>
+          <w:szCs w:val="26"/>
         </w:rPr>
-        <w:t>5</w:t>
+        <w:t>整体产出</w:t>
       </w:r>
+    </w:p>
+    <w:tbl>
+      <w:tblPr>
+        <w:tblW w:w="9360" w:type="dxa"/>
+        <w:tblBorders>
+          <w:top w:val="single" w:sz="4" w:space="0" w:color="auto"/>
+          <w:left w:val="single" w:sz="4" w:space="0" w:color="auto"/>
+          <w:bottom w:val="single" w:sz="4" w:space="0" w:color="auto"/>
+          <w:right w:val="single" w:sz="4" w:space="0" w:color="auto"/>
+          <w:insideH w:val="single" w:sz="4" w:space="0" w:color="auto"/>
+          <w:insideV w:val="single" w:sz="4" w:space="0" w:color="auto"/>
+        </w:tblBorders>
+        <w:tblCellMar>
+          <w:left w:w="10" w:type="dxa"/>
+          <w:right w:w="10" w:type="dxa"/>
+        </w:tblCellMar>
+        <w:tblLook w:val="04A0" w:firstRow="1" w:lastRow="0" w:firstColumn="1" w:lastColumn="0" w:noHBand="0" w:noVBand="1"/>
+      </w:tblPr>
+      <w:tblGrid>
+        <w:gridCol w:w="4680"/>
+        <w:gridCol w:w="4680"/>
+      </w:tblGrid>
+      <w:tr>
+        <w:tblPrEx>
+          <w:tblCellMar>
+            <w:top w:w="0" w:type="dxa"/>
+            <w:bottom w:w="0" w:type="dxa"/>
+          </w:tblCellMar>
+        </w:tblPrEx>
+        <w:tc>
+          <w:tcPr>
+            <w:tcW w:w="4680" w:type="dxa"/>
+            <w:tcBorders>
+              <w:top w:val="single" w:sz="1" w:space="0" w:color="999999"/>
+              <w:left w:val="single" w:sz="1" w:space="0" w:color="999999"/>
+              <w:bottom w:val="single" w:sz="1" w:space="0" w:color="999999"/>
+              <w:right w:val="single" w:sz="1" w:space="0" w:color="999999"/>
+            </w:tcBorders>
+            <w:shd w:val="clear" w:color="auto" w:fill="2D5F2D"/>
+            <w:tcMar>
+              <w:top w:w="60" w:type="dxa"/>
+              <w:left w:w="100" w:type="dxa"/>
+              <w:bottom w:w="60" w:type="dxa"/>
+              <w:right w:w="100" w:type="dxa"/>
+            </w:tcMar>
+            <w:vAlign w:val="center"/>
+          </w:tcPr>
+          <w:p>
+            <w:pPr>
+              <w:jc w:val="center"/>
+            </w:pPr>
+            <w:r>
+              <w:rPr>
+                <w:rFonts w:ascii="Arial" w:eastAsia="Arial" w:hAnsi="Arial" w:cs="Arial"/>
+                <w:b/>
+                <w:bCs/>
+                <w:color w:val="FFFFFF"/>
+                <w:sz w:val="20"/>
+                <w:szCs w:val="20"/>
+              </w:rPr>
+              <w:t>指标</w:t>
+            </w:r>
+          </w:p>
+        </w:tc>
+        <w:tc>
+          <w:tcPr>
+            <w:tcW w:w="4680" w:type="dxa"/>
+            <w:tcBorders>
+              <w:top w:val="single" w:sz="1" w:space="0" w:color="999999"/>
+              <w:left w:val="single" w:sz="1" w:space="0" w:color="999999"/>
+              <w:bottom w:val="single" w:sz="1" w:space="0" w:color="999999"/>
+              <w:right w:val="single" w:sz="1" w:space="0" w:color="999999"/>
+            </w:tcBorders>
+            <w:shd w:val="clear" w:color="auto" w:fill="2D5F2D"/>
+            <w:tcMar>
+              <w:top w:w="60" w:type="dxa"/>
+              <w:left w:w="100" w:type="dxa"/>
+              <w:bottom w:w="60" w:type="dxa"/>
+              <w:right w:w="100" w:type="dxa"/>
+            </w:tcMar>
+            <w:vAlign w:val="center"/>
+          </w:tcPr>
+          <w:p>
+            <w:pPr>
+              <w:jc w:val="center"/>
+            </w:pPr>
+            <w:r>
+              <w:rPr>
+                <w:rFonts w:ascii="Arial" w:eastAsia="Arial" w:hAnsi="Arial" w:cs="Arial"/>
+                <w:b/>
+                <w:bCs/>
+                <w:color w:val="FFFFFF"/>
+                <w:sz w:val="20"/>
+                <w:szCs w:val="20"/>
+              </w:rPr>
+              <w:t>数据</w:t>
+            </w:r>
+          </w:p>
+        </w:tc>
+      </w:tr>
+      <w:tr>
+        <w:tblPrEx>
+          <w:tblCellMar>
+            <w:top w:w="0" w:type="dxa"/>
+            <w:bottom w:w="0" w:type="dxa"/>
+          </w:tblCellMar>
+        </w:tblPrEx>
+        <w:tc>
+          <w:tcPr>
+            <w:tcW w:w="4680" w:type="dxa"/>
+            <w:tcBorders>
+              <w:top w:val="single" w:sz="1" w:space="0" w:color="999999"/>
+              <w:left w:val="single" w:sz="1" w:space="0" w:color="999999"/>
+              <w:bottom w:val="single" w:sz="1" w:space="0" w:color="999999"/>
+              <w:right w:val="single" w:sz="1" w:space="0" w:color="999999"/>
+            </w:tcBorders>
+            <w:shd w:val="clear" w:color="auto" w:fill="F5F5F0"/>
+            <w:tcMar>
+              <w:top w:w="60" w:type="dxa"/>
+              <w:left w:w="100" w:type="dxa"/>
+              <w:bottom w:w="60" w:type="dxa"/>
+              <w:right w:w="100" w:type="dxa"/>
+            </w:tcMar>
+            <w:vAlign w:val="center"/>
+          </w:tcPr>
+          <w:p>
+            <w:r>
+              <w:rPr>
+                <w:rFonts w:ascii="Arial" w:eastAsia="Arial" w:hAnsi="Arial" w:cs="Arial"/>
+                <w:b/>
+                <w:bCs/>
+                <w:sz w:val="20"/>
+                <w:szCs w:val="20"/>
+              </w:rPr>
+              <w:t>团队人数</w:t>
+            </w:r>
+          </w:p>
+        </w:tc>
+        <w:tc>
+          <w:tcPr>
+            <w:tcW w:w="4680" w:type="dxa"/>
+            <w:tcBorders>
+              <w:top w:val="single" w:sz="1" w:space="0" w:color="999999"/>
+              <w:left w:val="single" w:sz="1" w:space="0" w:color="999999"/>
+              <w:bottom w:val="single" w:sz="1" w:space="0" w:color="999999"/>
+              <w:right w:val="single" w:sz="1" w:space="0" w:color="999999"/>
+            </w:tcBorders>
+            <w:shd w:val="clear" w:color="auto" w:fill="F5F5F0"/>
+            <w:tcMar>
+              <w:top w:w="60" w:type="dxa"/>
+              <w:left w:w="100" w:type="dxa"/>
+              <w:bottom w:w="60" w:type="dxa"/>
+              <w:right w:w="100" w:type="dxa"/>
+            </w:tcMar>
+            <w:vAlign w:val="center"/>
+          </w:tcPr>
+          <w:p>
+            <w:r>
+              <w:rPr>
+                <w:rFonts w:ascii="Arial" w:eastAsia="Arial" w:hAnsi="Arial" w:cs="Arial"/>
+                <w:sz w:val="20"/>
+                <w:szCs w:val="20"/>
+              </w:rPr>
+              <w:t>2人</w:t>
+            </w:r>
+          </w:p>
+        </w:tc>
+      </w:tr>
+      <w:tr>
+        <w:tblPrEx>
+          <w:tblCellMar>
+            <w:top w:w="0" w:type="dxa"/>
+            <w:bottom w:w="0" w:type="dxa"/>
+          </w:tblCellMar>
+        </w:tblPrEx>
+        <w:tc>
+          <w:tcPr>
+            <w:tcW w:w="4680" w:type="dxa"/>
+            <w:tcBorders>
+              <w:top w:val="single" w:sz="1" w:space="0" w:color="999999"/>
+              <w:left w:val="single" w:sz="1" w:space="0" w:color="999999"/>
+              <w:bottom w:val="single" w:sz="1" w:space="0" w:color="999999"/>
+              <w:right w:val="single" w:sz="1" w:space="0" w:color="999999"/>
+            </w:tcBorders>
+            <w:shd w:val="clear" w:color="auto" w:fill="FFFFFF"/>
+            <w:tcMar>
+              <w:top w:w="60" w:type="dxa"/>
+              <w:left w:w="100" w:type="dxa"/>
+              <w:bottom w:w="60" w:type="dxa"/>
+              <w:right w:w="100" w:type="dxa"/>
+            </w:tcMar>
+            <w:vAlign w:val="center"/>
+          </w:tcPr>
+          <w:p>
+            <w:r>
+              <w:rPr>
+                <w:rFonts w:ascii="Arial" w:eastAsia="Arial" w:hAnsi="Arial" w:cs="Arial"/>
+                <w:b/>
+                <w:bCs/>
+                <w:sz w:val="20"/>
+                <w:szCs w:val="20"/>
+              </w:rPr>
+              <w:t>有效开发天数</w:t>
+            </w:r>
+          </w:p>
+        </w:tc>
+        <w:tc>
+          <w:tcPr>
+            <w:tcW w:w="4680" w:type="dxa"/>
+            <w:tcBorders>
+              <w:top w:val="single" w:sz="1" w:space="0" w:color="999999"/>
+              <w:left w:val="single" w:sz="1" w:space="0" w:color="999999"/>
+              <w:bottom w:val="single" w:sz="1" w:space="0" w:color="999999"/>
+              <w:right w:val="single" w:sz="1" w:space="0" w:color="999999"/>
+            </w:tcBorders>
+            <w:shd w:val="clear" w:color="auto" w:fill="FFFFFF"/>
+            <w:tcMar>
+              <w:top w:w="60" w:type="dxa"/>
+              <w:left w:w="100" w:type="dxa"/>
+              <w:bottom w:w="60" w:type="dxa"/>
+              <w:right w:w="100" w:type="dxa"/>
+            </w:tcMar>
+            <w:vAlign w:val="center"/>
+          </w:tcPr>
+          <w:p>
+            <w:r>
+              <w:rPr>
+                <w:rFonts w:ascii="Arial" w:eastAsia="Arial" w:hAnsi="Arial" w:cs="Arial"/>
+                <w:sz w:val="20"/>
+                <w:szCs w:val="20"/>
+              </w:rPr>
+              <w:t>49天</w:t>
+            </w:r>
+          </w:p>
+        </w:tc>
+      </w:tr>
+      <w:tr>
+        <w:tblPrEx>
+          <w:tblCellMar>
+            <w:top w:w="0" w:type="dxa"/>
+            <w:bottom w:w="0" w:type="dxa"/>
+          </w:tblCellMar>
+        </w:tblPrEx>
+        <w:tc>
+          <w:tcPr>
+            <w:tcW w:w="4680" w:type="dxa"/>
+            <w:tcBorders>
+              <w:top w:val="single" w:sz="1" w:space="0" w:color="999999"/>
+              <w:left w:val="single" w:sz="1" w:space="0" w:color="999999"/>
+              <w:bottom w:val="single" w:sz="1" w:space="0" w:color="999999"/>
+              <w:right w:val="single" w:sz="1" w:space="0" w:color="999999"/>
+            </w:tcBorders>
+            <w:shd w:val="clear" w:color="auto" w:fill="F5F5F0"/>
+            <w:tcMar>
+              <w:top w:w="60" w:type="dxa"/>
+              <w:left w:w="100" w:type="dxa"/>
+              <w:bottom w:w="60" w:type="dxa"/>
+              <w:right w:w="100" w:type="dxa"/>
+            </w:tcMar>
+            <w:vAlign w:val="center"/>
+          </w:tcPr>
+          <w:p>
+            <w:r>
+              <w:rPr>
+                <w:rFonts w:ascii="Arial" w:eastAsia="Arial" w:hAnsi="Arial" w:cs="Arial"/>
+                <w:b/>
+                <w:bCs/>
+                <w:sz w:val="20"/>
+                <w:szCs w:val="20"/>
+              </w:rPr>
+              <w:t>源文件总数</w:t>
+            </w:r>
+          </w:p>
+        </w:tc>
+        <w:tc>
+          <w:tcPr>
+            <w:tcW w:w="4680" w:type="dxa"/>
+            <w:tcBorders>
+              <w:top w:val="single" w:sz="1" w:space="0" w:color="999999"/>
+              <w:left w:val="single" w:sz="1" w:space="0" w:color="999999"/>
+              <w:bottom w:val="single" w:sz="1" w:space="0" w:color="999999"/>
+              <w:right w:val="single" w:sz="1" w:space="0" w:color="999999"/>
+            </w:tcBorders>
+            <w:shd w:val="clear" w:color="auto" w:fill="F5F5F0"/>
+            <w:tcMar>
+              <w:top w:w="60" w:type="dxa"/>
+              <w:left w:w="100" w:type="dxa"/>
+              <w:bottom w:w="60" w:type="dxa"/>
+              <w:right w:w="100" w:type="dxa"/>
+            </w:tcMar>
+            <w:vAlign w:val="center"/>
+          </w:tcPr>
+          <w:p>
+            <w:r>
+              <w:rPr>
+                <w:rFonts w:ascii="Arial" w:eastAsia="Arial" w:hAnsi="Arial" w:cs="Arial"/>
+                <w:sz w:val="20"/>
+                <w:szCs w:val="20"/>
+              </w:rPr>
+              <w:t>699个</w:t>
+            </w:r>
+          </w:p>
+        </w:tc>
+      </w:tr>
+      <w:tr>
+        <w:tblPrEx>
+          <w:tblCellMar>
+            <w:top w:w="0" w:type="dxa"/>
+            <w:bottom w:w="0" w:type="dxa"/>
+          </w:tblCellMar>
+        </w:tblPrEx>
+        <w:tc>
+          <w:tcPr>
+            <w:tcW w:w="4680" w:type="dxa"/>
+            <w:tcBorders>
+              <w:top w:val="single" w:sz="1" w:space="0" w:color="999999"/>
+              <w:left w:val="single" w:sz="1" w:space="0" w:color="999999"/>
+              <w:bottom w:val="single" w:sz="1" w:space="0" w:color="999999"/>
+              <w:right w:val="single" w:sz="1" w:space="0" w:color="999999"/>
+            </w:tcBorders>
+            <w:shd w:val="clear" w:color="auto" w:fill="FFFFFF"/>
+            <w:tcMar>
+              <w:top w:w="60" w:type="dxa"/>
+              <w:left w:w="100" w:type="dxa"/>
+              <w:bottom w:w="60" w:type="dxa"/>
+              <w:right w:w="100" w:type="dxa"/>
+            </w:tcMar>
+            <w:vAlign w:val="center"/>
+          </w:tcPr>
+          <w:p>
+            <w:r>
+              <w:rPr>
+                <w:rFonts w:ascii="Arial" w:eastAsia="Arial" w:hAnsi="Arial" w:cs="Arial"/>
+                <w:b/>
+                <w:bCs/>
+                <w:sz w:val="20"/>
+                <w:szCs w:val="20"/>
+              </w:rPr>
+              <w:t>代码总量</w:t>
+            </w:r>
+          </w:p>
+        </w:tc>
+        <w:tc>
+          <w:tcPr>
+            <w:tcW w:w="4680" w:type="dxa"/>
+            <w:tcBorders>
+              <w:top w:val="single" w:sz="1" w:space="0" w:color="999999"/>
+              <w:left w:val="single" w:sz="1" w:space="0" w:color="999999"/>
+              <w:bottom w:val="single" w:sz="1" w:space="0" w:color="999999"/>
+              <w:right w:val="single" w:sz="1" w:space="0" w:color="999999"/>
+            </w:tcBorders>
+            <w:shd w:val="clear" w:color="auto" w:fill="FFFFFF"/>
+            <w:tcMar>
+              <w:top w:w="60" w:type="dxa"/>
+              <w:left w:w="100" w:type="dxa"/>
+              <w:bottom w:w="60" w:type="dxa"/>
+              <w:right w:w="100" w:type="dxa"/>
+            </w:tcMar>
+            <w:vAlign w:val="center"/>
+          </w:tcPr>
+          <w:p>
+            <w:r>
+              <w:rPr>
+                <w:rFonts w:ascii="Arial" w:eastAsia="Arial" w:hAnsi="Arial" w:cs="Arial"/>
+                <w:sz w:val="20"/>
+                <w:szCs w:val="20"/>
+              </w:rPr>
+              <w:t>85,168行</w:t>
+            </w:r>
+          </w:p>
+        </w:tc>
+      </w:tr>
+      <w:tr>
+        <w:tblPrEx>
+          <w:tblCellMar>
+            <w:top w:w="0" w:type="dxa"/>
+            <w:bottom w:w="0" w:type="dxa"/>
+          </w:tblCellMar>
+        </w:tblPrEx>
+        <w:tc>
+          <w:tcPr>
+            <w:tcW w:w="4680" w:type="dxa"/>
+            <w:tcBorders>
+              <w:top w:val="single" w:sz="1" w:space="0" w:color="999999"/>
+              <w:left w:val="single" w:sz="1" w:space="0" w:color="999999"/>
+              <w:bottom w:val="single" w:sz="1" w:space="0" w:color="999999"/>
+              <w:right w:val="single" w:sz="1" w:space="0" w:color="999999"/>
+            </w:tcBorders>
+            <w:shd w:val="clear" w:color="auto" w:fill="F5F5F0"/>
+            <w:tcMar>
+              <w:top w:w="60" w:type="dxa"/>
+              <w:left w:w="100" w:type="dxa"/>
+              <w:bottom w:w="60" w:type="dxa"/>
+              <w:right w:w="100" w:type="dxa"/>
+            </w:tcMar>
+            <w:vAlign w:val="center"/>
+          </w:tcPr>
+          <w:p>
+            <w:r>
+              <w:rPr>
+                <w:rFonts w:ascii="Arial" w:eastAsia="Arial" w:hAnsi="Arial" w:cs="Arial"/>
+                <w:b/>
+                <w:bCs/>
+                <w:sz w:val="20"/>
+                <w:szCs w:val="20"/>
+              </w:rPr>
+              <w:t>前端页面</w:t>
+            </w:r>
+          </w:p>
+        </w:tc>
+        <w:tc>
+          <w:tcPr>
+            <w:tcW w:w="4680" w:type="dxa"/>
+            <w:tcBorders>
+              <w:top w:val="single" w:sz="1" w:space="0" w:color="999999"/>
+              <w:left w:val="single" w:sz="1" w:space="0" w:color="999999"/>
+              <w:bottom w:val="single" w:sz="1" w:space="0" w:color="999999"/>
+              <w:right w:val="single" w:sz="1" w:space="0" w:color="999999"/>
+            </w:tcBorders>
+            <w:shd w:val="clear" w:color="auto" w:fill="F5F5F0"/>
+            <w:tcMar>
+              <w:top w:w="60" w:type="dxa"/>
+              <w:left w:w="100" w:type="dxa"/>
+              <w:bottom w:w="60" w:type="dxa"/>
+              <w:right w:w="100" w:type="dxa"/>
+            </w:tcMar>
+            <w:vAlign w:val="center"/>
+          </w:tcPr>
+          <w:p>
+            <w:r>
+              <w:rPr>
+                <w:rFonts w:ascii="Arial" w:eastAsia="Arial" w:hAnsi="Arial" w:cs="Arial"/>
+                <w:sz w:val="20"/>
+                <w:szCs w:val="20"/>
+              </w:rPr>
+              <w:t>36个</w:t>
+            </w:r>
+          </w:p>
+        </w:tc>
+      </w:tr>
+      <w:tr>
+        <w:tblPrEx>
+          <w:tblCellMar>
+            <w:top w:w="0" w:type="dxa"/>
+            <w:bottom w:w="0" w:type="dxa"/>
+          </w:tblCellMar>
+        </w:tblPrEx>
+        <w:tc>
+          <w:tcPr>
+            <w:tcW w:w="4680" w:type="dxa"/>
+            <w:tcBorders>
+              <w:top w:val="single" w:sz="1" w:space="0" w:color="999999"/>
+              <w:left w:val="single" w:sz="1" w:space="0" w:color="999999"/>
+              <w:bottom w:val="single" w:sz="1" w:space="0" w:color="999999"/>
+              <w:right w:val="single" w:sz="1" w:space="0" w:color="999999"/>
+            </w:tcBorders>
+            <w:shd w:val="clear" w:color="auto" w:fill="FFFFFF"/>
+            <w:tcMar>
+              <w:top w:w="60" w:type="dxa"/>
+              <w:left w:w="100" w:type="dxa"/>
+              <w:bottom w:w="60" w:type="dxa"/>
+              <w:right w:w="100" w:type="dxa"/>
+            </w:tcMar>
+            <w:vAlign w:val="center"/>
+          </w:tcPr>
+          <w:p>
+            <w:r>
+              <w:rPr>
+                <w:rFonts w:ascii="Arial" w:eastAsia="Arial" w:hAnsi="Arial" w:cs="Arial"/>
+                <w:b/>
+                <w:bCs/>
+                <w:sz w:val="20"/>
+                <w:szCs w:val="20"/>
+              </w:rPr>
+              <w:t>数据库表</w:t>
+            </w:r>
+          </w:p>
+        </w:tc>
+        <w:tc>
+          <w:tcPr>
+            <w:tcW w:w="4680" w:type="dxa"/>
+            <w:tcBorders>
+              <w:top w:val="single" w:sz="1" w:space="0" w:color="999999"/>
+              <w:left w:val="single" w:sz="1" w:space="0" w:color="999999"/>
+              <w:bottom w:val="single" w:sz="1" w:space="0" w:color="999999"/>
+              <w:right w:val="single" w:sz="1" w:space="0" w:color="999999"/>
+            </w:tcBorders>
+            <w:shd w:val="clear" w:color="auto" w:fill="FFFFFF"/>
+            <w:tcMar>
+              <w:top w:w="60" w:type="dxa"/>
+              <w:left w:w="100" w:type="dxa"/>
+              <w:bottom w:w="60" w:type="dxa"/>
+              <w:right w:w="100" w:type="dxa"/>
+            </w:tcMar>
+            <w:vAlign w:val="center"/>
+          </w:tcPr>
+          <w:p>
+            <w:r>
+              <w:rPr>
+                <w:rFonts w:ascii="Arial" w:eastAsia="Arial" w:hAnsi="Arial" w:cs="Arial"/>
+                <w:sz w:val="20"/>
+                <w:szCs w:val="20"/>
+              </w:rPr>
+              <w:t>51张</w:t>
+            </w:r>
+          </w:p>
+        </w:tc>
+      </w:tr>
+      <w:tr>
+        <w:tblPrEx>
+          <w:tblCellMar>
+            <w:top w:w="0" w:type="dxa"/>
+            <w:bottom w:w="0" w:type="dxa"/>
+          </w:tblCellMar>
+        </w:tblPrEx>
+        <w:tc>
+          <w:tcPr>
+            <w:tcW w:w="4680" w:type="dxa"/>
+            <w:tcBorders>
+              <w:top w:val="single" w:sz="1" w:space="0" w:color="999999"/>
+              <w:left w:val="single" w:sz="1" w:space="0" w:color="999999"/>
+              <w:bottom w:val="single" w:sz="1" w:space="0" w:color="999999"/>
+              <w:right w:val="single" w:sz="1" w:space="0" w:color="999999"/>
+            </w:tcBorders>
+            <w:shd w:val="clear" w:color="auto" w:fill="F5F5F0"/>
+            <w:tcMar>
+              <w:top w:w="60" w:type="dxa"/>
+              <w:left w:w="100" w:type="dxa"/>
+              <w:bottom w:w="60" w:type="dxa"/>
+              <w:right w:w="100" w:type="dxa"/>
+            </w:tcMar>
+            <w:vAlign w:val="center"/>
+          </w:tcPr>
+          <w:p>
+            <w:r>
+              <w:rPr>
+                <w:rFonts w:ascii="Arial" w:eastAsia="Arial" w:hAnsi="Arial" w:cs="Arial"/>
+                <w:b/>
+                <w:bCs/>
+                <w:sz w:val="20"/>
+                <w:szCs w:val="20"/>
+              </w:rPr>
+              <w:t>总提交次数</w:t>
+            </w:r>
+          </w:p>
+        </w:tc>
+        <w:tc>
+          <w:tcPr>
+            <w:tcW w:w="4680" w:type="dxa"/>
+            <w:tcBorders>
+              <w:top w:val="single" w:sz="1" w:space="0" w:color="999999"/>
+              <w:left w:val="single" w:sz="1" w:space="0" w:color="999999"/>
+              <w:bottom w:val="single" w:sz="1" w:space="0" w:color="999999"/>
+              <w:right w:val="single" w:sz="1" w:space="0" w:color="999999"/>
+            </w:tcBorders>
+            <w:shd w:val="clear" w:color="auto" w:fill="F5F5F0"/>
+            <w:tcMar>
+              <w:top w:w="60" w:type="dxa"/>
+              <w:left w:w="100" w:type="dxa"/>
+              <w:bottom w:w="60" w:type="dxa"/>
+              <w:right w:w="100" w:type="dxa"/>
+            </w:tcMar>
+            <w:vAlign w:val="center"/>
+          </w:tcPr>
+          <w:p>
+            <w:r>
+              <w:rPr>
+                <w:rFonts w:ascii="Arial" w:eastAsia="Arial" w:hAnsi="Arial" w:cs="Arial"/>
+                <w:sz w:val="20"/>
+                <w:szCs w:val="20"/>
+              </w:rPr>
+              <w:t>187次</w:t>
+            </w:r>
+          </w:p>
+        </w:tc>
+      </w:tr>
+      <w:tr>
+        <w:tblPrEx>
+          <w:tblCellMar>
+            <w:top w:w="0" w:type="dxa"/>
+            <w:bottom w:w="0" w:type="dxa"/>
+          </w:tblCellMar>
+        </w:tblPrEx>
+        <w:tc>
+          <w:tcPr>
+            <w:tcW w:w="4680" w:type="dxa"/>
+            <w:tcBorders>
+              <w:top w:val="single" w:sz="1" w:space="0" w:color="999999"/>
+              <w:left w:val="single" w:sz="1" w:space="0" w:color="999999"/>
+              <w:bottom w:val="single" w:sz="1" w:space="0" w:color="999999"/>
+              <w:right w:val="single" w:sz="1" w:space="0" w:color="999999"/>
+            </w:tcBorders>
+            <w:shd w:val="clear" w:color="auto" w:fill="FFFFFF"/>
+            <w:tcMar>
+              <w:top w:w="60" w:type="dxa"/>
+              <w:left w:w="100" w:type="dxa"/>
+              <w:bottom w:w="60" w:type="dxa"/>
+              <w:right w:w="100" w:type="dxa"/>
+            </w:tcMar>
+            <w:vAlign w:val="center"/>
+          </w:tcPr>
+          <w:p>
+            <w:r>
+              <w:rPr>
+                <w:rFonts w:ascii="Arial" w:eastAsia="Arial" w:hAnsi="Arial" w:cs="Arial"/>
+                <w:b/>
+                <w:bCs/>
+                <w:sz w:val="20"/>
+                <w:szCs w:val="20"/>
+              </w:rPr>
+              <w:t>周末</w:t>
+            </w:r>
+            <w:proofErr w:type="gramStart"/>
+            <w:r>
+              <w:rPr>
+                <w:rFonts w:ascii="Arial" w:eastAsia="Arial" w:hAnsi="Arial" w:cs="Arial"/>
+                <w:b/>
+                <w:bCs/>
+                <w:sz w:val="20"/>
+                <w:szCs w:val="20"/>
+              </w:rPr>
+              <w:t>提交占</w:t>
+            </w:r>
+            <w:proofErr w:type="gramEnd"/>
+            <w:r>
+              <w:rPr>
+                <w:rFonts w:ascii="Arial" w:eastAsia="Arial" w:hAnsi="Arial" w:cs="Arial"/>
+                <w:b/>
+                <w:bCs/>
+                <w:sz w:val="20"/>
+                <w:szCs w:val="20"/>
+              </w:rPr>
+              <w:t>比</w:t>
+            </w:r>
+          </w:p>
+        </w:tc>
+        <w:tc>
+          <w:tcPr>
+            <w:tcW w:w="4680" w:type="dxa"/>
+            <w:tcBorders>
+              <w:top w:val="single" w:sz="1" w:space="0" w:color="999999"/>
+              <w:left w:val="single" w:sz="1" w:space="0" w:color="999999"/>
+              <w:bottom w:val="single" w:sz="1" w:space="0" w:color="999999"/>
+              <w:right w:val="single" w:sz="1" w:space="0" w:color="999999"/>
+            </w:tcBorders>
+            <w:shd w:val="clear" w:color="auto" w:fill="FFFFFF"/>
+            <w:tcMar>
+              <w:top w:w="60" w:type="dxa"/>
+              <w:left w:w="100" w:type="dxa"/>
+              <w:bottom w:w="60" w:type="dxa"/>
+              <w:right w:w="100" w:type="dxa"/>
+            </w:tcMar>
+            <w:vAlign w:val="center"/>
+          </w:tcPr>
+          <w:p>
+            <w:r>
+              <w:rPr>
+                <w:rFonts w:ascii="Arial" w:eastAsia="Arial" w:hAnsi="Arial" w:cs="Arial"/>
+                <w:sz w:val="20"/>
+                <w:szCs w:val="20"/>
+              </w:rPr>
+              <w:t>35%</w:t>
+            </w:r>
+          </w:p>
+        </w:tc>
+      </w:tr>
+      <w:tr>
+        <w:tblPrEx>
+          <w:tblCellMar>
+            <w:top w:w="0" w:type="dxa"/>
+            <w:bottom w:w="0" w:type="dxa"/>
+          </w:tblCellMar>
+        </w:tblPrEx>
+        <w:tc>
+          <w:tcPr>
+            <w:tcW w:w="4680" w:type="dxa"/>
+            <w:tcBorders>
+              <w:top w:val="single" w:sz="1" w:space="0" w:color="999999"/>
+              <w:left w:val="single" w:sz="1" w:space="0" w:color="999999"/>
+              <w:bottom w:val="single" w:sz="1" w:space="0" w:color="999999"/>
+              <w:right w:val="single" w:sz="1" w:space="0" w:color="999999"/>
+            </w:tcBorders>
+            <w:shd w:val="clear" w:color="auto" w:fill="F5F5F0"/>
+            <w:tcMar>
+              <w:top w:w="60" w:type="dxa"/>
+              <w:left w:w="100" w:type="dxa"/>
+              <w:bottom w:w="60" w:type="dxa"/>
+              <w:right w:w="100" w:type="dxa"/>
+            </w:tcMar>
+            <w:vAlign w:val="center"/>
+          </w:tcPr>
+          <w:p>
+            <w:r>
+              <w:rPr>
+                <w:rFonts w:ascii="Arial" w:eastAsia="Arial" w:hAnsi="Arial" w:cs="Arial"/>
+                <w:b/>
+                <w:bCs/>
+                <w:sz w:val="20"/>
+                <w:szCs w:val="20"/>
+              </w:rPr>
+              <w:t>凌晨提交</w:t>
+            </w:r>
+          </w:p>
+        </w:tc>
+        <w:tc>
+          <w:tcPr>
+            <w:tcW w:w="4680" w:type="dxa"/>
+            <w:tcBorders>
+              <w:top w:val="single" w:sz="1" w:space="0" w:color="999999"/>
+              <w:left w:val="single" w:sz="1" w:space="0" w:color="999999"/>
+              <w:bottom w:val="single" w:sz="1" w:space="0" w:color="999999"/>
+              <w:right w:val="single" w:sz="1" w:space="0" w:color="999999"/>
+            </w:tcBorders>
+            <w:shd w:val="clear" w:color="auto" w:fill="F5F5F0"/>
+            <w:tcMar>
+              <w:top w:w="60" w:type="dxa"/>
+              <w:left w:w="100" w:type="dxa"/>
+              <w:bottom w:w="60" w:type="dxa"/>
+              <w:right w:w="100" w:type="dxa"/>
+            </w:tcMar>
+            <w:vAlign w:val="center"/>
+          </w:tcPr>
+          <w:p>
+            <w:r>
+              <w:rPr>
+                <w:rFonts w:ascii="Arial" w:eastAsia="Arial" w:hAnsi="Arial" w:cs="Arial"/>
+                <w:sz w:val="20"/>
+                <w:szCs w:val="20"/>
+              </w:rPr>
+              <w:t>17次</w:t>
+            </w:r>
+          </w:p>
+        </w:tc>
+      </w:tr>
+    </w:tbl>
+    <w:p>
+      <w:pPr>
+        <w:spacing w:before="80" w:after="80"/>
+      </w:pPr>
+    </w:p>
+    <w:p>
+      <w:pPr>
+        <w:spacing w:before="100" w:after="100"/>
+      </w:pPr>
       <w:r>
         <w:rPr>
-          <w:rFonts w:hint="eastAsia"/>
+          <w:rFonts w:ascii="Arial" w:eastAsia="Arial" w:hAnsi="Arial" w:cs="Arial"/>
           <w:b/>
           <w:bCs/>
+          <w:color w:val="2D5F2D"/>
+          <w:sz w:val="21"/>
+          <w:szCs w:val="21"/>
         </w:rPr>
-        <w:t>页</w:t>
+        <w:t>两个人，49天有效开发时间，做出了一个完整的、在真实服务器上跑过的系统。</w:t>
       </w:r>
     </w:p>
     <w:p>
       <w:pPr>
+        <w:pBdr>
+          <w:bottom w:val="single" w:sz="3" w:space="1" w:color="CCCCCC"/>
+        </w:pBdr>
+        <w:spacing w:before="200"/>
+      </w:pPr>
+    </w:p>
+    <w:p>
+      <w:pPr>
+        <w:pStyle w:val="1"/>
+      </w:pPr>
+      <w:r>
         <w:rPr>
-          <w:rFonts w:hint="eastAsia"/>
+          <w:rFonts w:ascii="Arial" w:eastAsia="Arial" w:hAnsi="Arial" w:cs="Arial"/>
           <w:b/>
           <w:bCs/>
+          <w:sz w:val="32"/>
+          <w:szCs w:val="32"/>
         </w:rPr>
+        <w:t>第4页 | AI编程工具</w:t>
+      </w:r>
+    </w:p>
+    <w:p>
+      <w:pPr>
+        <w:spacing w:before="80" w:after="80"/>
       </w:pPr>
       <w:r>
         <w:rPr>
-          <w:rFonts w:hint="eastAsia"/>
-          <w:b/>
-          <w:bCs/>
+          <w:rFonts w:ascii="Arial" w:eastAsia="Arial" w:hAnsi="Arial" w:cs="Arial"/>
+          <w:sz w:val="21"/>
+          <w:szCs w:val="21"/>
         </w:rPr>
         <w:t>标题：根据不同工具优势进行组合使用</w:t>
       </w:r>
+    </w:p>
+    <w:p>
+      <w:pPr>
+        <w:spacing w:before="80" w:after="80"/>
+      </w:pPr>
     </w:p>
     <w:p>
       <w:pPr>
@@ -1261,15 +1754,46 @@
           <w:bCs/>
         </w:rPr>
       </w:pPr>
-    </w:p>
-    <w:p>
-      <w:pPr>
+      <w:r>
         <w:rPr>
-          <w:rFonts w:hint="eastAsia"/>
-          <w:b/>
-          <w:bCs/>
+          <w:rFonts w:ascii="Arial" w:eastAsia="Arial" w:hAnsi="Arial" w:cs="Arial"/>
+          <w:sz w:val="21"/>
+          <w:szCs w:val="21"/>
         </w:rPr>
-      </w:pPr>
+        <w:t>使用工具：Codex</w:t>
+      </w:r>
+      <w:r>
+        <w:rPr>
+          <w:rFonts w:asciiTheme="minorEastAsia" w:hAnsiTheme="minorEastAsia" w:hint="eastAsia"/>
+        </w:rPr>
+        <w:t>(</w:t>
+      </w:r>
+      <w:r>
+        <w:rPr>
+          <w:rFonts w:ascii="宋体" w:eastAsia="宋体" w:hAnsi="宋体" w:cs="宋体" w:hint="eastAsia"/>
+        </w:rPr>
+        <w:t>主力</w:t>
+      </w:r>
+      <w:r>
+        <w:rPr>
+          <w:rFonts w:asciiTheme="minorEastAsia" w:hAnsiTheme="minorEastAsia" w:hint="eastAsia"/>
+        </w:rPr>
+        <w:t>)</w:t>
+      </w:r>
+      <w:r>
+        <w:rPr>
+          <w:rFonts w:eastAsia="Arial"/>
+        </w:rPr>
+        <w:t xml:space="preserve"> </w:t>
+      </w:r>
+      <w:r>
+        <w:rPr>
+          <w:rFonts w:ascii="Arial" w:eastAsia="Arial" w:hAnsi="Arial" w:cs="Arial"/>
+          <w:sz w:val="21"/>
+          <w:szCs w:val="21"/>
+        </w:rPr>
+        <w:t>、Claude Code、Kiro、Antigravity、Augment</w:t>
+      </w:r>
       <w:r>
         <w:rPr>
           <w:rFonts w:hint="eastAsia"/>
@@ -1307,7 +1831,7 @@
           <w:noProof/>
         </w:rPr>
         <w:drawing>
-          <wp:inline distT="0" distB="0" distL="0" distR="0" wp14:anchorId="01255B70" wp14:editId="7B1C7FFF">
+          <wp:inline distT="0" distB="0" distL="0" distR="0" wp14:anchorId="0E06D4ED" wp14:editId="37234EC2">
             <wp:extent cx="564029" cy="713014"/>
             <wp:effectExtent l="0" t="0" r="0" b="0"/>
             <wp:docPr id="528783051" name="图片 4"/>
@@ -1324,7 +1848,7 @@
                     </pic:cNvPicPr>
                   </pic:nvPicPr>
                   <pic:blipFill>
-                    <a:blip r:embed="rId9">
+                    <a:blip r:embed="rId8">
                       <a:extLst>
                         <a:ext uri="{28A0092B-C50C-407E-A947-70E740481C1C}">
                           <a14:useLocalDpi xmlns:a14="http://schemas.microsoft.com/office/drawing/2010/main" val="0"/>
@@ -1383,7 +1907,7 @@
           <w:noProof/>
         </w:rPr>
         <w:drawing>
-          <wp:inline distT="0" distB="0" distL="0" distR="0" wp14:anchorId="12F1A4DD" wp14:editId="0497B47A">
+          <wp:inline distT="0" distB="0" distL="0" distR="0" wp14:anchorId="609126F7" wp14:editId="3B90BE4D">
             <wp:extent cx="549728" cy="549728"/>
             <wp:effectExtent l="0" t="0" r="0" b="0"/>
             <wp:docPr id="1299101534" name="图片 2"/>
@@ -1400,7 +1924,7 @@
                     </pic:cNvPicPr>
                   </pic:nvPicPr>
                   <pic:blipFill>
-                    <a:blip r:embed="rId10" cstate="print">
+                    <a:blip r:embed="rId9" cstate="print">
                       <a:extLst>
                         <a:ext uri="{28A0092B-C50C-407E-A947-70E740481C1C}">
                           <a14:useLocalDpi xmlns:a14="http://schemas.microsoft.com/office/drawing/2010/main" val="0"/>
@@ -1459,7 +1983,7 @@
           <w:noProof/>
         </w:rPr>
         <w:drawing>
-          <wp:inline distT="0" distB="0" distL="0" distR="0" wp14:anchorId="34BAB22E" wp14:editId="6967DC0E">
+          <wp:inline distT="0" distB="0" distL="0" distR="0" wp14:anchorId="3AE17161" wp14:editId="75C7752B">
             <wp:extent cx="658586" cy="658586"/>
             <wp:effectExtent l="0" t="0" r="0" b="0"/>
             <wp:docPr id="2124445432" name="图片 1"/>
@@ -1476,7 +2000,7 @@
                     </pic:cNvPicPr>
                   </pic:nvPicPr>
                   <pic:blipFill>
-                    <a:blip r:embed="rId11" cstate="print">
+                    <a:blip r:embed="rId10" cstate="print">
                       <a:extLst>
                         <a:ext uri="{28A0092B-C50C-407E-A947-70E740481C1C}">
                           <a14:useLocalDpi xmlns:a14="http://schemas.microsoft.com/office/drawing/2010/main" val="0"/>
@@ -1535,7 +2059,7 @@
           <w:noProof/>
         </w:rPr>
         <w:drawing>
-          <wp:inline distT="0" distB="0" distL="0" distR="0" wp14:anchorId="23228F73" wp14:editId="0CF6F98F">
+          <wp:inline distT="0" distB="0" distL="0" distR="0" wp14:anchorId="7FE6F824" wp14:editId="5ACA714A">
             <wp:extent cx="669290" cy="669290"/>
             <wp:effectExtent l="0" t="0" r="0" b="0"/>
             <wp:docPr id="1785853256" name="图片 3"/>
@@ -1552,7 +2076,7 @@
                     </pic:cNvPicPr>
                   </pic:nvPicPr>
                   <pic:blipFill>
-                    <a:blip r:embed="rId12">
+                    <a:blip r:embed="rId11">
                       <a:extLst>
                         <a:ext uri="{28A0092B-C50C-407E-A947-70E740481C1C}">
                           <a14:useLocalDpi xmlns:a14="http://schemas.microsoft.com/office/drawing/2010/main" val="0"/>
@@ -1587,7 +2111,6 @@
     <w:p>
       <w:pPr>
         <w:rPr>
-          <w:rFonts w:hint="eastAsia"/>
           <w:b/>
           <w:bCs/>
         </w:rPr>
@@ -1612,7 +2135,7 @@
           <w:noProof/>
         </w:rPr>
         <w:drawing>
-          <wp:inline distT="0" distB="0" distL="0" distR="0" wp14:anchorId="3A078F04" wp14:editId="38F40605">
+          <wp:inline distT="0" distB="0" distL="0" distR="0" wp14:anchorId="23691999" wp14:editId="1207C3C6">
             <wp:extent cx="522514" cy="522514"/>
             <wp:effectExtent l="0" t="0" r="0" b="0"/>
             <wp:docPr id="784992879" name="图片 5"/>
@@ -1629,7 +2152,7 @@
                     </pic:cNvPicPr>
                   </pic:nvPicPr>
                   <pic:blipFill>
-                    <a:blip r:embed="rId13" cstate="print">
+                    <a:blip r:embed="rId12" cstate="print">
                       <a:extLst>
                         <a:ext uri="{28A0092B-C50C-407E-A947-70E740481C1C}">
                           <a14:useLocalDpi xmlns:a14="http://schemas.microsoft.com/office/drawing/2010/main" val="0"/>
@@ -1663,275 +2186,5014 @@
     </w:p>
     <w:p>
       <w:pPr>
+        <w:spacing w:before="80" w:after="80"/>
+      </w:pPr>
+    </w:p>
+    <w:p>
+      <w:pPr>
+        <w:spacing w:before="80" w:after="80"/>
+      </w:pPr>
+    </w:p>
+    <w:p>
+      <w:pPr>
+        <w:pStyle w:val="2"/>
+      </w:pPr>
+      <w:r>
         <w:rPr>
+          <w:rFonts w:ascii="Arial" w:eastAsia="Arial" w:hAnsi="Arial" w:cs="Arial"/>
           <w:b/>
           <w:bCs/>
+          <w:sz w:val="26"/>
+          <w:szCs w:val="26"/>
         </w:rPr>
-      </w:pPr>
-    </w:p>
-    <w:p>
-      <w:pPr>
+        <w:t>多agent工作流程</w:t>
+      </w:r>
+    </w:p>
+    <w:tbl>
+      <w:tblPr>
+        <w:tblW w:w="9360" w:type="dxa"/>
+        <w:tblBorders>
+          <w:top w:val="single" w:sz="4" w:space="0" w:color="auto"/>
+          <w:left w:val="single" w:sz="4" w:space="0" w:color="auto"/>
+          <w:bottom w:val="single" w:sz="4" w:space="0" w:color="auto"/>
+          <w:right w:val="single" w:sz="4" w:space="0" w:color="auto"/>
+          <w:insideH w:val="single" w:sz="4" w:space="0" w:color="auto"/>
+          <w:insideV w:val="single" w:sz="4" w:space="0" w:color="auto"/>
+        </w:tblBorders>
+        <w:tblCellMar>
+          <w:left w:w="10" w:type="dxa"/>
+          <w:right w:w="10" w:type="dxa"/>
+        </w:tblCellMar>
+        <w:tblLook w:val="04A0" w:firstRow="1" w:lastRow="0" w:firstColumn="1" w:lastColumn="0" w:noHBand="0" w:noVBand="1"/>
+      </w:tblPr>
+      <w:tblGrid>
+        <w:gridCol w:w="1200"/>
+        <w:gridCol w:w="8160"/>
+      </w:tblGrid>
+      <w:tr>
+        <w:tblPrEx>
+          <w:tblCellMar>
+            <w:top w:w="0" w:type="dxa"/>
+            <w:bottom w:w="0" w:type="dxa"/>
+          </w:tblCellMar>
+        </w:tblPrEx>
+        <w:tc>
+          <w:tcPr>
+            <w:tcW w:w="1200" w:type="dxa"/>
+            <w:tcBorders>
+              <w:top w:val="single" w:sz="1" w:space="0" w:color="999999"/>
+              <w:left w:val="single" w:sz="1" w:space="0" w:color="999999"/>
+              <w:bottom w:val="single" w:sz="1" w:space="0" w:color="999999"/>
+              <w:right w:val="single" w:sz="1" w:space="0" w:color="999999"/>
+            </w:tcBorders>
+            <w:shd w:val="clear" w:color="auto" w:fill="2D5F2D"/>
+            <w:tcMar>
+              <w:top w:w="60" w:type="dxa"/>
+              <w:left w:w="100" w:type="dxa"/>
+              <w:bottom w:w="60" w:type="dxa"/>
+              <w:right w:w="100" w:type="dxa"/>
+            </w:tcMar>
+            <w:vAlign w:val="center"/>
+          </w:tcPr>
+          <w:p>
+            <w:pPr>
+              <w:jc w:val="center"/>
+            </w:pPr>
+            <w:r>
+              <w:rPr>
+                <w:rFonts w:ascii="Arial" w:eastAsia="Arial" w:hAnsi="Arial" w:cs="Arial"/>
+                <w:b/>
+                <w:bCs/>
+                <w:color w:val="FFFFFF"/>
+                <w:sz w:val="20"/>
+                <w:szCs w:val="20"/>
+              </w:rPr>
+              <w:t>步骤</w:t>
+            </w:r>
+          </w:p>
+        </w:tc>
+        <w:tc>
+          <w:tcPr>
+            <w:tcW w:w="8160" w:type="dxa"/>
+            <w:tcBorders>
+              <w:top w:val="single" w:sz="1" w:space="0" w:color="999999"/>
+              <w:left w:val="single" w:sz="1" w:space="0" w:color="999999"/>
+              <w:bottom w:val="single" w:sz="1" w:space="0" w:color="999999"/>
+              <w:right w:val="single" w:sz="1" w:space="0" w:color="999999"/>
+            </w:tcBorders>
+            <w:shd w:val="clear" w:color="auto" w:fill="2D5F2D"/>
+            <w:tcMar>
+              <w:top w:w="60" w:type="dxa"/>
+              <w:left w:w="100" w:type="dxa"/>
+              <w:bottom w:w="60" w:type="dxa"/>
+              <w:right w:w="100" w:type="dxa"/>
+            </w:tcMar>
+            <w:vAlign w:val="center"/>
+          </w:tcPr>
+          <w:p>
+            <w:pPr>
+              <w:jc w:val="center"/>
+            </w:pPr>
+            <w:r>
+              <w:rPr>
+                <w:rFonts w:ascii="Arial" w:eastAsia="Arial" w:hAnsi="Arial" w:cs="Arial"/>
+                <w:b/>
+                <w:bCs/>
+                <w:color w:val="FFFFFF"/>
+                <w:sz w:val="20"/>
+                <w:szCs w:val="20"/>
+              </w:rPr>
+              <w:t>具体做法</w:t>
+            </w:r>
+          </w:p>
+        </w:tc>
+      </w:tr>
+      <w:tr>
+        <w:tblPrEx>
+          <w:tblCellMar>
+            <w:top w:w="0" w:type="dxa"/>
+            <w:bottom w:w="0" w:type="dxa"/>
+          </w:tblCellMar>
+        </w:tblPrEx>
+        <w:tc>
+          <w:tcPr>
+            <w:tcW w:w="1200" w:type="dxa"/>
+            <w:tcBorders>
+              <w:top w:val="single" w:sz="1" w:space="0" w:color="999999"/>
+              <w:left w:val="single" w:sz="1" w:space="0" w:color="999999"/>
+              <w:bottom w:val="single" w:sz="1" w:space="0" w:color="999999"/>
+              <w:right w:val="single" w:sz="1" w:space="0" w:color="999999"/>
+            </w:tcBorders>
+            <w:shd w:val="clear" w:color="auto" w:fill="F5F5F0"/>
+            <w:tcMar>
+              <w:top w:w="60" w:type="dxa"/>
+              <w:left w:w="100" w:type="dxa"/>
+              <w:bottom w:w="60" w:type="dxa"/>
+              <w:right w:w="100" w:type="dxa"/>
+            </w:tcMar>
+            <w:vAlign w:val="center"/>
+          </w:tcPr>
+          <w:p>
+            <w:r>
+              <w:rPr>
+                <w:rFonts w:ascii="Arial" w:eastAsia="Arial" w:hAnsi="Arial" w:cs="Arial"/>
+                <w:b/>
+                <w:bCs/>
+                <w:sz w:val="20"/>
+                <w:szCs w:val="20"/>
+              </w:rPr>
+              <w:t>第一步</w:t>
+            </w:r>
+          </w:p>
+        </w:tc>
+        <w:tc>
+          <w:tcPr>
+            <w:tcW w:w="8160" w:type="dxa"/>
+            <w:tcBorders>
+              <w:top w:val="single" w:sz="1" w:space="0" w:color="999999"/>
+              <w:left w:val="single" w:sz="1" w:space="0" w:color="999999"/>
+              <w:bottom w:val="single" w:sz="1" w:space="0" w:color="999999"/>
+              <w:right w:val="single" w:sz="1" w:space="0" w:color="999999"/>
+            </w:tcBorders>
+            <w:shd w:val="clear" w:color="auto" w:fill="F5F5F0"/>
+            <w:tcMar>
+              <w:top w:w="60" w:type="dxa"/>
+              <w:left w:w="100" w:type="dxa"/>
+              <w:bottom w:w="60" w:type="dxa"/>
+              <w:right w:w="100" w:type="dxa"/>
+            </w:tcMar>
+            <w:vAlign w:val="center"/>
+          </w:tcPr>
+          <w:p>
+            <w:r>
+              <w:rPr>
+                <w:rFonts w:ascii="Arial" w:eastAsia="Arial" w:hAnsi="Arial" w:cs="Arial"/>
+                <w:sz w:val="20"/>
+                <w:szCs w:val="20"/>
+              </w:rPr>
+              <w:t>总agent先读架构文档和执行规范</w:t>
+            </w:r>
+          </w:p>
+        </w:tc>
+      </w:tr>
+      <w:tr>
+        <w:tblPrEx>
+          <w:tblCellMar>
+            <w:top w:w="0" w:type="dxa"/>
+            <w:bottom w:w="0" w:type="dxa"/>
+          </w:tblCellMar>
+        </w:tblPrEx>
+        <w:tc>
+          <w:tcPr>
+            <w:tcW w:w="1200" w:type="dxa"/>
+            <w:tcBorders>
+              <w:top w:val="single" w:sz="1" w:space="0" w:color="999999"/>
+              <w:left w:val="single" w:sz="1" w:space="0" w:color="999999"/>
+              <w:bottom w:val="single" w:sz="1" w:space="0" w:color="999999"/>
+              <w:right w:val="single" w:sz="1" w:space="0" w:color="999999"/>
+            </w:tcBorders>
+            <w:shd w:val="clear" w:color="auto" w:fill="FFFFFF"/>
+            <w:tcMar>
+              <w:top w:w="60" w:type="dxa"/>
+              <w:left w:w="100" w:type="dxa"/>
+              <w:bottom w:w="60" w:type="dxa"/>
+              <w:right w:w="100" w:type="dxa"/>
+            </w:tcMar>
+            <w:vAlign w:val="center"/>
+          </w:tcPr>
+          <w:p>
+            <w:r>
+              <w:rPr>
+                <w:rFonts w:ascii="Arial" w:eastAsia="Arial" w:hAnsi="Arial" w:cs="Arial"/>
+                <w:b/>
+                <w:bCs/>
+                <w:sz w:val="20"/>
+                <w:szCs w:val="20"/>
+              </w:rPr>
+              <w:t>第二步</w:t>
+            </w:r>
+          </w:p>
+        </w:tc>
+        <w:tc>
+          <w:tcPr>
+            <w:tcW w:w="8160" w:type="dxa"/>
+            <w:tcBorders>
+              <w:top w:val="single" w:sz="1" w:space="0" w:color="999999"/>
+              <w:left w:val="single" w:sz="1" w:space="0" w:color="999999"/>
+              <w:bottom w:val="single" w:sz="1" w:space="0" w:color="999999"/>
+              <w:right w:val="single" w:sz="1" w:space="0" w:color="999999"/>
+            </w:tcBorders>
+            <w:shd w:val="clear" w:color="auto" w:fill="FFFFFF"/>
+            <w:tcMar>
+              <w:top w:w="60" w:type="dxa"/>
+              <w:left w:w="100" w:type="dxa"/>
+              <w:bottom w:w="60" w:type="dxa"/>
+              <w:right w:w="100" w:type="dxa"/>
+            </w:tcMar>
+            <w:vAlign w:val="center"/>
+          </w:tcPr>
+          <w:p>
+            <w:r>
+              <w:rPr>
+                <w:rFonts w:ascii="Arial" w:eastAsia="Arial" w:hAnsi="Arial" w:cs="Arial"/>
+                <w:sz w:val="20"/>
+                <w:szCs w:val="20"/>
+              </w:rPr>
+              <w:t>总agent根据当前进度分配模块开发任务</w:t>
+            </w:r>
+          </w:p>
+        </w:tc>
+      </w:tr>
+      <w:tr>
+        <w:tblPrEx>
+          <w:tblCellMar>
+            <w:top w:w="0" w:type="dxa"/>
+            <w:bottom w:w="0" w:type="dxa"/>
+          </w:tblCellMar>
+        </w:tblPrEx>
+        <w:tc>
+          <w:tcPr>
+            <w:tcW w:w="1200" w:type="dxa"/>
+            <w:tcBorders>
+              <w:top w:val="single" w:sz="1" w:space="0" w:color="999999"/>
+              <w:left w:val="single" w:sz="1" w:space="0" w:color="999999"/>
+              <w:bottom w:val="single" w:sz="1" w:space="0" w:color="999999"/>
+              <w:right w:val="single" w:sz="1" w:space="0" w:color="999999"/>
+            </w:tcBorders>
+            <w:shd w:val="clear" w:color="auto" w:fill="F5F5F0"/>
+            <w:tcMar>
+              <w:top w:w="60" w:type="dxa"/>
+              <w:left w:w="100" w:type="dxa"/>
+              <w:bottom w:w="60" w:type="dxa"/>
+              <w:right w:w="100" w:type="dxa"/>
+            </w:tcMar>
+            <w:vAlign w:val="center"/>
+          </w:tcPr>
+          <w:p>
+            <w:r>
+              <w:rPr>
+                <w:rFonts w:ascii="Arial" w:eastAsia="Arial" w:hAnsi="Arial" w:cs="Arial"/>
+                <w:b/>
+                <w:bCs/>
+                <w:sz w:val="20"/>
+                <w:szCs w:val="20"/>
+              </w:rPr>
+              <w:t>第三步</w:t>
+            </w:r>
+          </w:p>
+        </w:tc>
+        <w:tc>
+          <w:tcPr>
+            <w:tcW w:w="8160" w:type="dxa"/>
+            <w:tcBorders>
+              <w:top w:val="single" w:sz="1" w:space="0" w:color="999999"/>
+              <w:left w:val="single" w:sz="1" w:space="0" w:color="999999"/>
+              <w:bottom w:val="single" w:sz="1" w:space="0" w:color="999999"/>
+              <w:right w:val="single" w:sz="1" w:space="0" w:color="999999"/>
+            </w:tcBorders>
+            <w:shd w:val="clear" w:color="auto" w:fill="F5F5F0"/>
+            <w:tcMar>
+              <w:top w:w="60" w:type="dxa"/>
+              <w:left w:w="100" w:type="dxa"/>
+              <w:bottom w:w="60" w:type="dxa"/>
+              <w:right w:w="100" w:type="dxa"/>
+            </w:tcMar>
+            <w:vAlign w:val="center"/>
+          </w:tcPr>
+          <w:p>
+            <w:r>
+              <w:rPr>
+                <w:rFonts w:ascii="Arial" w:eastAsia="Arial" w:hAnsi="Arial" w:cs="Arial"/>
+                <w:sz w:val="20"/>
+                <w:szCs w:val="20"/>
+              </w:rPr>
+              <w:t>各模块agent各自领任务并行开发，互不干扰</w:t>
+            </w:r>
+          </w:p>
+        </w:tc>
+      </w:tr>
+      <w:tr>
+        <w:tblPrEx>
+          <w:tblCellMar>
+            <w:top w:w="0" w:type="dxa"/>
+            <w:bottom w:w="0" w:type="dxa"/>
+          </w:tblCellMar>
+        </w:tblPrEx>
+        <w:tc>
+          <w:tcPr>
+            <w:tcW w:w="1200" w:type="dxa"/>
+            <w:tcBorders>
+              <w:top w:val="single" w:sz="1" w:space="0" w:color="999999"/>
+              <w:left w:val="single" w:sz="1" w:space="0" w:color="999999"/>
+              <w:bottom w:val="single" w:sz="1" w:space="0" w:color="999999"/>
+              <w:right w:val="single" w:sz="1" w:space="0" w:color="999999"/>
+            </w:tcBorders>
+            <w:shd w:val="clear" w:color="auto" w:fill="FFFFFF"/>
+            <w:tcMar>
+              <w:top w:w="60" w:type="dxa"/>
+              <w:left w:w="100" w:type="dxa"/>
+              <w:bottom w:w="60" w:type="dxa"/>
+              <w:right w:w="100" w:type="dxa"/>
+            </w:tcMar>
+            <w:vAlign w:val="center"/>
+          </w:tcPr>
+          <w:p>
+            <w:r>
+              <w:rPr>
+                <w:rFonts w:ascii="Arial" w:eastAsia="Arial" w:hAnsi="Arial" w:cs="Arial"/>
+                <w:b/>
+                <w:bCs/>
+                <w:sz w:val="20"/>
+                <w:szCs w:val="20"/>
+              </w:rPr>
+              <w:t>第四步</w:t>
+            </w:r>
+          </w:p>
+        </w:tc>
+        <w:tc>
+          <w:tcPr>
+            <w:tcW w:w="8160" w:type="dxa"/>
+            <w:tcBorders>
+              <w:top w:val="single" w:sz="1" w:space="0" w:color="999999"/>
+              <w:left w:val="single" w:sz="1" w:space="0" w:color="999999"/>
+              <w:bottom w:val="single" w:sz="1" w:space="0" w:color="999999"/>
+              <w:right w:val="single" w:sz="1" w:space="0" w:color="999999"/>
+            </w:tcBorders>
+            <w:shd w:val="clear" w:color="auto" w:fill="FFFFFF"/>
+            <w:tcMar>
+              <w:top w:w="60" w:type="dxa"/>
+              <w:left w:w="100" w:type="dxa"/>
+              <w:bottom w:w="60" w:type="dxa"/>
+              <w:right w:w="100" w:type="dxa"/>
+            </w:tcMar>
+            <w:vAlign w:val="center"/>
+          </w:tcPr>
+          <w:p>
+            <w:r>
+              <w:rPr>
+                <w:rFonts w:ascii="Arial" w:eastAsia="Arial" w:hAnsi="Arial" w:cs="Arial"/>
+                <w:sz w:val="20"/>
+                <w:szCs w:val="20"/>
+              </w:rPr>
+              <w:t>总agent把控边界，确保不会出现多个agent改到同一个文件导致冲突</w:t>
+            </w:r>
+          </w:p>
+        </w:tc>
+      </w:tr>
+    </w:tbl>
+    <w:p>
+      <w:pPr>
+        <w:spacing w:before="80" w:after="80"/>
+      </w:pPr>
+    </w:p>
+    <w:p>
+      <w:pPr>
+        <w:spacing w:before="100" w:after="100"/>
+      </w:pPr>
+      <w:r>
         <w:rPr>
-          <w:rFonts w:hint="eastAsia"/>
+          <w:rFonts w:ascii="Arial" w:eastAsia="Arial" w:hAnsi="Arial" w:cs="Arial"/>
           <w:b/>
           <w:bCs/>
+          <w:color w:val="2D5F2D"/>
+          <w:sz w:val="21"/>
+          <w:szCs w:val="21"/>
         </w:rPr>
+        <w:t>前期花2天、5轮深度对话产出1000行架构文档 + 200行执行规范 → 后续AI代码一次成功率95%以上</w:t>
+      </w:r>
+    </w:p>
+    <w:p>
+      <w:pPr>
+        <w:pBdr>
+          <w:bottom w:val="single" w:sz="3" w:space="1" w:color="CCCCCC"/>
+        </w:pBdr>
+        <w:spacing w:before="200"/>
+      </w:pPr>
+    </w:p>
+    <w:p>
+      <w:pPr>
+        <w:pStyle w:val="1"/>
       </w:pPr>
       <w:r>
         <w:rPr>
-          <w:rFonts w:hint="eastAsia"/>
+          <w:rFonts w:ascii="Arial" w:eastAsia="Arial" w:hAnsi="Arial" w:cs="Arial"/>
           <w:b/>
           <w:bCs/>
+          <w:sz w:val="32"/>
+          <w:szCs w:val="32"/>
         </w:rPr>
-        <w:t>第</w:t>
+        <w:lastRenderedPageBreak/>
+        <w:t>第5页 | 开发周期</w:t>
+      </w:r>
+    </w:p>
+    <w:p>
+      <w:pPr>
+        <w:spacing w:before="80" w:after="80"/>
+      </w:pPr>
+      <w:r>
+        <w:rPr>
+          <w:rFonts w:ascii="Arial" w:eastAsia="Arial" w:hAnsi="Arial" w:cs="Arial"/>
+          <w:sz w:val="21"/>
+          <w:szCs w:val="21"/>
+        </w:rPr>
+        <w:t>标题：Git历史体现高密度开发效率</w:t>
+      </w:r>
+    </w:p>
+    <w:p>
+      <w:pPr>
+        <w:spacing w:before="80" w:after="80"/>
+      </w:pPr>
+    </w:p>
+    <w:p>
+      <w:pPr>
+        <w:pStyle w:val="2"/>
+      </w:pPr>
+      <w:r>
+        <w:rPr>
+          <w:rFonts w:ascii="Arial" w:eastAsia="Arial" w:hAnsi="Arial" w:cs="Arial"/>
+          <w:b/>
+          <w:bCs/>
+          <w:sz w:val="26"/>
+          <w:szCs w:val="26"/>
+        </w:rPr>
+        <w:t>各月活跃天数</w:t>
+      </w:r>
+    </w:p>
+    <w:tbl>
+      <w:tblPr>
+        <w:tblW w:w="9360" w:type="dxa"/>
+        <w:tblBorders>
+          <w:top w:val="single" w:sz="4" w:space="0" w:color="auto"/>
+          <w:left w:val="single" w:sz="4" w:space="0" w:color="auto"/>
+          <w:bottom w:val="single" w:sz="4" w:space="0" w:color="auto"/>
+          <w:right w:val="single" w:sz="4" w:space="0" w:color="auto"/>
+          <w:insideH w:val="single" w:sz="4" w:space="0" w:color="auto"/>
+          <w:insideV w:val="single" w:sz="4" w:space="0" w:color="auto"/>
+        </w:tblBorders>
+        <w:tblCellMar>
+          <w:left w:w="10" w:type="dxa"/>
+          <w:right w:w="10" w:type="dxa"/>
+        </w:tblCellMar>
+        <w:tblLook w:val="04A0" w:firstRow="1" w:lastRow="0" w:firstColumn="1" w:lastColumn="0" w:noHBand="0" w:noVBand="1"/>
+      </w:tblPr>
+      <w:tblGrid>
+        <w:gridCol w:w="2000"/>
+        <w:gridCol w:w="1500"/>
+        <w:gridCol w:w="1500"/>
+        <w:gridCol w:w="4360"/>
+      </w:tblGrid>
+      <w:tr>
+        <w:tblPrEx>
+          <w:tblCellMar>
+            <w:top w:w="0" w:type="dxa"/>
+            <w:bottom w:w="0" w:type="dxa"/>
+          </w:tblCellMar>
+        </w:tblPrEx>
+        <w:tc>
+          <w:tcPr>
+            <w:tcW w:w="2000" w:type="dxa"/>
+            <w:tcBorders>
+              <w:top w:val="single" w:sz="1" w:space="0" w:color="999999"/>
+              <w:left w:val="single" w:sz="1" w:space="0" w:color="999999"/>
+              <w:bottom w:val="single" w:sz="1" w:space="0" w:color="999999"/>
+              <w:right w:val="single" w:sz="1" w:space="0" w:color="999999"/>
+            </w:tcBorders>
+            <w:shd w:val="clear" w:color="auto" w:fill="2D5F2D"/>
+            <w:tcMar>
+              <w:top w:w="60" w:type="dxa"/>
+              <w:left w:w="100" w:type="dxa"/>
+              <w:bottom w:w="60" w:type="dxa"/>
+              <w:right w:w="100" w:type="dxa"/>
+            </w:tcMar>
+            <w:vAlign w:val="center"/>
+          </w:tcPr>
+          <w:p>
+            <w:pPr>
+              <w:jc w:val="center"/>
+            </w:pPr>
+            <w:r>
+              <w:rPr>
+                <w:rFonts w:ascii="Arial" w:eastAsia="Arial" w:hAnsi="Arial" w:cs="Arial"/>
+                <w:b/>
+                <w:bCs/>
+                <w:color w:val="FFFFFF"/>
+                <w:sz w:val="20"/>
+                <w:szCs w:val="20"/>
+              </w:rPr>
+              <w:t>月份</w:t>
+            </w:r>
+          </w:p>
+        </w:tc>
+        <w:tc>
+          <w:tcPr>
+            <w:tcW w:w="1500" w:type="dxa"/>
+            <w:tcBorders>
+              <w:top w:val="single" w:sz="1" w:space="0" w:color="999999"/>
+              <w:left w:val="single" w:sz="1" w:space="0" w:color="999999"/>
+              <w:bottom w:val="single" w:sz="1" w:space="0" w:color="999999"/>
+              <w:right w:val="single" w:sz="1" w:space="0" w:color="999999"/>
+            </w:tcBorders>
+            <w:shd w:val="clear" w:color="auto" w:fill="2D5F2D"/>
+            <w:tcMar>
+              <w:top w:w="60" w:type="dxa"/>
+              <w:left w:w="100" w:type="dxa"/>
+              <w:bottom w:w="60" w:type="dxa"/>
+              <w:right w:w="100" w:type="dxa"/>
+            </w:tcMar>
+            <w:vAlign w:val="center"/>
+          </w:tcPr>
+          <w:p>
+            <w:pPr>
+              <w:jc w:val="center"/>
+            </w:pPr>
+            <w:r>
+              <w:rPr>
+                <w:rFonts w:ascii="Arial" w:eastAsia="Arial" w:hAnsi="Arial" w:cs="Arial"/>
+                <w:b/>
+                <w:bCs/>
+                <w:color w:val="FFFFFF"/>
+                <w:sz w:val="20"/>
+                <w:szCs w:val="20"/>
+              </w:rPr>
+              <w:t>活跃天数</w:t>
+            </w:r>
+          </w:p>
+        </w:tc>
+        <w:tc>
+          <w:tcPr>
+            <w:tcW w:w="1500" w:type="dxa"/>
+            <w:tcBorders>
+              <w:top w:val="single" w:sz="1" w:space="0" w:color="999999"/>
+              <w:left w:val="single" w:sz="1" w:space="0" w:color="999999"/>
+              <w:bottom w:val="single" w:sz="1" w:space="0" w:color="999999"/>
+              <w:right w:val="single" w:sz="1" w:space="0" w:color="999999"/>
+            </w:tcBorders>
+            <w:shd w:val="clear" w:color="auto" w:fill="2D5F2D"/>
+            <w:tcMar>
+              <w:top w:w="60" w:type="dxa"/>
+              <w:left w:w="100" w:type="dxa"/>
+              <w:bottom w:w="60" w:type="dxa"/>
+              <w:right w:w="100" w:type="dxa"/>
+            </w:tcMar>
+            <w:vAlign w:val="center"/>
+          </w:tcPr>
+          <w:p>
+            <w:pPr>
+              <w:jc w:val="center"/>
+            </w:pPr>
+            <w:r>
+              <w:rPr>
+                <w:rFonts w:ascii="Arial" w:eastAsia="Arial" w:hAnsi="Arial" w:cs="Arial"/>
+                <w:b/>
+                <w:bCs/>
+                <w:color w:val="FFFFFF"/>
+                <w:sz w:val="20"/>
+                <w:szCs w:val="20"/>
+              </w:rPr>
+              <w:t>提交次数</w:t>
+            </w:r>
+          </w:p>
+        </w:tc>
+        <w:tc>
+          <w:tcPr>
+            <w:tcW w:w="4360" w:type="dxa"/>
+            <w:tcBorders>
+              <w:top w:val="single" w:sz="1" w:space="0" w:color="999999"/>
+              <w:left w:val="single" w:sz="1" w:space="0" w:color="999999"/>
+              <w:bottom w:val="single" w:sz="1" w:space="0" w:color="999999"/>
+              <w:right w:val="single" w:sz="1" w:space="0" w:color="999999"/>
+            </w:tcBorders>
+            <w:shd w:val="clear" w:color="auto" w:fill="2D5F2D"/>
+            <w:tcMar>
+              <w:top w:w="60" w:type="dxa"/>
+              <w:left w:w="100" w:type="dxa"/>
+              <w:bottom w:w="60" w:type="dxa"/>
+              <w:right w:w="100" w:type="dxa"/>
+            </w:tcMar>
+            <w:vAlign w:val="center"/>
+          </w:tcPr>
+          <w:p>
+            <w:pPr>
+              <w:jc w:val="center"/>
+            </w:pPr>
+            <w:r>
+              <w:rPr>
+                <w:rFonts w:ascii="Arial" w:eastAsia="Arial" w:hAnsi="Arial" w:cs="Arial"/>
+                <w:b/>
+                <w:bCs/>
+                <w:color w:val="FFFFFF"/>
+                <w:sz w:val="20"/>
+                <w:szCs w:val="20"/>
+              </w:rPr>
+              <w:t>做了什么</w:t>
+            </w:r>
+          </w:p>
+        </w:tc>
+      </w:tr>
+      <w:tr>
+        <w:tblPrEx>
+          <w:tblCellMar>
+            <w:top w:w="0" w:type="dxa"/>
+            <w:bottom w:w="0" w:type="dxa"/>
+          </w:tblCellMar>
+        </w:tblPrEx>
+        <w:tc>
+          <w:tcPr>
+            <w:tcW w:w="2000" w:type="dxa"/>
+            <w:tcBorders>
+              <w:top w:val="single" w:sz="1" w:space="0" w:color="999999"/>
+              <w:left w:val="single" w:sz="1" w:space="0" w:color="999999"/>
+              <w:bottom w:val="single" w:sz="1" w:space="0" w:color="999999"/>
+              <w:right w:val="single" w:sz="1" w:space="0" w:color="999999"/>
+            </w:tcBorders>
+            <w:shd w:val="clear" w:color="auto" w:fill="F5F5F0"/>
+            <w:tcMar>
+              <w:top w:w="60" w:type="dxa"/>
+              <w:left w:w="100" w:type="dxa"/>
+              <w:bottom w:w="60" w:type="dxa"/>
+              <w:right w:w="100" w:type="dxa"/>
+            </w:tcMar>
+            <w:vAlign w:val="center"/>
+          </w:tcPr>
+          <w:p>
+            <w:r>
+              <w:rPr>
+                <w:rFonts w:ascii="Arial" w:eastAsia="Arial" w:hAnsi="Arial" w:cs="Arial"/>
+                <w:b/>
+                <w:bCs/>
+                <w:sz w:val="20"/>
+                <w:szCs w:val="20"/>
+              </w:rPr>
+              <w:t>2025年9月</w:t>
+            </w:r>
+          </w:p>
+        </w:tc>
+        <w:tc>
+          <w:tcPr>
+            <w:tcW w:w="1500" w:type="dxa"/>
+            <w:tcBorders>
+              <w:top w:val="single" w:sz="1" w:space="0" w:color="999999"/>
+              <w:left w:val="single" w:sz="1" w:space="0" w:color="999999"/>
+              <w:bottom w:val="single" w:sz="1" w:space="0" w:color="999999"/>
+              <w:right w:val="single" w:sz="1" w:space="0" w:color="999999"/>
+            </w:tcBorders>
+            <w:shd w:val="clear" w:color="auto" w:fill="F5F5F0"/>
+            <w:tcMar>
+              <w:top w:w="60" w:type="dxa"/>
+              <w:left w:w="100" w:type="dxa"/>
+              <w:bottom w:w="60" w:type="dxa"/>
+              <w:right w:w="100" w:type="dxa"/>
+            </w:tcMar>
+            <w:vAlign w:val="center"/>
+          </w:tcPr>
+          <w:p>
+            <w:pPr>
+              <w:jc w:val="center"/>
+            </w:pPr>
+            <w:r>
+              <w:rPr>
+                <w:rFonts w:ascii="Arial" w:eastAsia="Arial" w:hAnsi="Arial" w:cs="Arial"/>
+                <w:sz w:val="20"/>
+                <w:szCs w:val="20"/>
+              </w:rPr>
+              <w:t>2天</w:t>
+            </w:r>
+          </w:p>
+        </w:tc>
+        <w:tc>
+          <w:tcPr>
+            <w:tcW w:w="1500" w:type="dxa"/>
+            <w:tcBorders>
+              <w:top w:val="single" w:sz="1" w:space="0" w:color="999999"/>
+              <w:left w:val="single" w:sz="1" w:space="0" w:color="999999"/>
+              <w:bottom w:val="single" w:sz="1" w:space="0" w:color="999999"/>
+              <w:right w:val="single" w:sz="1" w:space="0" w:color="999999"/>
+            </w:tcBorders>
+            <w:shd w:val="clear" w:color="auto" w:fill="F5F5F0"/>
+            <w:tcMar>
+              <w:top w:w="60" w:type="dxa"/>
+              <w:left w:w="100" w:type="dxa"/>
+              <w:bottom w:w="60" w:type="dxa"/>
+              <w:right w:w="100" w:type="dxa"/>
+            </w:tcMar>
+            <w:vAlign w:val="center"/>
+          </w:tcPr>
+          <w:p>
+            <w:pPr>
+              <w:jc w:val="center"/>
+            </w:pPr>
+            <w:r>
+              <w:rPr>
+                <w:rFonts w:ascii="Arial" w:eastAsia="Arial" w:hAnsi="Arial" w:cs="Arial"/>
+                <w:sz w:val="20"/>
+                <w:szCs w:val="20"/>
+              </w:rPr>
+              <w:t>4次</w:t>
+            </w:r>
+          </w:p>
+        </w:tc>
+        <w:tc>
+          <w:tcPr>
+            <w:tcW w:w="4360" w:type="dxa"/>
+            <w:tcBorders>
+              <w:top w:val="single" w:sz="1" w:space="0" w:color="999999"/>
+              <w:left w:val="single" w:sz="1" w:space="0" w:color="999999"/>
+              <w:bottom w:val="single" w:sz="1" w:space="0" w:color="999999"/>
+              <w:right w:val="single" w:sz="1" w:space="0" w:color="999999"/>
+            </w:tcBorders>
+            <w:shd w:val="clear" w:color="auto" w:fill="F5F5F0"/>
+            <w:tcMar>
+              <w:top w:w="60" w:type="dxa"/>
+              <w:left w:w="100" w:type="dxa"/>
+              <w:bottom w:w="60" w:type="dxa"/>
+              <w:right w:w="100" w:type="dxa"/>
+            </w:tcMar>
+            <w:vAlign w:val="center"/>
+          </w:tcPr>
+          <w:p>
+            <w:r>
+              <w:rPr>
+                <w:rFonts w:ascii="Arial" w:eastAsia="Arial" w:hAnsi="Arial" w:cs="Arial"/>
+                <w:sz w:val="20"/>
+                <w:szCs w:val="20"/>
+              </w:rPr>
+              <w:t>技术调研，方案验证</w:t>
+            </w:r>
+          </w:p>
+        </w:tc>
+      </w:tr>
+      <w:tr>
+        <w:tblPrEx>
+          <w:tblCellMar>
+            <w:top w:w="0" w:type="dxa"/>
+            <w:bottom w:w="0" w:type="dxa"/>
+          </w:tblCellMar>
+        </w:tblPrEx>
+        <w:tc>
+          <w:tcPr>
+            <w:tcW w:w="2000" w:type="dxa"/>
+            <w:tcBorders>
+              <w:top w:val="single" w:sz="1" w:space="0" w:color="999999"/>
+              <w:left w:val="single" w:sz="1" w:space="0" w:color="999999"/>
+              <w:bottom w:val="single" w:sz="1" w:space="0" w:color="999999"/>
+              <w:right w:val="single" w:sz="1" w:space="0" w:color="999999"/>
+            </w:tcBorders>
+            <w:shd w:val="clear" w:color="auto" w:fill="FFFFFF"/>
+            <w:tcMar>
+              <w:top w:w="60" w:type="dxa"/>
+              <w:left w:w="100" w:type="dxa"/>
+              <w:bottom w:w="60" w:type="dxa"/>
+              <w:right w:w="100" w:type="dxa"/>
+            </w:tcMar>
+            <w:vAlign w:val="center"/>
+          </w:tcPr>
+          <w:p>
+            <w:r>
+              <w:rPr>
+                <w:rFonts w:ascii="Arial" w:eastAsia="Arial" w:hAnsi="Arial" w:cs="Arial"/>
+                <w:b/>
+                <w:bCs/>
+                <w:sz w:val="20"/>
+                <w:szCs w:val="20"/>
+              </w:rPr>
+              <w:t>2025年11月</w:t>
+            </w:r>
+          </w:p>
+        </w:tc>
+        <w:tc>
+          <w:tcPr>
+            <w:tcW w:w="1500" w:type="dxa"/>
+            <w:tcBorders>
+              <w:top w:val="single" w:sz="1" w:space="0" w:color="999999"/>
+              <w:left w:val="single" w:sz="1" w:space="0" w:color="999999"/>
+              <w:bottom w:val="single" w:sz="1" w:space="0" w:color="999999"/>
+              <w:right w:val="single" w:sz="1" w:space="0" w:color="999999"/>
+            </w:tcBorders>
+            <w:shd w:val="clear" w:color="auto" w:fill="FFFFFF"/>
+            <w:tcMar>
+              <w:top w:w="60" w:type="dxa"/>
+              <w:left w:w="100" w:type="dxa"/>
+              <w:bottom w:w="60" w:type="dxa"/>
+              <w:right w:w="100" w:type="dxa"/>
+            </w:tcMar>
+            <w:vAlign w:val="center"/>
+          </w:tcPr>
+          <w:p>
+            <w:pPr>
+              <w:jc w:val="center"/>
+            </w:pPr>
+            <w:r>
+              <w:rPr>
+                <w:rFonts w:ascii="Arial" w:eastAsia="Arial" w:hAnsi="Arial" w:cs="Arial"/>
+                <w:sz w:val="20"/>
+                <w:szCs w:val="20"/>
+              </w:rPr>
+              <w:t>3天</w:t>
+            </w:r>
+          </w:p>
+        </w:tc>
+        <w:tc>
+          <w:tcPr>
+            <w:tcW w:w="1500" w:type="dxa"/>
+            <w:tcBorders>
+              <w:top w:val="single" w:sz="1" w:space="0" w:color="999999"/>
+              <w:left w:val="single" w:sz="1" w:space="0" w:color="999999"/>
+              <w:bottom w:val="single" w:sz="1" w:space="0" w:color="999999"/>
+              <w:right w:val="single" w:sz="1" w:space="0" w:color="999999"/>
+            </w:tcBorders>
+            <w:shd w:val="clear" w:color="auto" w:fill="FFFFFF"/>
+            <w:tcMar>
+              <w:top w:w="60" w:type="dxa"/>
+              <w:left w:w="100" w:type="dxa"/>
+              <w:bottom w:w="60" w:type="dxa"/>
+              <w:right w:w="100" w:type="dxa"/>
+            </w:tcMar>
+            <w:vAlign w:val="center"/>
+          </w:tcPr>
+          <w:p>
+            <w:pPr>
+              <w:jc w:val="center"/>
+            </w:pPr>
+            <w:r>
+              <w:rPr>
+                <w:rFonts w:ascii="Arial" w:eastAsia="Arial" w:hAnsi="Arial" w:cs="Arial"/>
+                <w:sz w:val="20"/>
+                <w:szCs w:val="20"/>
+              </w:rPr>
+              <w:t>6次</w:t>
+            </w:r>
+          </w:p>
+        </w:tc>
+        <w:tc>
+          <w:tcPr>
+            <w:tcW w:w="4360" w:type="dxa"/>
+            <w:tcBorders>
+              <w:top w:val="single" w:sz="1" w:space="0" w:color="999999"/>
+              <w:left w:val="single" w:sz="1" w:space="0" w:color="999999"/>
+              <w:bottom w:val="single" w:sz="1" w:space="0" w:color="999999"/>
+              <w:right w:val="single" w:sz="1" w:space="0" w:color="999999"/>
+            </w:tcBorders>
+            <w:shd w:val="clear" w:color="auto" w:fill="FFFFFF"/>
+            <w:tcMar>
+              <w:top w:w="60" w:type="dxa"/>
+              <w:left w:w="100" w:type="dxa"/>
+              <w:bottom w:w="60" w:type="dxa"/>
+              <w:right w:w="100" w:type="dxa"/>
+            </w:tcMar>
+            <w:vAlign w:val="center"/>
+          </w:tcPr>
+          <w:p>
+            <w:r>
+              <w:rPr>
+                <w:rFonts w:ascii="Arial" w:eastAsia="Arial" w:hAnsi="Arial" w:cs="Arial"/>
+                <w:sz w:val="20"/>
+                <w:szCs w:val="20"/>
+              </w:rPr>
+              <w:t>前端原型探索</w:t>
+            </w:r>
+          </w:p>
+        </w:tc>
+      </w:tr>
+      <w:tr>
+        <w:tblPrEx>
+          <w:tblCellMar>
+            <w:top w:w="0" w:type="dxa"/>
+            <w:bottom w:w="0" w:type="dxa"/>
+          </w:tblCellMar>
+        </w:tblPrEx>
+        <w:tc>
+          <w:tcPr>
+            <w:tcW w:w="2000" w:type="dxa"/>
+            <w:tcBorders>
+              <w:top w:val="single" w:sz="1" w:space="0" w:color="999999"/>
+              <w:left w:val="single" w:sz="1" w:space="0" w:color="999999"/>
+              <w:bottom w:val="single" w:sz="1" w:space="0" w:color="999999"/>
+              <w:right w:val="single" w:sz="1" w:space="0" w:color="999999"/>
+            </w:tcBorders>
+            <w:shd w:val="clear" w:color="auto" w:fill="F5F5F0"/>
+            <w:tcMar>
+              <w:top w:w="60" w:type="dxa"/>
+              <w:left w:w="100" w:type="dxa"/>
+              <w:bottom w:w="60" w:type="dxa"/>
+              <w:right w:w="100" w:type="dxa"/>
+            </w:tcMar>
+            <w:vAlign w:val="center"/>
+          </w:tcPr>
+          <w:p>
+            <w:r>
+              <w:rPr>
+                <w:rFonts w:ascii="Arial" w:eastAsia="Arial" w:hAnsi="Arial" w:cs="Arial"/>
+                <w:b/>
+                <w:bCs/>
+                <w:sz w:val="20"/>
+                <w:szCs w:val="20"/>
+              </w:rPr>
+              <w:t>（12月—1月初）</w:t>
+            </w:r>
+          </w:p>
+        </w:tc>
+        <w:tc>
+          <w:tcPr>
+            <w:tcW w:w="1500" w:type="dxa"/>
+            <w:tcBorders>
+              <w:top w:val="single" w:sz="1" w:space="0" w:color="999999"/>
+              <w:left w:val="single" w:sz="1" w:space="0" w:color="999999"/>
+              <w:bottom w:val="single" w:sz="1" w:space="0" w:color="999999"/>
+              <w:right w:val="single" w:sz="1" w:space="0" w:color="999999"/>
+            </w:tcBorders>
+            <w:shd w:val="clear" w:color="auto" w:fill="F5F5F0"/>
+            <w:tcMar>
+              <w:top w:w="60" w:type="dxa"/>
+              <w:left w:w="100" w:type="dxa"/>
+              <w:bottom w:w="60" w:type="dxa"/>
+              <w:right w:w="100" w:type="dxa"/>
+            </w:tcMar>
+            <w:vAlign w:val="center"/>
+          </w:tcPr>
+          <w:p>
+            <w:pPr>
+              <w:jc w:val="center"/>
+            </w:pPr>
+            <w:r>
+              <w:rPr>
+                <w:rFonts w:ascii="Arial" w:eastAsia="Arial" w:hAnsi="Arial" w:cs="Arial"/>
+                <w:sz w:val="20"/>
+                <w:szCs w:val="20"/>
+              </w:rPr>
+              <w:t>0天</w:t>
+            </w:r>
+          </w:p>
+        </w:tc>
+        <w:tc>
+          <w:tcPr>
+            <w:tcW w:w="1500" w:type="dxa"/>
+            <w:tcBorders>
+              <w:top w:val="single" w:sz="1" w:space="0" w:color="999999"/>
+              <w:left w:val="single" w:sz="1" w:space="0" w:color="999999"/>
+              <w:bottom w:val="single" w:sz="1" w:space="0" w:color="999999"/>
+              <w:right w:val="single" w:sz="1" w:space="0" w:color="999999"/>
+            </w:tcBorders>
+            <w:shd w:val="clear" w:color="auto" w:fill="F5F5F0"/>
+            <w:tcMar>
+              <w:top w:w="60" w:type="dxa"/>
+              <w:left w:w="100" w:type="dxa"/>
+              <w:bottom w:w="60" w:type="dxa"/>
+              <w:right w:w="100" w:type="dxa"/>
+            </w:tcMar>
+            <w:vAlign w:val="center"/>
+          </w:tcPr>
+          <w:p>
+            <w:pPr>
+              <w:jc w:val="center"/>
+            </w:pPr>
+            <w:r>
+              <w:rPr>
+                <w:rFonts w:ascii="Arial" w:eastAsia="Arial" w:hAnsi="Arial" w:cs="Arial"/>
+                <w:sz w:val="20"/>
+                <w:szCs w:val="20"/>
+              </w:rPr>
+              <w:t>0次</w:t>
+            </w:r>
+          </w:p>
+        </w:tc>
+        <w:tc>
+          <w:tcPr>
+            <w:tcW w:w="4360" w:type="dxa"/>
+            <w:tcBorders>
+              <w:top w:val="single" w:sz="1" w:space="0" w:color="999999"/>
+              <w:left w:val="single" w:sz="1" w:space="0" w:color="999999"/>
+              <w:bottom w:val="single" w:sz="1" w:space="0" w:color="999999"/>
+              <w:right w:val="single" w:sz="1" w:space="0" w:color="999999"/>
+            </w:tcBorders>
+            <w:shd w:val="clear" w:color="auto" w:fill="F5F5F0"/>
+            <w:tcMar>
+              <w:top w:w="60" w:type="dxa"/>
+              <w:left w:w="100" w:type="dxa"/>
+              <w:bottom w:w="60" w:type="dxa"/>
+              <w:right w:w="100" w:type="dxa"/>
+            </w:tcMar>
+            <w:vAlign w:val="center"/>
+          </w:tcPr>
+          <w:p>
+            <w:r>
+              <w:rPr>
+                <w:rFonts w:ascii="Arial" w:eastAsia="Arial" w:hAnsi="Arial" w:cs="Arial"/>
+                <w:sz w:val="20"/>
+                <w:szCs w:val="20"/>
+              </w:rPr>
+              <w:t>58天空白期，重新规划架构方向</w:t>
+            </w:r>
+          </w:p>
+        </w:tc>
+      </w:tr>
+      <w:tr>
+        <w:tblPrEx>
+          <w:tblCellMar>
+            <w:top w:w="0" w:type="dxa"/>
+            <w:bottom w:w="0" w:type="dxa"/>
+          </w:tblCellMar>
+        </w:tblPrEx>
+        <w:tc>
+          <w:tcPr>
+            <w:tcW w:w="2000" w:type="dxa"/>
+            <w:tcBorders>
+              <w:top w:val="single" w:sz="1" w:space="0" w:color="999999"/>
+              <w:left w:val="single" w:sz="1" w:space="0" w:color="999999"/>
+              <w:bottom w:val="single" w:sz="1" w:space="0" w:color="999999"/>
+              <w:right w:val="single" w:sz="1" w:space="0" w:color="999999"/>
+            </w:tcBorders>
+            <w:shd w:val="clear" w:color="auto" w:fill="FFFFFF"/>
+            <w:tcMar>
+              <w:top w:w="60" w:type="dxa"/>
+              <w:left w:w="100" w:type="dxa"/>
+              <w:bottom w:w="60" w:type="dxa"/>
+              <w:right w:w="100" w:type="dxa"/>
+            </w:tcMar>
+            <w:vAlign w:val="center"/>
+          </w:tcPr>
+          <w:p>
+            <w:r>
+              <w:rPr>
+                <w:rFonts w:ascii="Arial" w:eastAsia="Arial" w:hAnsi="Arial" w:cs="Arial"/>
+                <w:b/>
+                <w:bCs/>
+                <w:sz w:val="20"/>
+                <w:szCs w:val="20"/>
+              </w:rPr>
+              <w:t>2026年1月</w:t>
+            </w:r>
+          </w:p>
+        </w:tc>
+        <w:tc>
+          <w:tcPr>
+            <w:tcW w:w="1500" w:type="dxa"/>
+            <w:tcBorders>
+              <w:top w:val="single" w:sz="1" w:space="0" w:color="999999"/>
+              <w:left w:val="single" w:sz="1" w:space="0" w:color="999999"/>
+              <w:bottom w:val="single" w:sz="1" w:space="0" w:color="999999"/>
+              <w:right w:val="single" w:sz="1" w:space="0" w:color="999999"/>
+            </w:tcBorders>
+            <w:shd w:val="clear" w:color="auto" w:fill="FFFFFF"/>
+            <w:tcMar>
+              <w:top w:w="60" w:type="dxa"/>
+              <w:left w:w="100" w:type="dxa"/>
+              <w:bottom w:w="60" w:type="dxa"/>
+              <w:right w:w="100" w:type="dxa"/>
+            </w:tcMar>
+            <w:vAlign w:val="center"/>
+          </w:tcPr>
+          <w:p>
+            <w:pPr>
+              <w:jc w:val="center"/>
+            </w:pPr>
+            <w:r>
+              <w:rPr>
+                <w:rFonts w:ascii="Arial" w:eastAsia="Arial" w:hAnsi="Arial" w:cs="Arial"/>
+                <w:sz w:val="20"/>
+                <w:szCs w:val="20"/>
+              </w:rPr>
+              <w:t>15天</w:t>
+            </w:r>
+          </w:p>
+        </w:tc>
+        <w:tc>
+          <w:tcPr>
+            <w:tcW w:w="1500" w:type="dxa"/>
+            <w:tcBorders>
+              <w:top w:val="single" w:sz="1" w:space="0" w:color="999999"/>
+              <w:left w:val="single" w:sz="1" w:space="0" w:color="999999"/>
+              <w:bottom w:val="single" w:sz="1" w:space="0" w:color="999999"/>
+              <w:right w:val="single" w:sz="1" w:space="0" w:color="999999"/>
+            </w:tcBorders>
+            <w:shd w:val="clear" w:color="auto" w:fill="FFFFFF"/>
+            <w:tcMar>
+              <w:top w:w="60" w:type="dxa"/>
+              <w:left w:w="100" w:type="dxa"/>
+              <w:bottom w:w="60" w:type="dxa"/>
+              <w:right w:w="100" w:type="dxa"/>
+            </w:tcMar>
+            <w:vAlign w:val="center"/>
+          </w:tcPr>
+          <w:p>
+            <w:pPr>
+              <w:jc w:val="center"/>
+            </w:pPr>
+            <w:r>
+              <w:rPr>
+                <w:rFonts w:ascii="Arial" w:eastAsia="Arial" w:hAnsi="Arial" w:cs="Arial"/>
+                <w:sz w:val="20"/>
+                <w:szCs w:val="20"/>
+              </w:rPr>
+              <w:t>89次</w:t>
+            </w:r>
+          </w:p>
+        </w:tc>
+        <w:tc>
+          <w:tcPr>
+            <w:tcW w:w="4360" w:type="dxa"/>
+            <w:tcBorders>
+              <w:top w:val="single" w:sz="1" w:space="0" w:color="999999"/>
+              <w:left w:val="single" w:sz="1" w:space="0" w:color="999999"/>
+              <w:bottom w:val="single" w:sz="1" w:space="0" w:color="999999"/>
+              <w:right w:val="single" w:sz="1" w:space="0" w:color="999999"/>
+            </w:tcBorders>
+            <w:shd w:val="clear" w:color="auto" w:fill="FFFFFF"/>
+            <w:tcMar>
+              <w:top w:w="60" w:type="dxa"/>
+              <w:left w:w="100" w:type="dxa"/>
+              <w:bottom w:w="60" w:type="dxa"/>
+              <w:right w:w="100" w:type="dxa"/>
+            </w:tcMar>
+            <w:vAlign w:val="center"/>
+          </w:tcPr>
+          <w:p>
+            <w:r>
+              <w:rPr>
+                <w:rFonts w:ascii="Arial" w:eastAsia="Arial" w:hAnsi="Arial" w:cs="Arial"/>
+                <w:sz w:val="20"/>
+                <w:szCs w:val="20"/>
+              </w:rPr>
+              <w:t>核心开发冲刺：后端模块、数据库、联调</w:t>
+            </w:r>
+          </w:p>
+        </w:tc>
+      </w:tr>
+      <w:tr>
+        <w:tblPrEx>
+          <w:tblCellMar>
+            <w:top w:w="0" w:type="dxa"/>
+            <w:bottom w:w="0" w:type="dxa"/>
+          </w:tblCellMar>
+        </w:tblPrEx>
+        <w:tc>
+          <w:tcPr>
+            <w:tcW w:w="2000" w:type="dxa"/>
+            <w:tcBorders>
+              <w:top w:val="single" w:sz="1" w:space="0" w:color="999999"/>
+              <w:left w:val="single" w:sz="1" w:space="0" w:color="999999"/>
+              <w:bottom w:val="single" w:sz="1" w:space="0" w:color="999999"/>
+              <w:right w:val="single" w:sz="1" w:space="0" w:color="999999"/>
+            </w:tcBorders>
+            <w:shd w:val="clear" w:color="auto" w:fill="F5F5F0"/>
+            <w:tcMar>
+              <w:top w:w="60" w:type="dxa"/>
+              <w:left w:w="100" w:type="dxa"/>
+              <w:bottom w:w="60" w:type="dxa"/>
+              <w:right w:w="100" w:type="dxa"/>
+            </w:tcMar>
+            <w:vAlign w:val="center"/>
+          </w:tcPr>
+          <w:p>
+            <w:r>
+              <w:rPr>
+                <w:rFonts w:ascii="Arial" w:eastAsia="Arial" w:hAnsi="Arial" w:cs="Arial"/>
+                <w:b/>
+                <w:bCs/>
+                <w:sz w:val="20"/>
+                <w:szCs w:val="20"/>
+              </w:rPr>
+              <w:t>2026年2月</w:t>
+            </w:r>
+          </w:p>
+        </w:tc>
+        <w:tc>
+          <w:tcPr>
+            <w:tcW w:w="1500" w:type="dxa"/>
+            <w:tcBorders>
+              <w:top w:val="single" w:sz="1" w:space="0" w:color="999999"/>
+              <w:left w:val="single" w:sz="1" w:space="0" w:color="999999"/>
+              <w:bottom w:val="single" w:sz="1" w:space="0" w:color="999999"/>
+              <w:right w:val="single" w:sz="1" w:space="0" w:color="999999"/>
+            </w:tcBorders>
+            <w:shd w:val="clear" w:color="auto" w:fill="F5F5F0"/>
+            <w:tcMar>
+              <w:top w:w="60" w:type="dxa"/>
+              <w:left w:w="100" w:type="dxa"/>
+              <w:bottom w:w="60" w:type="dxa"/>
+              <w:right w:w="100" w:type="dxa"/>
+            </w:tcMar>
+            <w:vAlign w:val="center"/>
+          </w:tcPr>
+          <w:p>
+            <w:pPr>
+              <w:jc w:val="center"/>
+            </w:pPr>
+            <w:r>
+              <w:rPr>
+                <w:rFonts w:ascii="Arial" w:eastAsia="Arial" w:hAnsi="Arial" w:cs="Arial"/>
+                <w:sz w:val="20"/>
+                <w:szCs w:val="20"/>
+              </w:rPr>
+              <w:t>14天</w:t>
+            </w:r>
+          </w:p>
+        </w:tc>
+        <w:tc>
+          <w:tcPr>
+            <w:tcW w:w="1500" w:type="dxa"/>
+            <w:tcBorders>
+              <w:top w:val="single" w:sz="1" w:space="0" w:color="999999"/>
+              <w:left w:val="single" w:sz="1" w:space="0" w:color="999999"/>
+              <w:bottom w:val="single" w:sz="1" w:space="0" w:color="999999"/>
+              <w:right w:val="single" w:sz="1" w:space="0" w:color="999999"/>
+            </w:tcBorders>
+            <w:shd w:val="clear" w:color="auto" w:fill="F5F5F0"/>
+            <w:tcMar>
+              <w:top w:w="60" w:type="dxa"/>
+              <w:left w:w="100" w:type="dxa"/>
+              <w:bottom w:w="60" w:type="dxa"/>
+              <w:right w:w="100" w:type="dxa"/>
+            </w:tcMar>
+            <w:vAlign w:val="center"/>
+          </w:tcPr>
+          <w:p>
+            <w:pPr>
+              <w:jc w:val="center"/>
+            </w:pPr>
+            <w:r>
+              <w:rPr>
+                <w:rFonts w:ascii="Arial" w:eastAsia="Arial" w:hAnsi="Arial" w:cs="Arial"/>
+                <w:sz w:val="20"/>
+                <w:szCs w:val="20"/>
+              </w:rPr>
+              <w:t>48次</w:t>
+            </w:r>
+          </w:p>
+        </w:tc>
+        <w:tc>
+          <w:tcPr>
+            <w:tcW w:w="4360" w:type="dxa"/>
+            <w:tcBorders>
+              <w:top w:val="single" w:sz="1" w:space="0" w:color="999999"/>
+              <w:left w:val="single" w:sz="1" w:space="0" w:color="999999"/>
+              <w:bottom w:val="single" w:sz="1" w:space="0" w:color="999999"/>
+              <w:right w:val="single" w:sz="1" w:space="0" w:color="999999"/>
+            </w:tcBorders>
+            <w:shd w:val="clear" w:color="auto" w:fill="F5F5F0"/>
+            <w:tcMar>
+              <w:top w:w="60" w:type="dxa"/>
+              <w:left w:w="100" w:type="dxa"/>
+              <w:bottom w:w="60" w:type="dxa"/>
+              <w:right w:w="100" w:type="dxa"/>
+            </w:tcMar>
+            <w:vAlign w:val="center"/>
+          </w:tcPr>
+          <w:p>
+            <w:r>
+              <w:rPr>
+                <w:rFonts w:ascii="Arial" w:eastAsia="Arial" w:hAnsi="Arial" w:cs="Arial"/>
+                <w:sz w:val="20"/>
+                <w:szCs w:val="20"/>
+              </w:rPr>
+              <w:t>卡牌游戏、容器化部署、首次上线</w:t>
+            </w:r>
+          </w:p>
+        </w:tc>
+      </w:tr>
+      <w:tr>
+        <w:tblPrEx>
+          <w:tblCellMar>
+            <w:top w:w="0" w:type="dxa"/>
+            <w:bottom w:w="0" w:type="dxa"/>
+          </w:tblCellMar>
+        </w:tblPrEx>
+        <w:tc>
+          <w:tcPr>
+            <w:tcW w:w="2000" w:type="dxa"/>
+            <w:tcBorders>
+              <w:top w:val="single" w:sz="1" w:space="0" w:color="999999"/>
+              <w:left w:val="single" w:sz="1" w:space="0" w:color="999999"/>
+              <w:bottom w:val="single" w:sz="1" w:space="0" w:color="999999"/>
+              <w:right w:val="single" w:sz="1" w:space="0" w:color="999999"/>
+            </w:tcBorders>
+            <w:shd w:val="clear" w:color="auto" w:fill="FFFFFF"/>
+            <w:tcMar>
+              <w:top w:w="60" w:type="dxa"/>
+              <w:left w:w="100" w:type="dxa"/>
+              <w:bottom w:w="60" w:type="dxa"/>
+              <w:right w:w="100" w:type="dxa"/>
+            </w:tcMar>
+            <w:vAlign w:val="center"/>
+          </w:tcPr>
+          <w:p>
+            <w:r>
+              <w:rPr>
+                <w:rFonts w:ascii="Arial" w:eastAsia="Arial" w:hAnsi="Arial" w:cs="Arial"/>
+                <w:b/>
+                <w:bCs/>
+                <w:sz w:val="20"/>
+                <w:szCs w:val="20"/>
+              </w:rPr>
+              <w:t>2026年3月</w:t>
+            </w:r>
+          </w:p>
+        </w:tc>
+        <w:tc>
+          <w:tcPr>
+            <w:tcW w:w="1500" w:type="dxa"/>
+            <w:tcBorders>
+              <w:top w:val="single" w:sz="1" w:space="0" w:color="999999"/>
+              <w:left w:val="single" w:sz="1" w:space="0" w:color="999999"/>
+              <w:bottom w:val="single" w:sz="1" w:space="0" w:color="999999"/>
+              <w:right w:val="single" w:sz="1" w:space="0" w:color="999999"/>
+            </w:tcBorders>
+            <w:shd w:val="clear" w:color="auto" w:fill="FFFFFF"/>
+            <w:tcMar>
+              <w:top w:w="60" w:type="dxa"/>
+              <w:left w:w="100" w:type="dxa"/>
+              <w:bottom w:w="60" w:type="dxa"/>
+              <w:right w:w="100" w:type="dxa"/>
+            </w:tcMar>
+            <w:vAlign w:val="center"/>
+          </w:tcPr>
+          <w:p>
+            <w:pPr>
+              <w:jc w:val="center"/>
+            </w:pPr>
+            <w:r>
+              <w:rPr>
+                <w:rFonts w:ascii="Arial" w:eastAsia="Arial" w:hAnsi="Arial" w:cs="Arial"/>
+                <w:sz w:val="20"/>
+                <w:szCs w:val="20"/>
+              </w:rPr>
+              <w:t>8天</w:t>
+            </w:r>
+          </w:p>
+        </w:tc>
+        <w:tc>
+          <w:tcPr>
+            <w:tcW w:w="1500" w:type="dxa"/>
+            <w:tcBorders>
+              <w:top w:val="single" w:sz="1" w:space="0" w:color="999999"/>
+              <w:left w:val="single" w:sz="1" w:space="0" w:color="999999"/>
+              <w:bottom w:val="single" w:sz="1" w:space="0" w:color="999999"/>
+              <w:right w:val="single" w:sz="1" w:space="0" w:color="999999"/>
+            </w:tcBorders>
+            <w:shd w:val="clear" w:color="auto" w:fill="FFFFFF"/>
+            <w:tcMar>
+              <w:top w:w="60" w:type="dxa"/>
+              <w:left w:w="100" w:type="dxa"/>
+              <w:bottom w:w="60" w:type="dxa"/>
+              <w:right w:w="100" w:type="dxa"/>
+            </w:tcMar>
+            <w:vAlign w:val="center"/>
+          </w:tcPr>
+          <w:p>
+            <w:pPr>
+              <w:jc w:val="center"/>
+            </w:pPr>
+            <w:r>
+              <w:rPr>
+                <w:rFonts w:ascii="Arial" w:eastAsia="Arial" w:hAnsi="Arial" w:cs="Arial"/>
+                <w:sz w:val="20"/>
+                <w:szCs w:val="20"/>
+              </w:rPr>
+              <w:t>24次</w:t>
+            </w:r>
+          </w:p>
+        </w:tc>
+        <w:tc>
+          <w:tcPr>
+            <w:tcW w:w="4360" w:type="dxa"/>
+            <w:tcBorders>
+              <w:top w:val="single" w:sz="1" w:space="0" w:color="999999"/>
+              <w:left w:val="single" w:sz="1" w:space="0" w:color="999999"/>
+              <w:bottom w:val="single" w:sz="1" w:space="0" w:color="999999"/>
+              <w:right w:val="single" w:sz="1" w:space="0" w:color="999999"/>
+            </w:tcBorders>
+            <w:shd w:val="clear" w:color="auto" w:fill="FFFFFF"/>
+            <w:tcMar>
+              <w:top w:w="60" w:type="dxa"/>
+              <w:left w:w="100" w:type="dxa"/>
+              <w:bottom w:w="60" w:type="dxa"/>
+              <w:right w:w="100" w:type="dxa"/>
+            </w:tcMar>
+            <w:vAlign w:val="center"/>
+          </w:tcPr>
+          <w:p>
+            <w:r>
+              <w:rPr>
+                <w:rFonts w:ascii="Arial" w:eastAsia="Arial" w:hAnsi="Arial" w:cs="Arial"/>
+                <w:sz w:val="20"/>
+                <w:szCs w:val="20"/>
+              </w:rPr>
+              <w:t>上线修复、安全加固</w:t>
+            </w:r>
+          </w:p>
+        </w:tc>
+      </w:tr>
+      <w:tr>
+        <w:tblPrEx>
+          <w:tblCellMar>
+            <w:top w:w="0" w:type="dxa"/>
+            <w:bottom w:w="0" w:type="dxa"/>
+          </w:tblCellMar>
+        </w:tblPrEx>
+        <w:tc>
+          <w:tcPr>
+            <w:tcW w:w="2000" w:type="dxa"/>
+            <w:tcBorders>
+              <w:top w:val="single" w:sz="1" w:space="0" w:color="999999"/>
+              <w:left w:val="single" w:sz="1" w:space="0" w:color="999999"/>
+              <w:bottom w:val="single" w:sz="1" w:space="0" w:color="999999"/>
+              <w:right w:val="single" w:sz="1" w:space="0" w:color="999999"/>
+            </w:tcBorders>
+            <w:shd w:val="clear" w:color="auto" w:fill="F5F5F0"/>
+            <w:tcMar>
+              <w:top w:w="60" w:type="dxa"/>
+              <w:left w:w="100" w:type="dxa"/>
+              <w:bottom w:w="60" w:type="dxa"/>
+              <w:right w:w="100" w:type="dxa"/>
+            </w:tcMar>
+            <w:vAlign w:val="center"/>
+          </w:tcPr>
+          <w:p>
+            <w:r>
+              <w:rPr>
+                <w:rFonts w:ascii="Arial" w:eastAsia="Arial" w:hAnsi="Arial" w:cs="Arial"/>
+                <w:b/>
+                <w:bCs/>
+                <w:sz w:val="20"/>
+                <w:szCs w:val="20"/>
+              </w:rPr>
+              <w:t>2026年4月</w:t>
+            </w:r>
+          </w:p>
+        </w:tc>
+        <w:tc>
+          <w:tcPr>
+            <w:tcW w:w="1500" w:type="dxa"/>
+            <w:tcBorders>
+              <w:top w:val="single" w:sz="1" w:space="0" w:color="999999"/>
+              <w:left w:val="single" w:sz="1" w:space="0" w:color="999999"/>
+              <w:bottom w:val="single" w:sz="1" w:space="0" w:color="999999"/>
+              <w:right w:val="single" w:sz="1" w:space="0" w:color="999999"/>
+            </w:tcBorders>
+            <w:shd w:val="clear" w:color="auto" w:fill="F5F5F0"/>
+            <w:tcMar>
+              <w:top w:w="60" w:type="dxa"/>
+              <w:left w:w="100" w:type="dxa"/>
+              <w:bottom w:w="60" w:type="dxa"/>
+              <w:right w:w="100" w:type="dxa"/>
+            </w:tcMar>
+            <w:vAlign w:val="center"/>
+          </w:tcPr>
+          <w:p>
+            <w:pPr>
+              <w:jc w:val="center"/>
+            </w:pPr>
+            <w:r>
+              <w:rPr>
+                <w:rFonts w:ascii="Arial" w:eastAsia="Arial" w:hAnsi="Arial" w:cs="Arial"/>
+                <w:sz w:val="20"/>
+                <w:szCs w:val="20"/>
+              </w:rPr>
+              <w:t>7天</w:t>
+            </w:r>
+          </w:p>
+        </w:tc>
+        <w:tc>
+          <w:tcPr>
+            <w:tcW w:w="1500" w:type="dxa"/>
+            <w:tcBorders>
+              <w:top w:val="single" w:sz="1" w:space="0" w:color="999999"/>
+              <w:left w:val="single" w:sz="1" w:space="0" w:color="999999"/>
+              <w:bottom w:val="single" w:sz="1" w:space="0" w:color="999999"/>
+              <w:right w:val="single" w:sz="1" w:space="0" w:color="999999"/>
+            </w:tcBorders>
+            <w:shd w:val="clear" w:color="auto" w:fill="F5F5F0"/>
+            <w:tcMar>
+              <w:top w:w="60" w:type="dxa"/>
+              <w:left w:w="100" w:type="dxa"/>
+              <w:bottom w:w="60" w:type="dxa"/>
+              <w:right w:w="100" w:type="dxa"/>
+            </w:tcMar>
+            <w:vAlign w:val="center"/>
+          </w:tcPr>
+          <w:p>
+            <w:pPr>
+              <w:jc w:val="center"/>
+            </w:pPr>
+            <w:r>
+              <w:rPr>
+                <w:rFonts w:ascii="Arial" w:eastAsia="Arial" w:hAnsi="Arial" w:cs="Arial"/>
+                <w:sz w:val="20"/>
+                <w:szCs w:val="20"/>
+              </w:rPr>
+              <w:t>16次</w:t>
+            </w:r>
+          </w:p>
+        </w:tc>
+        <w:tc>
+          <w:tcPr>
+            <w:tcW w:w="4360" w:type="dxa"/>
+            <w:tcBorders>
+              <w:top w:val="single" w:sz="1" w:space="0" w:color="999999"/>
+              <w:left w:val="single" w:sz="1" w:space="0" w:color="999999"/>
+              <w:bottom w:val="single" w:sz="1" w:space="0" w:color="999999"/>
+              <w:right w:val="single" w:sz="1" w:space="0" w:color="999999"/>
+            </w:tcBorders>
+            <w:shd w:val="clear" w:color="auto" w:fill="F5F5F0"/>
+            <w:tcMar>
+              <w:top w:w="60" w:type="dxa"/>
+              <w:left w:w="100" w:type="dxa"/>
+              <w:bottom w:w="60" w:type="dxa"/>
+              <w:right w:w="100" w:type="dxa"/>
+            </w:tcMar>
+            <w:vAlign w:val="center"/>
+          </w:tcPr>
+          <w:p>
+            <w:r>
+              <w:rPr>
+                <w:rFonts w:ascii="Arial" w:eastAsia="Arial" w:hAnsi="Arial" w:cs="Arial"/>
+                <w:sz w:val="20"/>
+                <w:szCs w:val="20"/>
+              </w:rPr>
+              <w:t>收尾迭代</w:t>
+            </w:r>
+          </w:p>
+        </w:tc>
+      </w:tr>
+    </w:tbl>
+    <w:p>
+      <w:pPr>
+        <w:spacing w:before="80" w:after="80"/>
+      </w:pPr>
+    </w:p>
+    <w:p>
+      <w:pPr>
+        <w:pStyle w:val="2"/>
+      </w:pPr>
+      <w:r>
+        <w:rPr>
+          <w:rFonts w:ascii="Arial" w:eastAsia="Arial" w:hAnsi="Arial" w:cs="Arial"/>
+          <w:b/>
+          <w:bCs/>
+          <w:sz w:val="26"/>
+          <w:szCs w:val="26"/>
+        </w:rPr>
+        <w:t>1月逐日提交（核心冲刺期）</w:t>
+      </w:r>
+    </w:p>
+    <w:tbl>
+      <w:tblPr>
+        <w:tblW w:w="9360" w:type="dxa"/>
+        <w:tblBorders>
+          <w:top w:val="single" w:sz="4" w:space="0" w:color="auto"/>
+          <w:left w:val="single" w:sz="4" w:space="0" w:color="auto"/>
+          <w:bottom w:val="single" w:sz="4" w:space="0" w:color="auto"/>
+          <w:right w:val="single" w:sz="4" w:space="0" w:color="auto"/>
+          <w:insideH w:val="single" w:sz="4" w:space="0" w:color="auto"/>
+          <w:insideV w:val="single" w:sz="4" w:space="0" w:color="auto"/>
+        </w:tblBorders>
+        <w:tblCellMar>
+          <w:left w:w="10" w:type="dxa"/>
+          <w:right w:w="10" w:type="dxa"/>
+        </w:tblCellMar>
+        <w:tblLook w:val="04A0" w:firstRow="1" w:lastRow="0" w:firstColumn="1" w:lastColumn="0" w:noHBand="0" w:noVBand="1"/>
+      </w:tblPr>
+      <w:tblGrid>
+        <w:gridCol w:w="2200"/>
+        <w:gridCol w:w="1400"/>
+        <w:gridCol w:w="1600"/>
+        <w:gridCol w:w="4160"/>
+      </w:tblGrid>
+      <w:tr>
+        <w:tblPrEx>
+          <w:tblCellMar>
+            <w:top w:w="0" w:type="dxa"/>
+            <w:bottom w:w="0" w:type="dxa"/>
+          </w:tblCellMar>
+        </w:tblPrEx>
+        <w:tc>
+          <w:tcPr>
+            <w:tcW w:w="2200" w:type="dxa"/>
+            <w:tcBorders>
+              <w:top w:val="single" w:sz="1" w:space="0" w:color="999999"/>
+              <w:left w:val="single" w:sz="1" w:space="0" w:color="999999"/>
+              <w:bottom w:val="single" w:sz="1" w:space="0" w:color="999999"/>
+              <w:right w:val="single" w:sz="1" w:space="0" w:color="999999"/>
+            </w:tcBorders>
+            <w:shd w:val="clear" w:color="auto" w:fill="2D5F2D"/>
+            <w:tcMar>
+              <w:top w:w="60" w:type="dxa"/>
+              <w:left w:w="100" w:type="dxa"/>
+              <w:bottom w:w="60" w:type="dxa"/>
+              <w:right w:w="100" w:type="dxa"/>
+            </w:tcMar>
+            <w:vAlign w:val="center"/>
+          </w:tcPr>
+          <w:p>
+            <w:pPr>
+              <w:jc w:val="center"/>
+            </w:pPr>
+            <w:r>
+              <w:rPr>
+                <w:rFonts w:ascii="Arial" w:eastAsia="Arial" w:hAnsi="Arial" w:cs="Arial"/>
+                <w:b/>
+                <w:bCs/>
+                <w:color w:val="FFFFFF"/>
+                <w:sz w:val="20"/>
+                <w:szCs w:val="20"/>
+              </w:rPr>
+              <w:t>日期区间</w:t>
+            </w:r>
+          </w:p>
+        </w:tc>
+        <w:tc>
+          <w:tcPr>
+            <w:tcW w:w="1400" w:type="dxa"/>
+            <w:tcBorders>
+              <w:top w:val="single" w:sz="1" w:space="0" w:color="999999"/>
+              <w:left w:val="single" w:sz="1" w:space="0" w:color="999999"/>
+              <w:bottom w:val="single" w:sz="1" w:space="0" w:color="999999"/>
+              <w:right w:val="single" w:sz="1" w:space="0" w:color="999999"/>
+            </w:tcBorders>
+            <w:shd w:val="clear" w:color="auto" w:fill="2D5F2D"/>
+            <w:tcMar>
+              <w:top w:w="60" w:type="dxa"/>
+              <w:left w:w="100" w:type="dxa"/>
+              <w:bottom w:w="60" w:type="dxa"/>
+              <w:right w:w="100" w:type="dxa"/>
+            </w:tcMar>
+            <w:vAlign w:val="center"/>
+          </w:tcPr>
+          <w:p>
+            <w:pPr>
+              <w:jc w:val="center"/>
+            </w:pPr>
+            <w:r>
+              <w:rPr>
+                <w:rFonts w:ascii="Arial" w:eastAsia="Arial" w:hAnsi="Arial" w:cs="Arial"/>
+                <w:b/>
+                <w:bCs/>
+                <w:color w:val="FFFFFF"/>
+                <w:sz w:val="20"/>
+                <w:szCs w:val="20"/>
+              </w:rPr>
+              <w:t>天数</w:t>
+            </w:r>
+          </w:p>
+        </w:tc>
+        <w:tc>
+          <w:tcPr>
+            <w:tcW w:w="1600" w:type="dxa"/>
+            <w:tcBorders>
+              <w:top w:val="single" w:sz="1" w:space="0" w:color="999999"/>
+              <w:left w:val="single" w:sz="1" w:space="0" w:color="999999"/>
+              <w:bottom w:val="single" w:sz="1" w:space="0" w:color="999999"/>
+              <w:right w:val="single" w:sz="1" w:space="0" w:color="999999"/>
+            </w:tcBorders>
+            <w:shd w:val="clear" w:color="auto" w:fill="2D5F2D"/>
+            <w:tcMar>
+              <w:top w:w="60" w:type="dxa"/>
+              <w:left w:w="100" w:type="dxa"/>
+              <w:bottom w:w="60" w:type="dxa"/>
+              <w:right w:w="100" w:type="dxa"/>
+            </w:tcMar>
+            <w:vAlign w:val="center"/>
+          </w:tcPr>
+          <w:p>
+            <w:pPr>
+              <w:jc w:val="center"/>
+            </w:pPr>
+            <w:r>
+              <w:rPr>
+                <w:rFonts w:ascii="Arial" w:eastAsia="Arial" w:hAnsi="Arial" w:cs="Arial"/>
+                <w:b/>
+                <w:bCs/>
+                <w:color w:val="FFFFFF"/>
+                <w:sz w:val="20"/>
+                <w:szCs w:val="20"/>
+              </w:rPr>
+              <w:t>提交次数</w:t>
+            </w:r>
+          </w:p>
+        </w:tc>
+        <w:tc>
+          <w:tcPr>
+            <w:tcW w:w="4160" w:type="dxa"/>
+            <w:tcBorders>
+              <w:top w:val="single" w:sz="1" w:space="0" w:color="999999"/>
+              <w:left w:val="single" w:sz="1" w:space="0" w:color="999999"/>
+              <w:bottom w:val="single" w:sz="1" w:space="0" w:color="999999"/>
+              <w:right w:val="single" w:sz="1" w:space="0" w:color="999999"/>
+            </w:tcBorders>
+            <w:shd w:val="clear" w:color="auto" w:fill="2D5F2D"/>
+            <w:tcMar>
+              <w:top w:w="60" w:type="dxa"/>
+              <w:left w:w="100" w:type="dxa"/>
+              <w:bottom w:w="60" w:type="dxa"/>
+              <w:right w:w="100" w:type="dxa"/>
+            </w:tcMar>
+            <w:vAlign w:val="center"/>
+          </w:tcPr>
+          <w:p>
+            <w:pPr>
+              <w:jc w:val="center"/>
+            </w:pPr>
+            <w:r>
+              <w:rPr>
+                <w:rFonts w:ascii="Arial" w:eastAsia="Arial" w:hAnsi="Arial" w:cs="Arial"/>
+                <w:b/>
+                <w:bCs/>
+                <w:color w:val="FFFFFF"/>
+                <w:sz w:val="20"/>
+                <w:szCs w:val="20"/>
+              </w:rPr>
+              <w:t>说明</w:t>
+            </w:r>
+          </w:p>
+        </w:tc>
+      </w:tr>
+      <w:tr>
+        <w:tblPrEx>
+          <w:tblCellMar>
+            <w:top w:w="0" w:type="dxa"/>
+            <w:bottom w:w="0" w:type="dxa"/>
+          </w:tblCellMar>
+        </w:tblPrEx>
+        <w:tc>
+          <w:tcPr>
+            <w:tcW w:w="2200" w:type="dxa"/>
+            <w:tcBorders>
+              <w:top w:val="single" w:sz="1" w:space="0" w:color="999999"/>
+              <w:left w:val="single" w:sz="1" w:space="0" w:color="999999"/>
+              <w:bottom w:val="single" w:sz="1" w:space="0" w:color="999999"/>
+              <w:right w:val="single" w:sz="1" w:space="0" w:color="999999"/>
+            </w:tcBorders>
+            <w:shd w:val="clear" w:color="auto" w:fill="F5F5F0"/>
+            <w:tcMar>
+              <w:top w:w="60" w:type="dxa"/>
+              <w:left w:w="100" w:type="dxa"/>
+              <w:bottom w:w="60" w:type="dxa"/>
+              <w:right w:w="100" w:type="dxa"/>
+            </w:tcMar>
+            <w:vAlign w:val="center"/>
+          </w:tcPr>
+          <w:p>
+            <w:r>
+              <w:rPr>
+                <w:rFonts w:ascii="Arial" w:eastAsia="Arial" w:hAnsi="Arial" w:cs="Arial"/>
+                <w:b/>
+                <w:bCs/>
+                <w:sz w:val="20"/>
+                <w:szCs w:val="20"/>
+              </w:rPr>
+              <w:t>1月1日—15日</w:t>
+            </w:r>
+          </w:p>
+        </w:tc>
+        <w:tc>
+          <w:tcPr>
+            <w:tcW w:w="1400" w:type="dxa"/>
+            <w:tcBorders>
+              <w:top w:val="single" w:sz="1" w:space="0" w:color="999999"/>
+              <w:left w:val="single" w:sz="1" w:space="0" w:color="999999"/>
+              <w:bottom w:val="single" w:sz="1" w:space="0" w:color="999999"/>
+              <w:right w:val="single" w:sz="1" w:space="0" w:color="999999"/>
+            </w:tcBorders>
+            <w:shd w:val="clear" w:color="auto" w:fill="F5F5F0"/>
+            <w:tcMar>
+              <w:top w:w="60" w:type="dxa"/>
+              <w:left w:w="100" w:type="dxa"/>
+              <w:bottom w:w="60" w:type="dxa"/>
+              <w:right w:w="100" w:type="dxa"/>
+            </w:tcMar>
+            <w:vAlign w:val="center"/>
+          </w:tcPr>
+          <w:p>
+            <w:pPr>
+              <w:jc w:val="center"/>
+            </w:pPr>
+            <w:r>
+              <w:rPr>
+                <w:rFonts w:ascii="Arial" w:eastAsia="Arial" w:hAnsi="Arial" w:cs="Arial"/>
+                <w:sz w:val="20"/>
+                <w:szCs w:val="20"/>
+              </w:rPr>
+              <w:t>仅1天有提交</w:t>
+            </w:r>
+          </w:p>
+        </w:tc>
+        <w:tc>
+          <w:tcPr>
+            <w:tcW w:w="1600" w:type="dxa"/>
+            <w:tcBorders>
+              <w:top w:val="single" w:sz="1" w:space="0" w:color="999999"/>
+              <w:left w:val="single" w:sz="1" w:space="0" w:color="999999"/>
+              <w:bottom w:val="single" w:sz="1" w:space="0" w:color="999999"/>
+              <w:right w:val="single" w:sz="1" w:space="0" w:color="999999"/>
+            </w:tcBorders>
+            <w:shd w:val="clear" w:color="auto" w:fill="F5F5F0"/>
+            <w:tcMar>
+              <w:top w:w="60" w:type="dxa"/>
+              <w:left w:w="100" w:type="dxa"/>
+              <w:bottom w:w="60" w:type="dxa"/>
+              <w:right w:w="100" w:type="dxa"/>
+            </w:tcMar>
+            <w:vAlign w:val="center"/>
+          </w:tcPr>
+          <w:p>
+            <w:pPr>
+              <w:jc w:val="center"/>
+            </w:pPr>
+            <w:r>
+              <w:rPr>
+                <w:rFonts w:ascii="Arial" w:eastAsia="Arial" w:hAnsi="Arial" w:cs="Arial"/>
+                <w:sz w:val="20"/>
+                <w:szCs w:val="20"/>
+              </w:rPr>
+              <w:t>2次</w:t>
+            </w:r>
+          </w:p>
+        </w:tc>
+        <w:tc>
+          <w:tcPr>
+            <w:tcW w:w="4160" w:type="dxa"/>
+            <w:tcBorders>
+              <w:top w:val="single" w:sz="1" w:space="0" w:color="999999"/>
+              <w:left w:val="single" w:sz="1" w:space="0" w:color="999999"/>
+              <w:bottom w:val="single" w:sz="1" w:space="0" w:color="999999"/>
+              <w:right w:val="single" w:sz="1" w:space="0" w:color="999999"/>
+            </w:tcBorders>
+            <w:shd w:val="clear" w:color="auto" w:fill="F5F5F0"/>
+            <w:tcMar>
+              <w:top w:w="60" w:type="dxa"/>
+              <w:left w:w="100" w:type="dxa"/>
+              <w:bottom w:w="60" w:type="dxa"/>
+              <w:right w:w="100" w:type="dxa"/>
+            </w:tcMar>
+            <w:vAlign w:val="center"/>
+          </w:tcPr>
+          <w:p>
+            <w:r>
+              <w:rPr>
+                <w:rFonts w:ascii="Arial" w:eastAsia="Arial" w:hAnsi="Arial" w:cs="Arial"/>
+                <w:sz w:val="20"/>
+                <w:szCs w:val="20"/>
+              </w:rPr>
+              <w:t>前半月基本空白</w:t>
+            </w:r>
+          </w:p>
+        </w:tc>
+      </w:tr>
+      <w:tr>
+        <w:tblPrEx>
+          <w:tblCellMar>
+            <w:top w:w="0" w:type="dxa"/>
+            <w:bottom w:w="0" w:type="dxa"/>
+          </w:tblCellMar>
+        </w:tblPrEx>
+        <w:tc>
+          <w:tcPr>
+            <w:tcW w:w="2200" w:type="dxa"/>
+            <w:tcBorders>
+              <w:top w:val="single" w:sz="1" w:space="0" w:color="999999"/>
+              <w:left w:val="single" w:sz="1" w:space="0" w:color="999999"/>
+              <w:bottom w:val="single" w:sz="1" w:space="0" w:color="999999"/>
+              <w:right w:val="single" w:sz="1" w:space="0" w:color="999999"/>
+            </w:tcBorders>
+            <w:shd w:val="clear" w:color="auto" w:fill="FFFFFF"/>
+            <w:tcMar>
+              <w:top w:w="60" w:type="dxa"/>
+              <w:left w:w="100" w:type="dxa"/>
+              <w:bottom w:w="60" w:type="dxa"/>
+              <w:right w:w="100" w:type="dxa"/>
+            </w:tcMar>
+            <w:vAlign w:val="center"/>
+          </w:tcPr>
+          <w:p>
+            <w:r>
+              <w:rPr>
+                <w:rFonts w:ascii="Arial" w:eastAsia="Arial" w:hAnsi="Arial" w:cs="Arial"/>
+                <w:b/>
+                <w:bCs/>
+                <w:sz w:val="20"/>
+                <w:szCs w:val="20"/>
+              </w:rPr>
+              <w:t>1月16日</w:t>
+            </w:r>
+          </w:p>
+        </w:tc>
+        <w:tc>
+          <w:tcPr>
+            <w:tcW w:w="1400" w:type="dxa"/>
+            <w:tcBorders>
+              <w:top w:val="single" w:sz="1" w:space="0" w:color="999999"/>
+              <w:left w:val="single" w:sz="1" w:space="0" w:color="999999"/>
+              <w:bottom w:val="single" w:sz="1" w:space="0" w:color="999999"/>
+              <w:right w:val="single" w:sz="1" w:space="0" w:color="999999"/>
+            </w:tcBorders>
+            <w:shd w:val="clear" w:color="auto" w:fill="FFFFFF"/>
+            <w:tcMar>
+              <w:top w:w="60" w:type="dxa"/>
+              <w:left w:w="100" w:type="dxa"/>
+              <w:bottom w:w="60" w:type="dxa"/>
+              <w:right w:w="100" w:type="dxa"/>
+            </w:tcMar>
+            <w:vAlign w:val="center"/>
+          </w:tcPr>
+          <w:p>
+            <w:pPr>
+              <w:jc w:val="center"/>
+            </w:pPr>
+            <w:r>
+              <w:rPr>
+                <w:rFonts w:ascii="Arial" w:eastAsia="Arial" w:hAnsi="Arial" w:cs="Arial"/>
+                <w:sz w:val="20"/>
+                <w:szCs w:val="20"/>
+              </w:rPr>
+              <w:t>1天</w:t>
+            </w:r>
+          </w:p>
+        </w:tc>
+        <w:tc>
+          <w:tcPr>
+            <w:tcW w:w="1600" w:type="dxa"/>
+            <w:tcBorders>
+              <w:top w:val="single" w:sz="1" w:space="0" w:color="999999"/>
+              <w:left w:val="single" w:sz="1" w:space="0" w:color="999999"/>
+              <w:bottom w:val="single" w:sz="1" w:space="0" w:color="999999"/>
+              <w:right w:val="single" w:sz="1" w:space="0" w:color="999999"/>
+            </w:tcBorders>
+            <w:shd w:val="clear" w:color="auto" w:fill="FFFFFF"/>
+            <w:tcMar>
+              <w:top w:w="60" w:type="dxa"/>
+              <w:left w:w="100" w:type="dxa"/>
+              <w:bottom w:w="60" w:type="dxa"/>
+              <w:right w:w="100" w:type="dxa"/>
+            </w:tcMar>
+            <w:vAlign w:val="center"/>
+          </w:tcPr>
+          <w:p>
+            <w:pPr>
+              <w:jc w:val="center"/>
+            </w:pPr>
+            <w:r>
+              <w:rPr>
+                <w:rFonts w:ascii="Arial" w:eastAsia="Arial" w:hAnsi="Arial" w:cs="Arial"/>
+                <w:sz w:val="20"/>
+                <w:szCs w:val="20"/>
+              </w:rPr>
+              <w:t>9次</w:t>
+            </w:r>
+          </w:p>
+        </w:tc>
+        <w:tc>
+          <w:tcPr>
+            <w:tcW w:w="4160" w:type="dxa"/>
+            <w:tcBorders>
+              <w:top w:val="single" w:sz="1" w:space="0" w:color="999999"/>
+              <w:left w:val="single" w:sz="1" w:space="0" w:color="999999"/>
+              <w:bottom w:val="single" w:sz="1" w:space="0" w:color="999999"/>
+              <w:right w:val="single" w:sz="1" w:space="0" w:color="999999"/>
+            </w:tcBorders>
+            <w:shd w:val="clear" w:color="auto" w:fill="FFFFFF"/>
+            <w:tcMar>
+              <w:top w:w="60" w:type="dxa"/>
+              <w:left w:w="100" w:type="dxa"/>
+              <w:bottom w:w="60" w:type="dxa"/>
+              <w:right w:w="100" w:type="dxa"/>
+            </w:tcMar>
+            <w:vAlign w:val="center"/>
+          </w:tcPr>
+          <w:p>
+            <w:r>
+              <w:rPr>
+                <w:rFonts w:ascii="Arial" w:eastAsia="Arial" w:hAnsi="Arial" w:cs="Arial"/>
+                <w:sz w:val="20"/>
+                <w:szCs w:val="20"/>
+              </w:rPr>
+              <w:t>开发突然爆发</w:t>
+            </w:r>
+          </w:p>
+        </w:tc>
+      </w:tr>
+      <w:tr>
+        <w:tblPrEx>
+          <w:tblCellMar>
+            <w:top w:w="0" w:type="dxa"/>
+            <w:bottom w:w="0" w:type="dxa"/>
+          </w:tblCellMar>
+        </w:tblPrEx>
+        <w:tc>
+          <w:tcPr>
+            <w:tcW w:w="2200" w:type="dxa"/>
+            <w:tcBorders>
+              <w:top w:val="single" w:sz="1" w:space="0" w:color="999999"/>
+              <w:left w:val="single" w:sz="1" w:space="0" w:color="999999"/>
+              <w:bottom w:val="single" w:sz="1" w:space="0" w:color="999999"/>
+              <w:right w:val="single" w:sz="1" w:space="0" w:color="999999"/>
+            </w:tcBorders>
+            <w:shd w:val="clear" w:color="auto" w:fill="F5F5F0"/>
+            <w:tcMar>
+              <w:top w:w="60" w:type="dxa"/>
+              <w:left w:w="100" w:type="dxa"/>
+              <w:bottom w:w="60" w:type="dxa"/>
+              <w:right w:w="100" w:type="dxa"/>
+            </w:tcMar>
+            <w:vAlign w:val="center"/>
+          </w:tcPr>
+          <w:p>
+            <w:r>
+              <w:rPr>
+                <w:rFonts w:ascii="Arial" w:eastAsia="Arial" w:hAnsi="Arial" w:cs="Arial"/>
+                <w:b/>
+                <w:bCs/>
+                <w:sz w:val="20"/>
+                <w:szCs w:val="20"/>
+              </w:rPr>
+              <w:t>1月18日—28日</w:t>
+            </w:r>
+          </w:p>
+        </w:tc>
+        <w:tc>
+          <w:tcPr>
+            <w:tcW w:w="1400" w:type="dxa"/>
+            <w:tcBorders>
+              <w:top w:val="single" w:sz="1" w:space="0" w:color="999999"/>
+              <w:left w:val="single" w:sz="1" w:space="0" w:color="999999"/>
+              <w:bottom w:val="single" w:sz="1" w:space="0" w:color="999999"/>
+              <w:right w:val="single" w:sz="1" w:space="0" w:color="999999"/>
+            </w:tcBorders>
+            <w:shd w:val="clear" w:color="auto" w:fill="F5F5F0"/>
+            <w:tcMar>
+              <w:top w:w="60" w:type="dxa"/>
+              <w:left w:w="100" w:type="dxa"/>
+              <w:bottom w:w="60" w:type="dxa"/>
+              <w:right w:w="100" w:type="dxa"/>
+            </w:tcMar>
+            <w:vAlign w:val="center"/>
+          </w:tcPr>
+          <w:p>
+            <w:pPr>
+              <w:jc w:val="center"/>
+            </w:pPr>
+            <w:r>
+              <w:rPr>
+                <w:rFonts w:ascii="Arial" w:eastAsia="Arial" w:hAnsi="Arial" w:cs="Arial"/>
+                <w:sz w:val="20"/>
+                <w:szCs w:val="20"/>
+              </w:rPr>
+              <w:t>连续11天</w:t>
+            </w:r>
+          </w:p>
+        </w:tc>
+        <w:tc>
+          <w:tcPr>
+            <w:tcW w:w="1600" w:type="dxa"/>
+            <w:tcBorders>
+              <w:top w:val="single" w:sz="1" w:space="0" w:color="999999"/>
+              <w:left w:val="single" w:sz="1" w:space="0" w:color="999999"/>
+              <w:bottom w:val="single" w:sz="1" w:space="0" w:color="999999"/>
+              <w:right w:val="single" w:sz="1" w:space="0" w:color="999999"/>
+            </w:tcBorders>
+            <w:shd w:val="clear" w:color="auto" w:fill="F5F5F0"/>
+            <w:tcMar>
+              <w:top w:w="60" w:type="dxa"/>
+              <w:left w:w="100" w:type="dxa"/>
+              <w:bottom w:w="60" w:type="dxa"/>
+              <w:right w:w="100" w:type="dxa"/>
+            </w:tcMar>
+            <w:vAlign w:val="center"/>
+          </w:tcPr>
+          <w:p>
+            <w:pPr>
+              <w:jc w:val="center"/>
+            </w:pPr>
+            <w:r>
+              <w:rPr>
+                <w:rFonts w:ascii="Arial" w:eastAsia="Arial" w:hAnsi="Arial" w:cs="Arial"/>
+                <w:sz w:val="20"/>
+                <w:szCs w:val="20"/>
+              </w:rPr>
+              <w:t>65次</w:t>
+            </w:r>
+          </w:p>
+        </w:tc>
+        <w:tc>
+          <w:tcPr>
+            <w:tcW w:w="4160" w:type="dxa"/>
+            <w:tcBorders>
+              <w:top w:val="single" w:sz="1" w:space="0" w:color="999999"/>
+              <w:left w:val="single" w:sz="1" w:space="0" w:color="999999"/>
+              <w:bottom w:val="single" w:sz="1" w:space="0" w:color="999999"/>
+              <w:right w:val="single" w:sz="1" w:space="0" w:color="999999"/>
+            </w:tcBorders>
+            <w:shd w:val="clear" w:color="auto" w:fill="F5F5F0"/>
+            <w:tcMar>
+              <w:top w:w="60" w:type="dxa"/>
+              <w:left w:w="100" w:type="dxa"/>
+              <w:bottom w:w="60" w:type="dxa"/>
+              <w:right w:w="100" w:type="dxa"/>
+            </w:tcMar>
+            <w:vAlign w:val="center"/>
+          </w:tcPr>
+          <w:p>
+            <w:r>
+              <w:rPr>
+                <w:rFonts w:ascii="Arial" w:eastAsia="Arial" w:hAnsi="Arial" w:cs="Arial"/>
+                <w:sz w:val="20"/>
+                <w:szCs w:val="20"/>
+              </w:rPr>
+              <w:t>整个项目的核心冲刺期</w:t>
+            </w:r>
+          </w:p>
+        </w:tc>
+      </w:tr>
+      <w:tr>
+        <w:tblPrEx>
+          <w:tblCellMar>
+            <w:top w:w="0" w:type="dxa"/>
+            <w:bottom w:w="0" w:type="dxa"/>
+          </w:tblCellMar>
+        </w:tblPrEx>
+        <w:tc>
+          <w:tcPr>
+            <w:tcW w:w="2200" w:type="dxa"/>
+            <w:tcBorders>
+              <w:top w:val="single" w:sz="1" w:space="0" w:color="999999"/>
+              <w:left w:val="single" w:sz="1" w:space="0" w:color="999999"/>
+              <w:bottom w:val="single" w:sz="1" w:space="0" w:color="999999"/>
+              <w:right w:val="single" w:sz="1" w:space="0" w:color="999999"/>
+            </w:tcBorders>
+            <w:shd w:val="clear" w:color="auto" w:fill="FFFFFF"/>
+            <w:tcMar>
+              <w:top w:w="60" w:type="dxa"/>
+              <w:left w:w="100" w:type="dxa"/>
+              <w:bottom w:w="60" w:type="dxa"/>
+              <w:right w:w="100" w:type="dxa"/>
+            </w:tcMar>
+            <w:vAlign w:val="center"/>
+          </w:tcPr>
+          <w:p>
+            <w:r>
+              <w:rPr>
+                <w:rFonts w:ascii="Arial" w:eastAsia="Arial" w:hAnsi="Arial" w:cs="Arial"/>
+                <w:b/>
+                <w:bCs/>
+                <w:sz w:val="20"/>
+                <w:szCs w:val="20"/>
+              </w:rPr>
+              <w:t>其中1月24日</w:t>
+            </w:r>
+          </w:p>
+        </w:tc>
+        <w:tc>
+          <w:tcPr>
+            <w:tcW w:w="1400" w:type="dxa"/>
+            <w:tcBorders>
+              <w:top w:val="single" w:sz="1" w:space="0" w:color="999999"/>
+              <w:left w:val="single" w:sz="1" w:space="0" w:color="999999"/>
+              <w:bottom w:val="single" w:sz="1" w:space="0" w:color="999999"/>
+              <w:right w:val="single" w:sz="1" w:space="0" w:color="999999"/>
+            </w:tcBorders>
+            <w:shd w:val="clear" w:color="auto" w:fill="FFFFFF"/>
+            <w:tcMar>
+              <w:top w:w="60" w:type="dxa"/>
+              <w:left w:w="100" w:type="dxa"/>
+              <w:bottom w:w="60" w:type="dxa"/>
+              <w:right w:w="100" w:type="dxa"/>
+            </w:tcMar>
+            <w:vAlign w:val="center"/>
+          </w:tcPr>
+          <w:p>
+            <w:pPr>
+              <w:jc w:val="center"/>
+            </w:pPr>
+            <w:r>
+              <w:rPr>
+                <w:rFonts w:ascii="Arial" w:eastAsia="Arial" w:hAnsi="Arial" w:cs="Arial"/>
+                <w:sz w:val="20"/>
+                <w:szCs w:val="20"/>
+              </w:rPr>
+              <w:t>1天</w:t>
+            </w:r>
+          </w:p>
+        </w:tc>
+        <w:tc>
+          <w:tcPr>
+            <w:tcW w:w="1600" w:type="dxa"/>
+            <w:tcBorders>
+              <w:top w:val="single" w:sz="1" w:space="0" w:color="999999"/>
+              <w:left w:val="single" w:sz="1" w:space="0" w:color="999999"/>
+              <w:bottom w:val="single" w:sz="1" w:space="0" w:color="999999"/>
+              <w:right w:val="single" w:sz="1" w:space="0" w:color="999999"/>
+            </w:tcBorders>
+            <w:shd w:val="clear" w:color="auto" w:fill="FFFFFF"/>
+            <w:tcMar>
+              <w:top w:w="60" w:type="dxa"/>
+              <w:left w:w="100" w:type="dxa"/>
+              <w:bottom w:w="60" w:type="dxa"/>
+              <w:right w:w="100" w:type="dxa"/>
+            </w:tcMar>
+            <w:vAlign w:val="center"/>
+          </w:tcPr>
+          <w:p>
+            <w:pPr>
+              <w:jc w:val="center"/>
+            </w:pPr>
+            <w:r>
+              <w:rPr>
+                <w:rFonts w:ascii="Arial" w:eastAsia="Arial" w:hAnsi="Arial" w:cs="Arial"/>
+                <w:sz w:val="20"/>
+                <w:szCs w:val="20"/>
+              </w:rPr>
+              <w:t>20次</w:t>
+            </w:r>
+          </w:p>
+        </w:tc>
+        <w:tc>
+          <w:tcPr>
+            <w:tcW w:w="4160" w:type="dxa"/>
+            <w:tcBorders>
+              <w:top w:val="single" w:sz="1" w:space="0" w:color="999999"/>
+              <w:left w:val="single" w:sz="1" w:space="0" w:color="999999"/>
+              <w:bottom w:val="single" w:sz="1" w:space="0" w:color="999999"/>
+              <w:right w:val="single" w:sz="1" w:space="0" w:color="999999"/>
+            </w:tcBorders>
+            <w:shd w:val="clear" w:color="auto" w:fill="FFFFFF"/>
+            <w:tcMar>
+              <w:top w:w="60" w:type="dxa"/>
+              <w:left w:w="100" w:type="dxa"/>
+              <w:bottom w:w="60" w:type="dxa"/>
+              <w:right w:w="100" w:type="dxa"/>
+            </w:tcMar>
+            <w:vAlign w:val="center"/>
+          </w:tcPr>
+          <w:p>
+            <w:r>
+              <w:rPr>
+                <w:rFonts w:ascii="Arial" w:eastAsia="Arial" w:hAnsi="Arial" w:cs="Arial"/>
+                <w:sz w:val="20"/>
+                <w:szCs w:val="20"/>
+              </w:rPr>
+              <w:t>单日最高</w:t>
+            </w:r>
+          </w:p>
+        </w:tc>
+      </w:tr>
+      <w:tr>
+        <w:tblPrEx>
+          <w:tblCellMar>
+            <w:top w:w="0" w:type="dxa"/>
+            <w:bottom w:w="0" w:type="dxa"/>
+          </w:tblCellMar>
+        </w:tblPrEx>
+        <w:tc>
+          <w:tcPr>
+            <w:tcW w:w="2200" w:type="dxa"/>
+            <w:tcBorders>
+              <w:top w:val="single" w:sz="1" w:space="0" w:color="999999"/>
+              <w:left w:val="single" w:sz="1" w:space="0" w:color="999999"/>
+              <w:bottom w:val="single" w:sz="1" w:space="0" w:color="999999"/>
+              <w:right w:val="single" w:sz="1" w:space="0" w:color="999999"/>
+            </w:tcBorders>
+            <w:shd w:val="clear" w:color="auto" w:fill="F5F5F0"/>
+            <w:tcMar>
+              <w:top w:w="60" w:type="dxa"/>
+              <w:left w:w="100" w:type="dxa"/>
+              <w:bottom w:w="60" w:type="dxa"/>
+              <w:right w:w="100" w:type="dxa"/>
+            </w:tcMar>
+            <w:vAlign w:val="center"/>
+          </w:tcPr>
+          <w:p>
+            <w:r>
+              <w:rPr>
+                <w:rFonts w:ascii="Arial" w:eastAsia="Arial" w:hAnsi="Arial" w:cs="Arial"/>
+                <w:b/>
+                <w:bCs/>
+                <w:sz w:val="20"/>
+                <w:szCs w:val="20"/>
+              </w:rPr>
+              <w:t>其中1月25日</w:t>
+            </w:r>
+          </w:p>
+        </w:tc>
+        <w:tc>
+          <w:tcPr>
+            <w:tcW w:w="1400" w:type="dxa"/>
+            <w:tcBorders>
+              <w:top w:val="single" w:sz="1" w:space="0" w:color="999999"/>
+              <w:left w:val="single" w:sz="1" w:space="0" w:color="999999"/>
+              <w:bottom w:val="single" w:sz="1" w:space="0" w:color="999999"/>
+              <w:right w:val="single" w:sz="1" w:space="0" w:color="999999"/>
+            </w:tcBorders>
+            <w:shd w:val="clear" w:color="auto" w:fill="F5F5F0"/>
+            <w:tcMar>
+              <w:top w:w="60" w:type="dxa"/>
+              <w:left w:w="100" w:type="dxa"/>
+              <w:bottom w:w="60" w:type="dxa"/>
+              <w:right w:w="100" w:type="dxa"/>
+            </w:tcMar>
+            <w:vAlign w:val="center"/>
+          </w:tcPr>
+          <w:p>
+            <w:pPr>
+              <w:jc w:val="center"/>
+            </w:pPr>
+            <w:r>
+              <w:rPr>
+                <w:rFonts w:ascii="Arial" w:eastAsia="Arial" w:hAnsi="Arial" w:cs="Arial"/>
+                <w:sz w:val="20"/>
+                <w:szCs w:val="20"/>
+              </w:rPr>
+              <w:t>1天</w:t>
+            </w:r>
+          </w:p>
+        </w:tc>
+        <w:tc>
+          <w:tcPr>
+            <w:tcW w:w="1600" w:type="dxa"/>
+            <w:tcBorders>
+              <w:top w:val="single" w:sz="1" w:space="0" w:color="999999"/>
+              <w:left w:val="single" w:sz="1" w:space="0" w:color="999999"/>
+              <w:bottom w:val="single" w:sz="1" w:space="0" w:color="999999"/>
+              <w:right w:val="single" w:sz="1" w:space="0" w:color="999999"/>
+            </w:tcBorders>
+            <w:shd w:val="clear" w:color="auto" w:fill="F5F5F0"/>
+            <w:tcMar>
+              <w:top w:w="60" w:type="dxa"/>
+              <w:left w:w="100" w:type="dxa"/>
+              <w:bottom w:w="60" w:type="dxa"/>
+              <w:right w:w="100" w:type="dxa"/>
+            </w:tcMar>
+            <w:vAlign w:val="center"/>
+          </w:tcPr>
+          <w:p>
+            <w:pPr>
+              <w:jc w:val="center"/>
+            </w:pPr>
+            <w:r>
+              <w:rPr>
+                <w:rFonts w:ascii="Arial" w:eastAsia="Arial" w:hAnsi="Arial" w:cs="Arial"/>
+                <w:sz w:val="20"/>
+                <w:szCs w:val="20"/>
+              </w:rPr>
+              <w:t>18次</w:t>
+            </w:r>
+          </w:p>
+        </w:tc>
+        <w:tc>
+          <w:tcPr>
+            <w:tcW w:w="4160" w:type="dxa"/>
+            <w:tcBorders>
+              <w:top w:val="single" w:sz="1" w:space="0" w:color="999999"/>
+              <w:left w:val="single" w:sz="1" w:space="0" w:color="999999"/>
+              <w:bottom w:val="single" w:sz="1" w:space="0" w:color="999999"/>
+              <w:right w:val="single" w:sz="1" w:space="0" w:color="999999"/>
+            </w:tcBorders>
+            <w:shd w:val="clear" w:color="auto" w:fill="F5F5F0"/>
+            <w:tcMar>
+              <w:top w:w="60" w:type="dxa"/>
+              <w:left w:w="100" w:type="dxa"/>
+              <w:bottom w:w="60" w:type="dxa"/>
+              <w:right w:w="100" w:type="dxa"/>
+            </w:tcMar>
+            <w:vAlign w:val="center"/>
+          </w:tcPr>
+          <w:p>
+            <w:r>
+              <w:rPr>
+                <w:rFonts w:ascii="Arial" w:eastAsia="Arial" w:hAnsi="Arial" w:cs="Arial"/>
+                <w:sz w:val="20"/>
+                <w:szCs w:val="20"/>
+              </w:rPr>
+              <w:t>单日第二高</w:t>
+            </w:r>
+          </w:p>
+        </w:tc>
+      </w:tr>
+      <w:tr>
+        <w:tblPrEx>
+          <w:tblCellMar>
+            <w:top w:w="0" w:type="dxa"/>
+            <w:bottom w:w="0" w:type="dxa"/>
+          </w:tblCellMar>
+        </w:tblPrEx>
+        <w:tc>
+          <w:tcPr>
+            <w:tcW w:w="2200" w:type="dxa"/>
+            <w:tcBorders>
+              <w:top w:val="single" w:sz="1" w:space="0" w:color="999999"/>
+              <w:left w:val="single" w:sz="1" w:space="0" w:color="999999"/>
+              <w:bottom w:val="single" w:sz="1" w:space="0" w:color="999999"/>
+              <w:right w:val="single" w:sz="1" w:space="0" w:color="999999"/>
+            </w:tcBorders>
+            <w:shd w:val="clear" w:color="auto" w:fill="FFFFFF"/>
+            <w:tcMar>
+              <w:top w:w="60" w:type="dxa"/>
+              <w:left w:w="100" w:type="dxa"/>
+              <w:bottom w:w="60" w:type="dxa"/>
+              <w:right w:w="100" w:type="dxa"/>
+            </w:tcMar>
+            <w:vAlign w:val="center"/>
+          </w:tcPr>
+          <w:p>
+            <w:r>
+              <w:rPr>
+                <w:rFonts w:ascii="Arial" w:eastAsia="Arial" w:hAnsi="Arial" w:cs="Arial"/>
+                <w:b/>
+                <w:bCs/>
+                <w:sz w:val="20"/>
+                <w:szCs w:val="20"/>
+              </w:rPr>
+              <w:t>1月30日—31日</w:t>
+            </w:r>
+          </w:p>
+        </w:tc>
+        <w:tc>
+          <w:tcPr>
+            <w:tcW w:w="1400" w:type="dxa"/>
+            <w:tcBorders>
+              <w:top w:val="single" w:sz="1" w:space="0" w:color="999999"/>
+              <w:left w:val="single" w:sz="1" w:space="0" w:color="999999"/>
+              <w:bottom w:val="single" w:sz="1" w:space="0" w:color="999999"/>
+              <w:right w:val="single" w:sz="1" w:space="0" w:color="999999"/>
+            </w:tcBorders>
+            <w:shd w:val="clear" w:color="auto" w:fill="FFFFFF"/>
+            <w:tcMar>
+              <w:top w:w="60" w:type="dxa"/>
+              <w:left w:w="100" w:type="dxa"/>
+              <w:bottom w:w="60" w:type="dxa"/>
+              <w:right w:w="100" w:type="dxa"/>
+            </w:tcMar>
+            <w:vAlign w:val="center"/>
+          </w:tcPr>
+          <w:p>
+            <w:pPr>
+              <w:jc w:val="center"/>
+            </w:pPr>
+            <w:r>
+              <w:rPr>
+                <w:rFonts w:ascii="Arial" w:eastAsia="Arial" w:hAnsi="Arial" w:cs="Arial"/>
+                <w:sz w:val="20"/>
+                <w:szCs w:val="20"/>
+              </w:rPr>
+              <w:t>2天</w:t>
+            </w:r>
+          </w:p>
+        </w:tc>
+        <w:tc>
+          <w:tcPr>
+            <w:tcW w:w="1600" w:type="dxa"/>
+            <w:tcBorders>
+              <w:top w:val="single" w:sz="1" w:space="0" w:color="999999"/>
+              <w:left w:val="single" w:sz="1" w:space="0" w:color="999999"/>
+              <w:bottom w:val="single" w:sz="1" w:space="0" w:color="999999"/>
+              <w:right w:val="single" w:sz="1" w:space="0" w:color="999999"/>
+            </w:tcBorders>
+            <w:shd w:val="clear" w:color="auto" w:fill="FFFFFF"/>
+            <w:tcMar>
+              <w:top w:w="60" w:type="dxa"/>
+              <w:left w:w="100" w:type="dxa"/>
+              <w:bottom w:w="60" w:type="dxa"/>
+              <w:right w:w="100" w:type="dxa"/>
+            </w:tcMar>
+            <w:vAlign w:val="center"/>
+          </w:tcPr>
+          <w:p>
+            <w:pPr>
+              <w:jc w:val="center"/>
+            </w:pPr>
+            <w:r>
+              <w:rPr>
+                <w:rFonts w:ascii="Arial" w:eastAsia="Arial" w:hAnsi="Arial" w:cs="Arial"/>
+                <w:sz w:val="20"/>
+                <w:szCs w:val="20"/>
+              </w:rPr>
+              <w:t>13次</w:t>
+            </w:r>
+          </w:p>
+        </w:tc>
+        <w:tc>
+          <w:tcPr>
+            <w:tcW w:w="4160" w:type="dxa"/>
+            <w:tcBorders>
+              <w:top w:val="single" w:sz="1" w:space="0" w:color="999999"/>
+              <w:left w:val="single" w:sz="1" w:space="0" w:color="999999"/>
+              <w:bottom w:val="single" w:sz="1" w:space="0" w:color="999999"/>
+              <w:right w:val="single" w:sz="1" w:space="0" w:color="999999"/>
+            </w:tcBorders>
+            <w:shd w:val="clear" w:color="auto" w:fill="FFFFFF"/>
+            <w:tcMar>
+              <w:top w:w="60" w:type="dxa"/>
+              <w:left w:w="100" w:type="dxa"/>
+              <w:bottom w:w="60" w:type="dxa"/>
+              <w:right w:w="100" w:type="dxa"/>
+            </w:tcMar>
+            <w:vAlign w:val="center"/>
+          </w:tcPr>
+          <w:p>
+            <w:r>
+              <w:rPr>
+                <w:rFonts w:ascii="Arial" w:eastAsia="Arial" w:hAnsi="Arial" w:cs="Arial"/>
+                <w:sz w:val="20"/>
+                <w:szCs w:val="20"/>
+              </w:rPr>
+              <w:t>月末收尾</w:t>
+            </w:r>
+          </w:p>
+        </w:tc>
+      </w:tr>
+    </w:tbl>
+    <w:p>
+      <w:pPr>
+        <w:spacing w:before="80" w:after="80"/>
+      </w:pPr>
+    </w:p>
+    <w:p>
+      <w:pPr>
+        <w:pStyle w:val="2"/>
+      </w:pPr>
+      <w:r>
+        <w:rPr>
+          <w:rFonts w:ascii="Arial" w:eastAsia="Arial" w:hAnsi="Arial" w:cs="Arial"/>
+          <w:b/>
+          <w:bCs/>
+          <w:sz w:val="26"/>
+          <w:szCs w:val="26"/>
+        </w:rPr>
+        <w:lastRenderedPageBreak/>
+        <w:t>高密度开发日（单日≥5次提交）</w:t>
+      </w:r>
+    </w:p>
+    <w:tbl>
+      <w:tblPr>
+        <w:tblW w:w="9360" w:type="dxa"/>
+        <w:tblBorders>
+          <w:top w:val="single" w:sz="4" w:space="0" w:color="auto"/>
+          <w:left w:val="single" w:sz="4" w:space="0" w:color="auto"/>
+          <w:bottom w:val="single" w:sz="4" w:space="0" w:color="auto"/>
+          <w:right w:val="single" w:sz="4" w:space="0" w:color="auto"/>
+          <w:insideH w:val="single" w:sz="4" w:space="0" w:color="auto"/>
+          <w:insideV w:val="single" w:sz="4" w:space="0" w:color="auto"/>
+        </w:tblBorders>
+        <w:tblCellMar>
+          <w:left w:w="10" w:type="dxa"/>
+          <w:right w:w="10" w:type="dxa"/>
+        </w:tblCellMar>
+        <w:tblLook w:val="04A0" w:firstRow="1" w:lastRow="0" w:firstColumn="1" w:lastColumn="0" w:noHBand="0" w:noVBand="1"/>
+      </w:tblPr>
+      <w:tblGrid>
+        <w:gridCol w:w="2200"/>
+        <w:gridCol w:w="1800"/>
+        <w:gridCol w:w="5360"/>
+      </w:tblGrid>
+      <w:tr>
+        <w:tblPrEx>
+          <w:tblCellMar>
+            <w:top w:w="0" w:type="dxa"/>
+            <w:bottom w:w="0" w:type="dxa"/>
+          </w:tblCellMar>
+        </w:tblPrEx>
+        <w:tc>
+          <w:tcPr>
+            <w:tcW w:w="2200" w:type="dxa"/>
+            <w:tcBorders>
+              <w:top w:val="single" w:sz="1" w:space="0" w:color="999999"/>
+              <w:left w:val="single" w:sz="1" w:space="0" w:color="999999"/>
+              <w:bottom w:val="single" w:sz="1" w:space="0" w:color="999999"/>
+              <w:right w:val="single" w:sz="1" w:space="0" w:color="999999"/>
+            </w:tcBorders>
+            <w:shd w:val="clear" w:color="auto" w:fill="2D5F2D"/>
+            <w:tcMar>
+              <w:top w:w="60" w:type="dxa"/>
+              <w:left w:w="100" w:type="dxa"/>
+              <w:bottom w:w="60" w:type="dxa"/>
+              <w:right w:w="100" w:type="dxa"/>
+            </w:tcMar>
+            <w:vAlign w:val="center"/>
+          </w:tcPr>
+          <w:p>
+            <w:pPr>
+              <w:jc w:val="center"/>
+            </w:pPr>
+            <w:r>
+              <w:rPr>
+                <w:rFonts w:ascii="Arial" w:eastAsia="Arial" w:hAnsi="Arial" w:cs="Arial"/>
+                <w:b/>
+                <w:bCs/>
+                <w:color w:val="FFFFFF"/>
+                <w:sz w:val="20"/>
+                <w:szCs w:val="20"/>
+              </w:rPr>
+              <w:t>日期</w:t>
+            </w:r>
+          </w:p>
+        </w:tc>
+        <w:tc>
+          <w:tcPr>
+            <w:tcW w:w="1800" w:type="dxa"/>
+            <w:tcBorders>
+              <w:top w:val="single" w:sz="1" w:space="0" w:color="999999"/>
+              <w:left w:val="single" w:sz="1" w:space="0" w:color="999999"/>
+              <w:bottom w:val="single" w:sz="1" w:space="0" w:color="999999"/>
+              <w:right w:val="single" w:sz="1" w:space="0" w:color="999999"/>
+            </w:tcBorders>
+            <w:shd w:val="clear" w:color="auto" w:fill="2D5F2D"/>
+            <w:tcMar>
+              <w:top w:w="60" w:type="dxa"/>
+              <w:left w:w="100" w:type="dxa"/>
+              <w:bottom w:w="60" w:type="dxa"/>
+              <w:right w:w="100" w:type="dxa"/>
+            </w:tcMar>
+            <w:vAlign w:val="center"/>
+          </w:tcPr>
+          <w:p>
+            <w:pPr>
+              <w:jc w:val="center"/>
+            </w:pPr>
+            <w:r>
+              <w:rPr>
+                <w:rFonts w:ascii="Arial" w:eastAsia="Arial" w:hAnsi="Arial" w:cs="Arial"/>
+                <w:b/>
+                <w:bCs/>
+                <w:color w:val="FFFFFF"/>
+                <w:sz w:val="20"/>
+                <w:szCs w:val="20"/>
+              </w:rPr>
+              <w:t>提交次数</w:t>
+            </w:r>
+          </w:p>
+        </w:tc>
+        <w:tc>
+          <w:tcPr>
+            <w:tcW w:w="5360" w:type="dxa"/>
+            <w:tcBorders>
+              <w:top w:val="single" w:sz="1" w:space="0" w:color="999999"/>
+              <w:left w:val="single" w:sz="1" w:space="0" w:color="999999"/>
+              <w:bottom w:val="single" w:sz="1" w:space="0" w:color="999999"/>
+              <w:right w:val="single" w:sz="1" w:space="0" w:color="999999"/>
+            </w:tcBorders>
+            <w:shd w:val="clear" w:color="auto" w:fill="2D5F2D"/>
+            <w:tcMar>
+              <w:top w:w="60" w:type="dxa"/>
+              <w:left w:w="100" w:type="dxa"/>
+              <w:bottom w:w="60" w:type="dxa"/>
+              <w:right w:w="100" w:type="dxa"/>
+            </w:tcMar>
+            <w:vAlign w:val="center"/>
+          </w:tcPr>
+          <w:p>
+            <w:pPr>
+              <w:jc w:val="center"/>
+            </w:pPr>
+            <w:r>
+              <w:rPr>
+                <w:rFonts w:ascii="Arial" w:eastAsia="Arial" w:hAnsi="Arial" w:cs="Arial"/>
+                <w:b/>
+                <w:bCs/>
+                <w:color w:val="FFFFFF"/>
+                <w:sz w:val="20"/>
+                <w:szCs w:val="20"/>
+              </w:rPr>
+              <w:t>当天做了什么</w:t>
+            </w:r>
+          </w:p>
+        </w:tc>
+      </w:tr>
+      <w:tr>
+        <w:tblPrEx>
+          <w:tblCellMar>
+            <w:top w:w="0" w:type="dxa"/>
+            <w:bottom w:w="0" w:type="dxa"/>
+          </w:tblCellMar>
+        </w:tblPrEx>
+        <w:tc>
+          <w:tcPr>
+            <w:tcW w:w="2200" w:type="dxa"/>
+            <w:tcBorders>
+              <w:top w:val="single" w:sz="1" w:space="0" w:color="999999"/>
+              <w:left w:val="single" w:sz="1" w:space="0" w:color="999999"/>
+              <w:bottom w:val="single" w:sz="1" w:space="0" w:color="999999"/>
+              <w:right w:val="single" w:sz="1" w:space="0" w:color="999999"/>
+            </w:tcBorders>
+            <w:shd w:val="clear" w:color="auto" w:fill="F5F5F0"/>
+            <w:tcMar>
+              <w:top w:w="60" w:type="dxa"/>
+              <w:left w:w="100" w:type="dxa"/>
+              <w:bottom w:w="60" w:type="dxa"/>
+              <w:right w:w="100" w:type="dxa"/>
+            </w:tcMar>
+            <w:vAlign w:val="center"/>
+          </w:tcPr>
+          <w:p>
+            <w:r>
+              <w:rPr>
+                <w:rFonts w:ascii="Arial" w:eastAsia="Arial" w:hAnsi="Arial" w:cs="Arial"/>
+                <w:b/>
+                <w:bCs/>
+                <w:sz w:val="20"/>
+                <w:szCs w:val="20"/>
+              </w:rPr>
+              <w:t>1月24日</w:t>
+            </w:r>
+          </w:p>
+        </w:tc>
+        <w:tc>
+          <w:tcPr>
+            <w:tcW w:w="1800" w:type="dxa"/>
+            <w:tcBorders>
+              <w:top w:val="single" w:sz="1" w:space="0" w:color="999999"/>
+              <w:left w:val="single" w:sz="1" w:space="0" w:color="999999"/>
+              <w:bottom w:val="single" w:sz="1" w:space="0" w:color="999999"/>
+              <w:right w:val="single" w:sz="1" w:space="0" w:color="999999"/>
+            </w:tcBorders>
+            <w:shd w:val="clear" w:color="auto" w:fill="F5F5F0"/>
+            <w:tcMar>
+              <w:top w:w="60" w:type="dxa"/>
+              <w:left w:w="100" w:type="dxa"/>
+              <w:bottom w:w="60" w:type="dxa"/>
+              <w:right w:w="100" w:type="dxa"/>
+            </w:tcMar>
+            <w:vAlign w:val="center"/>
+          </w:tcPr>
+          <w:p>
+            <w:pPr>
+              <w:jc w:val="center"/>
+            </w:pPr>
+            <w:r>
+              <w:rPr>
+                <w:rFonts w:ascii="Arial" w:eastAsia="Arial" w:hAnsi="Arial" w:cs="Arial"/>
+                <w:sz w:val="20"/>
+                <w:szCs w:val="20"/>
+              </w:rPr>
+              <w:t>20次</w:t>
+            </w:r>
+          </w:p>
+        </w:tc>
+        <w:tc>
+          <w:tcPr>
+            <w:tcW w:w="5360" w:type="dxa"/>
+            <w:tcBorders>
+              <w:top w:val="single" w:sz="1" w:space="0" w:color="999999"/>
+              <w:left w:val="single" w:sz="1" w:space="0" w:color="999999"/>
+              <w:bottom w:val="single" w:sz="1" w:space="0" w:color="999999"/>
+              <w:right w:val="single" w:sz="1" w:space="0" w:color="999999"/>
+            </w:tcBorders>
+            <w:shd w:val="clear" w:color="auto" w:fill="F5F5F0"/>
+            <w:tcMar>
+              <w:top w:w="60" w:type="dxa"/>
+              <w:left w:w="100" w:type="dxa"/>
+              <w:bottom w:w="60" w:type="dxa"/>
+              <w:right w:w="100" w:type="dxa"/>
+            </w:tcMar>
+            <w:vAlign w:val="center"/>
+          </w:tcPr>
+          <w:p>
+            <w:r>
+              <w:rPr>
+                <w:rFonts w:ascii="Arial" w:eastAsia="Arial" w:hAnsi="Arial" w:cs="Arial"/>
+                <w:sz w:val="20"/>
+                <w:szCs w:val="20"/>
+              </w:rPr>
+              <w:t>后端模块密集开发与联调</w:t>
+            </w:r>
+          </w:p>
+        </w:tc>
+      </w:tr>
+      <w:tr>
+        <w:tblPrEx>
+          <w:tblCellMar>
+            <w:top w:w="0" w:type="dxa"/>
+            <w:bottom w:w="0" w:type="dxa"/>
+          </w:tblCellMar>
+        </w:tblPrEx>
+        <w:tc>
+          <w:tcPr>
+            <w:tcW w:w="2200" w:type="dxa"/>
+            <w:tcBorders>
+              <w:top w:val="single" w:sz="1" w:space="0" w:color="999999"/>
+              <w:left w:val="single" w:sz="1" w:space="0" w:color="999999"/>
+              <w:bottom w:val="single" w:sz="1" w:space="0" w:color="999999"/>
+              <w:right w:val="single" w:sz="1" w:space="0" w:color="999999"/>
+            </w:tcBorders>
+            <w:shd w:val="clear" w:color="auto" w:fill="FFFFFF"/>
+            <w:tcMar>
+              <w:top w:w="60" w:type="dxa"/>
+              <w:left w:w="100" w:type="dxa"/>
+              <w:bottom w:w="60" w:type="dxa"/>
+              <w:right w:w="100" w:type="dxa"/>
+            </w:tcMar>
+            <w:vAlign w:val="center"/>
+          </w:tcPr>
+          <w:p>
+            <w:r>
+              <w:rPr>
+                <w:rFonts w:ascii="Arial" w:eastAsia="Arial" w:hAnsi="Arial" w:cs="Arial"/>
+                <w:b/>
+                <w:bCs/>
+                <w:sz w:val="20"/>
+                <w:szCs w:val="20"/>
+              </w:rPr>
+              <w:t>1月25日</w:t>
+            </w:r>
+          </w:p>
+        </w:tc>
+        <w:tc>
+          <w:tcPr>
+            <w:tcW w:w="1800" w:type="dxa"/>
+            <w:tcBorders>
+              <w:top w:val="single" w:sz="1" w:space="0" w:color="999999"/>
+              <w:left w:val="single" w:sz="1" w:space="0" w:color="999999"/>
+              <w:bottom w:val="single" w:sz="1" w:space="0" w:color="999999"/>
+              <w:right w:val="single" w:sz="1" w:space="0" w:color="999999"/>
+            </w:tcBorders>
+            <w:shd w:val="clear" w:color="auto" w:fill="FFFFFF"/>
+            <w:tcMar>
+              <w:top w:w="60" w:type="dxa"/>
+              <w:left w:w="100" w:type="dxa"/>
+              <w:bottom w:w="60" w:type="dxa"/>
+              <w:right w:w="100" w:type="dxa"/>
+            </w:tcMar>
+            <w:vAlign w:val="center"/>
+          </w:tcPr>
+          <w:p>
+            <w:pPr>
+              <w:jc w:val="center"/>
+            </w:pPr>
+            <w:r>
+              <w:rPr>
+                <w:rFonts w:ascii="Arial" w:eastAsia="Arial" w:hAnsi="Arial" w:cs="Arial"/>
+                <w:sz w:val="20"/>
+                <w:szCs w:val="20"/>
+              </w:rPr>
+              <w:t>18次</w:t>
+            </w:r>
+          </w:p>
+        </w:tc>
+        <w:tc>
+          <w:tcPr>
+            <w:tcW w:w="5360" w:type="dxa"/>
+            <w:tcBorders>
+              <w:top w:val="single" w:sz="1" w:space="0" w:color="999999"/>
+              <w:left w:val="single" w:sz="1" w:space="0" w:color="999999"/>
+              <w:bottom w:val="single" w:sz="1" w:space="0" w:color="999999"/>
+              <w:right w:val="single" w:sz="1" w:space="0" w:color="999999"/>
+            </w:tcBorders>
+            <w:shd w:val="clear" w:color="auto" w:fill="FFFFFF"/>
+            <w:tcMar>
+              <w:top w:w="60" w:type="dxa"/>
+              <w:left w:w="100" w:type="dxa"/>
+              <w:bottom w:w="60" w:type="dxa"/>
+              <w:right w:w="100" w:type="dxa"/>
+            </w:tcMar>
+            <w:vAlign w:val="center"/>
+          </w:tcPr>
+          <w:p>
+            <w:r>
+              <w:rPr>
+                <w:rFonts w:ascii="Arial" w:eastAsia="Arial" w:hAnsi="Arial" w:cs="Arial"/>
+                <w:sz w:val="20"/>
+                <w:szCs w:val="20"/>
+              </w:rPr>
+              <w:t>接续前一天的冲刺</w:t>
+            </w:r>
+          </w:p>
+        </w:tc>
+      </w:tr>
+      <w:tr>
+        <w:tblPrEx>
+          <w:tblCellMar>
+            <w:top w:w="0" w:type="dxa"/>
+            <w:bottom w:w="0" w:type="dxa"/>
+          </w:tblCellMar>
+        </w:tblPrEx>
+        <w:tc>
+          <w:tcPr>
+            <w:tcW w:w="2200" w:type="dxa"/>
+            <w:tcBorders>
+              <w:top w:val="single" w:sz="1" w:space="0" w:color="999999"/>
+              <w:left w:val="single" w:sz="1" w:space="0" w:color="999999"/>
+              <w:bottom w:val="single" w:sz="1" w:space="0" w:color="999999"/>
+              <w:right w:val="single" w:sz="1" w:space="0" w:color="999999"/>
+            </w:tcBorders>
+            <w:shd w:val="clear" w:color="auto" w:fill="F5F5F0"/>
+            <w:tcMar>
+              <w:top w:w="60" w:type="dxa"/>
+              <w:left w:w="100" w:type="dxa"/>
+              <w:bottom w:w="60" w:type="dxa"/>
+              <w:right w:w="100" w:type="dxa"/>
+            </w:tcMar>
+            <w:vAlign w:val="center"/>
+          </w:tcPr>
+          <w:p>
+            <w:r>
+              <w:rPr>
+                <w:rFonts w:ascii="Arial" w:eastAsia="Arial" w:hAnsi="Arial" w:cs="Arial"/>
+                <w:b/>
+                <w:bCs/>
+                <w:sz w:val="20"/>
+                <w:szCs w:val="20"/>
+              </w:rPr>
+              <w:t>1月16日</w:t>
+            </w:r>
+          </w:p>
+        </w:tc>
+        <w:tc>
+          <w:tcPr>
+            <w:tcW w:w="1800" w:type="dxa"/>
+            <w:tcBorders>
+              <w:top w:val="single" w:sz="1" w:space="0" w:color="999999"/>
+              <w:left w:val="single" w:sz="1" w:space="0" w:color="999999"/>
+              <w:bottom w:val="single" w:sz="1" w:space="0" w:color="999999"/>
+              <w:right w:val="single" w:sz="1" w:space="0" w:color="999999"/>
+            </w:tcBorders>
+            <w:shd w:val="clear" w:color="auto" w:fill="F5F5F0"/>
+            <w:tcMar>
+              <w:top w:w="60" w:type="dxa"/>
+              <w:left w:w="100" w:type="dxa"/>
+              <w:bottom w:w="60" w:type="dxa"/>
+              <w:right w:w="100" w:type="dxa"/>
+            </w:tcMar>
+            <w:vAlign w:val="center"/>
+          </w:tcPr>
+          <w:p>
+            <w:pPr>
+              <w:jc w:val="center"/>
+            </w:pPr>
+            <w:r>
+              <w:rPr>
+                <w:rFonts w:ascii="Arial" w:eastAsia="Arial" w:hAnsi="Arial" w:cs="Arial"/>
+                <w:sz w:val="20"/>
+                <w:szCs w:val="20"/>
+              </w:rPr>
+              <w:t>9次</w:t>
+            </w:r>
+          </w:p>
+        </w:tc>
+        <w:tc>
+          <w:tcPr>
+            <w:tcW w:w="5360" w:type="dxa"/>
+            <w:tcBorders>
+              <w:top w:val="single" w:sz="1" w:space="0" w:color="999999"/>
+              <w:left w:val="single" w:sz="1" w:space="0" w:color="999999"/>
+              <w:bottom w:val="single" w:sz="1" w:space="0" w:color="999999"/>
+              <w:right w:val="single" w:sz="1" w:space="0" w:color="999999"/>
+            </w:tcBorders>
+            <w:shd w:val="clear" w:color="auto" w:fill="F5F5F0"/>
+            <w:tcMar>
+              <w:top w:w="60" w:type="dxa"/>
+              <w:left w:w="100" w:type="dxa"/>
+              <w:bottom w:w="60" w:type="dxa"/>
+              <w:right w:w="100" w:type="dxa"/>
+            </w:tcMar>
+            <w:vAlign w:val="center"/>
+          </w:tcPr>
+          <w:p>
+            <w:r>
+              <w:rPr>
+                <w:rFonts w:ascii="Arial" w:eastAsia="Arial" w:hAnsi="Arial" w:cs="Arial"/>
+                <w:sz w:val="20"/>
+                <w:szCs w:val="20"/>
+              </w:rPr>
+              <w:t>开发启动日，搭建基础框架</w:t>
+            </w:r>
+          </w:p>
+        </w:tc>
+      </w:tr>
+      <w:tr>
+        <w:tblPrEx>
+          <w:tblCellMar>
+            <w:top w:w="0" w:type="dxa"/>
+            <w:bottom w:w="0" w:type="dxa"/>
+          </w:tblCellMar>
+        </w:tblPrEx>
+        <w:tc>
+          <w:tcPr>
+            <w:tcW w:w="2200" w:type="dxa"/>
+            <w:tcBorders>
+              <w:top w:val="single" w:sz="1" w:space="0" w:color="999999"/>
+              <w:left w:val="single" w:sz="1" w:space="0" w:color="999999"/>
+              <w:bottom w:val="single" w:sz="1" w:space="0" w:color="999999"/>
+              <w:right w:val="single" w:sz="1" w:space="0" w:color="999999"/>
+            </w:tcBorders>
+            <w:shd w:val="clear" w:color="auto" w:fill="FFFFFF"/>
+            <w:tcMar>
+              <w:top w:w="60" w:type="dxa"/>
+              <w:left w:w="100" w:type="dxa"/>
+              <w:bottom w:w="60" w:type="dxa"/>
+              <w:right w:w="100" w:type="dxa"/>
+            </w:tcMar>
+            <w:vAlign w:val="center"/>
+          </w:tcPr>
+          <w:p>
+            <w:r>
+              <w:rPr>
+                <w:rFonts w:ascii="Arial" w:eastAsia="Arial" w:hAnsi="Arial" w:cs="Arial"/>
+                <w:b/>
+                <w:bCs/>
+                <w:sz w:val="20"/>
+                <w:szCs w:val="20"/>
+              </w:rPr>
+              <w:t>2月22日</w:t>
+            </w:r>
+          </w:p>
+        </w:tc>
+        <w:tc>
+          <w:tcPr>
+            <w:tcW w:w="1800" w:type="dxa"/>
+            <w:tcBorders>
+              <w:top w:val="single" w:sz="1" w:space="0" w:color="999999"/>
+              <w:left w:val="single" w:sz="1" w:space="0" w:color="999999"/>
+              <w:bottom w:val="single" w:sz="1" w:space="0" w:color="999999"/>
+              <w:right w:val="single" w:sz="1" w:space="0" w:color="999999"/>
+            </w:tcBorders>
+            <w:shd w:val="clear" w:color="auto" w:fill="FFFFFF"/>
+            <w:tcMar>
+              <w:top w:w="60" w:type="dxa"/>
+              <w:left w:w="100" w:type="dxa"/>
+              <w:bottom w:w="60" w:type="dxa"/>
+              <w:right w:w="100" w:type="dxa"/>
+            </w:tcMar>
+            <w:vAlign w:val="center"/>
+          </w:tcPr>
+          <w:p>
+            <w:pPr>
+              <w:jc w:val="center"/>
+            </w:pPr>
+            <w:r>
+              <w:rPr>
+                <w:rFonts w:ascii="Arial" w:eastAsia="Arial" w:hAnsi="Arial" w:cs="Arial"/>
+                <w:sz w:val="20"/>
+                <w:szCs w:val="20"/>
+              </w:rPr>
+              <w:t>8次</w:t>
+            </w:r>
+          </w:p>
+        </w:tc>
+        <w:tc>
+          <w:tcPr>
+            <w:tcW w:w="5360" w:type="dxa"/>
+            <w:tcBorders>
+              <w:top w:val="single" w:sz="1" w:space="0" w:color="999999"/>
+              <w:left w:val="single" w:sz="1" w:space="0" w:color="999999"/>
+              <w:bottom w:val="single" w:sz="1" w:space="0" w:color="999999"/>
+              <w:right w:val="single" w:sz="1" w:space="0" w:color="999999"/>
+            </w:tcBorders>
+            <w:shd w:val="clear" w:color="auto" w:fill="FFFFFF"/>
+            <w:tcMar>
+              <w:top w:w="60" w:type="dxa"/>
+              <w:left w:w="100" w:type="dxa"/>
+              <w:bottom w:w="60" w:type="dxa"/>
+              <w:right w:w="100" w:type="dxa"/>
+            </w:tcMar>
+            <w:vAlign w:val="center"/>
+          </w:tcPr>
+          <w:p>
+            <w:r>
+              <w:rPr>
+                <w:rFonts w:ascii="Arial" w:eastAsia="Arial" w:hAnsi="Arial" w:cs="Arial"/>
+                <w:sz w:val="20"/>
+                <w:szCs w:val="20"/>
+              </w:rPr>
+              <w:t>卡牌游戏核心功能</w:t>
+            </w:r>
+          </w:p>
+        </w:tc>
+      </w:tr>
+      <w:tr>
+        <w:tblPrEx>
+          <w:tblCellMar>
+            <w:top w:w="0" w:type="dxa"/>
+            <w:bottom w:w="0" w:type="dxa"/>
+          </w:tblCellMar>
+        </w:tblPrEx>
+        <w:tc>
+          <w:tcPr>
+            <w:tcW w:w="2200" w:type="dxa"/>
+            <w:tcBorders>
+              <w:top w:val="single" w:sz="1" w:space="0" w:color="999999"/>
+              <w:left w:val="single" w:sz="1" w:space="0" w:color="999999"/>
+              <w:bottom w:val="single" w:sz="1" w:space="0" w:color="999999"/>
+              <w:right w:val="single" w:sz="1" w:space="0" w:color="999999"/>
+            </w:tcBorders>
+            <w:shd w:val="clear" w:color="auto" w:fill="F5F5F0"/>
+            <w:tcMar>
+              <w:top w:w="60" w:type="dxa"/>
+              <w:left w:w="100" w:type="dxa"/>
+              <w:bottom w:w="60" w:type="dxa"/>
+              <w:right w:w="100" w:type="dxa"/>
+            </w:tcMar>
+            <w:vAlign w:val="center"/>
+          </w:tcPr>
+          <w:p>
+            <w:r>
+              <w:rPr>
+                <w:rFonts w:ascii="Arial" w:eastAsia="Arial" w:hAnsi="Arial" w:cs="Arial"/>
+                <w:b/>
+                <w:bCs/>
+                <w:sz w:val="20"/>
+                <w:szCs w:val="20"/>
+              </w:rPr>
+              <w:t>1月31日</w:t>
+            </w:r>
+          </w:p>
+        </w:tc>
+        <w:tc>
+          <w:tcPr>
+            <w:tcW w:w="1800" w:type="dxa"/>
+            <w:tcBorders>
+              <w:top w:val="single" w:sz="1" w:space="0" w:color="999999"/>
+              <w:left w:val="single" w:sz="1" w:space="0" w:color="999999"/>
+              <w:bottom w:val="single" w:sz="1" w:space="0" w:color="999999"/>
+              <w:right w:val="single" w:sz="1" w:space="0" w:color="999999"/>
+            </w:tcBorders>
+            <w:shd w:val="clear" w:color="auto" w:fill="F5F5F0"/>
+            <w:tcMar>
+              <w:top w:w="60" w:type="dxa"/>
+              <w:left w:w="100" w:type="dxa"/>
+              <w:bottom w:w="60" w:type="dxa"/>
+              <w:right w:w="100" w:type="dxa"/>
+            </w:tcMar>
+            <w:vAlign w:val="center"/>
+          </w:tcPr>
+          <w:p>
+            <w:pPr>
+              <w:jc w:val="center"/>
+            </w:pPr>
+            <w:r>
+              <w:rPr>
+                <w:rFonts w:ascii="Arial" w:eastAsia="Arial" w:hAnsi="Arial" w:cs="Arial"/>
+                <w:sz w:val="20"/>
+                <w:szCs w:val="20"/>
+              </w:rPr>
+              <w:t>7次</w:t>
+            </w:r>
+          </w:p>
+        </w:tc>
+        <w:tc>
+          <w:tcPr>
+            <w:tcW w:w="5360" w:type="dxa"/>
+            <w:tcBorders>
+              <w:top w:val="single" w:sz="1" w:space="0" w:color="999999"/>
+              <w:left w:val="single" w:sz="1" w:space="0" w:color="999999"/>
+              <w:bottom w:val="single" w:sz="1" w:space="0" w:color="999999"/>
+              <w:right w:val="single" w:sz="1" w:space="0" w:color="999999"/>
+            </w:tcBorders>
+            <w:shd w:val="clear" w:color="auto" w:fill="F5F5F0"/>
+            <w:tcMar>
+              <w:top w:w="60" w:type="dxa"/>
+              <w:left w:w="100" w:type="dxa"/>
+              <w:bottom w:w="60" w:type="dxa"/>
+              <w:right w:w="100" w:type="dxa"/>
+            </w:tcMar>
+            <w:vAlign w:val="center"/>
+          </w:tcPr>
+          <w:p>
+            <w:r>
+              <w:rPr>
+                <w:rFonts w:ascii="Arial" w:eastAsia="Arial" w:hAnsi="Arial" w:cs="Arial"/>
+                <w:sz w:val="20"/>
+                <w:szCs w:val="20"/>
+              </w:rPr>
+              <w:t>游戏玩法模块（推翻重来那天）</w:t>
+            </w:r>
+          </w:p>
+        </w:tc>
+      </w:tr>
+      <w:tr>
+        <w:tblPrEx>
+          <w:tblCellMar>
+            <w:top w:w="0" w:type="dxa"/>
+            <w:bottom w:w="0" w:type="dxa"/>
+          </w:tblCellMar>
+        </w:tblPrEx>
+        <w:tc>
+          <w:tcPr>
+            <w:tcW w:w="2200" w:type="dxa"/>
+            <w:tcBorders>
+              <w:top w:val="single" w:sz="1" w:space="0" w:color="999999"/>
+              <w:left w:val="single" w:sz="1" w:space="0" w:color="999999"/>
+              <w:bottom w:val="single" w:sz="1" w:space="0" w:color="999999"/>
+              <w:right w:val="single" w:sz="1" w:space="0" w:color="999999"/>
+            </w:tcBorders>
+            <w:shd w:val="clear" w:color="auto" w:fill="FFFFFF"/>
+            <w:tcMar>
+              <w:top w:w="60" w:type="dxa"/>
+              <w:left w:w="100" w:type="dxa"/>
+              <w:bottom w:w="60" w:type="dxa"/>
+              <w:right w:w="100" w:type="dxa"/>
+            </w:tcMar>
+            <w:vAlign w:val="center"/>
+          </w:tcPr>
+          <w:p>
+            <w:r>
+              <w:rPr>
+                <w:rFonts w:ascii="Arial" w:eastAsia="Arial" w:hAnsi="Arial" w:cs="Arial"/>
+                <w:b/>
+                <w:bCs/>
+                <w:sz w:val="20"/>
+                <w:szCs w:val="20"/>
+              </w:rPr>
+              <w:t>2月24日</w:t>
+            </w:r>
+          </w:p>
+        </w:tc>
+        <w:tc>
+          <w:tcPr>
+            <w:tcW w:w="1800" w:type="dxa"/>
+            <w:tcBorders>
+              <w:top w:val="single" w:sz="1" w:space="0" w:color="999999"/>
+              <w:left w:val="single" w:sz="1" w:space="0" w:color="999999"/>
+              <w:bottom w:val="single" w:sz="1" w:space="0" w:color="999999"/>
+              <w:right w:val="single" w:sz="1" w:space="0" w:color="999999"/>
+            </w:tcBorders>
+            <w:shd w:val="clear" w:color="auto" w:fill="FFFFFF"/>
+            <w:tcMar>
+              <w:top w:w="60" w:type="dxa"/>
+              <w:left w:w="100" w:type="dxa"/>
+              <w:bottom w:w="60" w:type="dxa"/>
+              <w:right w:w="100" w:type="dxa"/>
+            </w:tcMar>
+            <w:vAlign w:val="center"/>
+          </w:tcPr>
+          <w:p>
+            <w:pPr>
+              <w:jc w:val="center"/>
+            </w:pPr>
+            <w:r>
+              <w:rPr>
+                <w:rFonts w:ascii="Arial" w:eastAsia="Arial" w:hAnsi="Arial" w:cs="Arial"/>
+                <w:sz w:val="20"/>
+                <w:szCs w:val="20"/>
+              </w:rPr>
+              <w:t>6次</w:t>
+            </w:r>
+          </w:p>
+        </w:tc>
+        <w:tc>
+          <w:tcPr>
+            <w:tcW w:w="5360" w:type="dxa"/>
+            <w:tcBorders>
+              <w:top w:val="single" w:sz="1" w:space="0" w:color="999999"/>
+              <w:left w:val="single" w:sz="1" w:space="0" w:color="999999"/>
+              <w:bottom w:val="single" w:sz="1" w:space="0" w:color="999999"/>
+              <w:right w:val="single" w:sz="1" w:space="0" w:color="999999"/>
+            </w:tcBorders>
+            <w:shd w:val="clear" w:color="auto" w:fill="FFFFFF"/>
+            <w:tcMar>
+              <w:top w:w="60" w:type="dxa"/>
+              <w:left w:w="100" w:type="dxa"/>
+              <w:bottom w:w="60" w:type="dxa"/>
+              <w:right w:w="100" w:type="dxa"/>
+            </w:tcMar>
+            <w:vAlign w:val="center"/>
+          </w:tcPr>
+          <w:p>
+            <w:r>
+              <w:rPr>
+                <w:rFonts w:ascii="Arial" w:eastAsia="Arial" w:hAnsi="Arial" w:cs="Arial"/>
+                <w:sz w:val="20"/>
+                <w:szCs w:val="20"/>
+              </w:rPr>
+              <w:t>容器</w:t>
+            </w:r>
+            <w:proofErr w:type="gramStart"/>
+            <w:r>
+              <w:rPr>
+                <w:rFonts w:ascii="Arial" w:eastAsia="Arial" w:hAnsi="Arial" w:cs="Arial"/>
+                <w:sz w:val="20"/>
+                <w:szCs w:val="20"/>
+              </w:rPr>
+              <w:t>化部署</w:t>
+            </w:r>
+            <w:proofErr w:type="gramEnd"/>
+          </w:p>
+        </w:tc>
+      </w:tr>
+      <w:tr>
+        <w:tblPrEx>
+          <w:tblCellMar>
+            <w:top w:w="0" w:type="dxa"/>
+            <w:bottom w:w="0" w:type="dxa"/>
+          </w:tblCellMar>
+        </w:tblPrEx>
+        <w:tc>
+          <w:tcPr>
+            <w:tcW w:w="2200" w:type="dxa"/>
+            <w:tcBorders>
+              <w:top w:val="single" w:sz="1" w:space="0" w:color="999999"/>
+              <w:left w:val="single" w:sz="1" w:space="0" w:color="999999"/>
+              <w:bottom w:val="single" w:sz="1" w:space="0" w:color="999999"/>
+              <w:right w:val="single" w:sz="1" w:space="0" w:color="999999"/>
+            </w:tcBorders>
+            <w:shd w:val="clear" w:color="auto" w:fill="F5F5F0"/>
+            <w:tcMar>
+              <w:top w:w="60" w:type="dxa"/>
+              <w:left w:w="100" w:type="dxa"/>
+              <w:bottom w:w="60" w:type="dxa"/>
+              <w:right w:w="100" w:type="dxa"/>
+            </w:tcMar>
+            <w:vAlign w:val="center"/>
+          </w:tcPr>
+          <w:p>
+            <w:r>
+              <w:rPr>
+                <w:rFonts w:ascii="Arial" w:eastAsia="Arial" w:hAnsi="Arial" w:cs="Arial"/>
+                <w:b/>
+                <w:bCs/>
+                <w:sz w:val="20"/>
+                <w:szCs w:val="20"/>
+              </w:rPr>
+              <w:t>3月18日</w:t>
+            </w:r>
+          </w:p>
+        </w:tc>
+        <w:tc>
+          <w:tcPr>
+            <w:tcW w:w="1800" w:type="dxa"/>
+            <w:tcBorders>
+              <w:top w:val="single" w:sz="1" w:space="0" w:color="999999"/>
+              <w:left w:val="single" w:sz="1" w:space="0" w:color="999999"/>
+              <w:bottom w:val="single" w:sz="1" w:space="0" w:color="999999"/>
+              <w:right w:val="single" w:sz="1" w:space="0" w:color="999999"/>
+            </w:tcBorders>
+            <w:shd w:val="clear" w:color="auto" w:fill="F5F5F0"/>
+            <w:tcMar>
+              <w:top w:w="60" w:type="dxa"/>
+              <w:left w:w="100" w:type="dxa"/>
+              <w:bottom w:w="60" w:type="dxa"/>
+              <w:right w:w="100" w:type="dxa"/>
+            </w:tcMar>
+            <w:vAlign w:val="center"/>
+          </w:tcPr>
+          <w:p>
+            <w:pPr>
+              <w:jc w:val="center"/>
+            </w:pPr>
+            <w:r>
+              <w:rPr>
+                <w:rFonts w:ascii="Arial" w:eastAsia="Arial" w:hAnsi="Arial" w:cs="Arial"/>
+                <w:sz w:val="20"/>
+                <w:szCs w:val="20"/>
+              </w:rPr>
+              <w:t>5次</w:t>
+            </w:r>
+          </w:p>
+        </w:tc>
+        <w:tc>
+          <w:tcPr>
+            <w:tcW w:w="5360" w:type="dxa"/>
+            <w:tcBorders>
+              <w:top w:val="single" w:sz="1" w:space="0" w:color="999999"/>
+              <w:left w:val="single" w:sz="1" w:space="0" w:color="999999"/>
+              <w:bottom w:val="single" w:sz="1" w:space="0" w:color="999999"/>
+              <w:right w:val="single" w:sz="1" w:space="0" w:color="999999"/>
+            </w:tcBorders>
+            <w:shd w:val="clear" w:color="auto" w:fill="F5F5F0"/>
+            <w:tcMar>
+              <w:top w:w="60" w:type="dxa"/>
+              <w:left w:w="100" w:type="dxa"/>
+              <w:bottom w:w="60" w:type="dxa"/>
+              <w:right w:w="100" w:type="dxa"/>
+            </w:tcMar>
+            <w:vAlign w:val="center"/>
+          </w:tcPr>
+          <w:p>
+            <w:r>
+              <w:rPr>
+                <w:rFonts w:ascii="Arial" w:eastAsia="Arial" w:hAnsi="Arial" w:cs="Arial"/>
+                <w:sz w:val="20"/>
+                <w:szCs w:val="20"/>
+              </w:rPr>
+              <w:t>安全加固</w:t>
+            </w:r>
+          </w:p>
+        </w:tc>
+      </w:tr>
+    </w:tbl>
+    <w:p>
+      <w:pPr>
+        <w:spacing w:before="80" w:after="80"/>
+      </w:pPr>
+    </w:p>
+    <w:p>
+      <w:pPr>
+        <w:pStyle w:val="2"/>
+      </w:pPr>
+      <w:r>
+        <w:rPr>
+          <w:rFonts w:ascii="Arial" w:eastAsia="Arial" w:hAnsi="Arial" w:cs="Arial"/>
+          <w:b/>
+          <w:bCs/>
+          <w:sz w:val="26"/>
+          <w:szCs w:val="26"/>
+        </w:rPr>
+        <w:t>开发节奏</w:t>
+      </w:r>
+    </w:p>
+    <w:tbl>
+      <w:tblPr>
+        <w:tblW w:w="9360" w:type="dxa"/>
+        <w:tblBorders>
+          <w:top w:val="single" w:sz="4" w:space="0" w:color="auto"/>
+          <w:left w:val="single" w:sz="4" w:space="0" w:color="auto"/>
+          <w:bottom w:val="single" w:sz="4" w:space="0" w:color="auto"/>
+          <w:right w:val="single" w:sz="4" w:space="0" w:color="auto"/>
+          <w:insideH w:val="single" w:sz="4" w:space="0" w:color="auto"/>
+          <w:insideV w:val="single" w:sz="4" w:space="0" w:color="auto"/>
+        </w:tblBorders>
+        <w:tblCellMar>
+          <w:left w:w="10" w:type="dxa"/>
+          <w:right w:w="10" w:type="dxa"/>
+        </w:tblCellMar>
+        <w:tblLook w:val="04A0" w:firstRow="1" w:lastRow="0" w:firstColumn="1" w:lastColumn="0" w:noHBand="0" w:noVBand="1"/>
+      </w:tblPr>
+      <w:tblGrid>
+        <w:gridCol w:w="4680"/>
+        <w:gridCol w:w="4680"/>
+      </w:tblGrid>
+      <w:tr>
+        <w:tblPrEx>
+          <w:tblCellMar>
+            <w:top w:w="0" w:type="dxa"/>
+            <w:bottom w:w="0" w:type="dxa"/>
+          </w:tblCellMar>
+        </w:tblPrEx>
+        <w:tc>
+          <w:tcPr>
+            <w:tcW w:w="4680" w:type="dxa"/>
+            <w:tcBorders>
+              <w:top w:val="single" w:sz="1" w:space="0" w:color="999999"/>
+              <w:left w:val="single" w:sz="1" w:space="0" w:color="999999"/>
+              <w:bottom w:val="single" w:sz="1" w:space="0" w:color="999999"/>
+              <w:right w:val="single" w:sz="1" w:space="0" w:color="999999"/>
+            </w:tcBorders>
+            <w:shd w:val="clear" w:color="auto" w:fill="2D5F2D"/>
+            <w:tcMar>
+              <w:top w:w="60" w:type="dxa"/>
+              <w:left w:w="100" w:type="dxa"/>
+              <w:bottom w:w="60" w:type="dxa"/>
+              <w:right w:w="100" w:type="dxa"/>
+            </w:tcMar>
+            <w:vAlign w:val="center"/>
+          </w:tcPr>
+          <w:p>
+            <w:pPr>
+              <w:jc w:val="center"/>
+            </w:pPr>
+            <w:r>
+              <w:rPr>
+                <w:rFonts w:ascii="Arial" w:eastAsia="Arial" w:hAnsi="Arial" w:cs="Arial"/>
+                <w:b/>
+                <w:bCs/>
+                <w:color w:val="FFFFFF"/>
+                <w:sz w:val="20"/>
+                <w:szCs w:val="20"/>
+              </w:rPr>
+              <w:t>指标</w:t>
+            </w:r>
+          </w:p>
+        </w:tc>
+        <w:tc>
+          <w:tcPr>
+            <w:tcW w:w="4680" w:type="dxa"/>
+            <w:tcBorders>
+              <w:top w:val="single" w:sz="1" w:space="0" w:color="999999"/>
+              <w:left w:val="single" w:sz="1" w:space="0" w:color="999999"/>
+              <w:bottom w:val="single" w:sz="1" w:space="0" w:color="999999"/>
+              <w:right w:val="single" w:sz="1" w:space="0" w:color="999999"/>
+            </w:tcBorders>
+            <w:shd w:val="clear" w:color="auto" w:fill="2D5F2D"/>
+            <w:tcMar>
+              <w:top w:w="60" w:type="dxa"/>
+              <w:left w:w="100" w:type="dxa"/>
+              <w:bottom w:w="60" w:type="dxa"/>
+              <w:right w:w="100" w:type="dxa"/>
+            </w:tcMar>
+            <w:vAlign w:val="center"/>
+          </w:tcPr>
+          <w:p>
+            <w:pPr>
+              <w:jc w:val="center"/>
+            </w:pPr>
+            <w:r>
+              <w:rPr>
+                <w:rFonts w:ascii="Arial" w:eastAsia="Arial" w:hAnsi="Arial" w:cs="Arial"/>
+                <w:b/>
+                <w:bCs/>
+                <w:color w:val="FFFFFF"/>
+                <w:sz w:val="20"/>
+                <w:szCs w:val="20"/>
+              </w:rPr>
+              <w:t>数据</w:t>
+            </w:r>
+          </w:p>
+        </w:tc>
+      </w:tr>
+      <w:tr>
+        <w:tblPrEx>
+          <w:tblCellMar>
+            <w:top w:w="0" w:type="dxa"/>
+            <w:bottom w:w="0" w:type="dxa"/>
+          </w:tblCellMar>
+        </w:tblPrEx>
+        <w:tc>
+          <w:tcPr>
+            <w:tcW w:w="4680" w:type="dxa"/>
+            <w:tcBorders>
+              <w:top w:val="single" w:sz="1" w:space="0" w:color="999999"/>
+              <w:left w:val="single" w:sz="1" w:space="0" w:color="999999"/>
+              <w:bottom w:val="single" w:sz="1" w:space="0" w:color="999999"/>
+              <w:right w:val="single" w:sz="1" w:space="0" w:color="999999"/>
+            </w:tcBorders>
+            <w:shd w:val="clear" w:color="auto" w:fill="F5F5F0"/>
+            <w:tcMar>
+              <w:top w:w="60" w:type="dxa"/>
+              <w:left w:w="100" w:type="dxa"/>
+              <w:bottom w:w="60" w:type="dxa"/>
+              <w:right w:w="100" w:type="dxa"/>
+            </w:tcMar>
+            <w:vAlign w:val="center"/>
+          </w:tcPr>
+          <w:p>
+            <w:r>
+              <w:rPr>
+                <w:rFonts w:ascii="Arial" w:eastAsia="Arial" w:hAnsi="Arial" w:cs="Arial"/>
+                <w:b/>
+                <w:bCs/>
+                <w:sz w:val="20"/>
+                <w:szCs w:val="20"/>
+              </w:rPr>
+              <w:t>提交间隔中位数</w:t>
+            </w:r>
+          </w:p>
+        </w:tc>
+        <w:tc>
+          <w:tcPr>
+            <w:tcW w:w="4680" w:type="dxa"/>
+            <w:tcBorders>
+              <w:top w:val="single" w:sz="1" w:space="0" w:color="999999"/>
+              <w:left w:val="single" w:sz="1" w:space="0" w:color="999999"/>
+              <w:bottom w:val="single" w:sz="1" w:space="0" w:color="999999"/>
+              <w:right w:val="single" w:sz="1" w:space="0" w:color="999999"/>
+            </w:tcBorders>
+            <w:shd w:val="clear" w:color="auto" w:fill="F5F5F0"/>
+            <w:tcMar>
+              <w:top w:w="60" w:type="dxa"/>
+              <w:left w:w="100" w:type="dxa"/>
+              <w:bottom w:w="60" w:type="dxa"/>
+              <w:right w:w="100" w:type="dxa"/>
+            </w:tcMar>
+            <w:vAlign w:val="center"/>
+          </w:tcPr>
+          <w:p>
+            <w:r>
+              <w:rPr>
+                <w:rFonts w:ascii="Arial" w:eastAsia="Arial" w:hAnsi="Arial" w:cs="Arial"/>
+                <w:sz w:val="20"/>
+                <w:szCs w:val="20"/>
+              </w:rPr>
+              <w:t>1小时35分钟</w:t>
+            </w:r>
+          </w:p>
+        </w:tc>
+      </w:tr>
+      <w:tr>
+        <w:tblPrEx>
+          <w:tblCellMar>
+            <w:top w:w="0" w:type="dxa"/>
+            <w:bottom w:w="0" w:type="dxa"/>
+          </w:tblCellMar>
+        </w:tblPrEx>
+        <w:tc>
+          <w:tcPr>
+            <w:tcW w:w="4680" w:type="dxa"/>
+            <w:tcBorders>
+              <w:top w:val="single" w:sz="1" w:space="0" w:color="999999"/>
+              <w:left w:val="single" w:sz="1" w:space="0" w:color="999999"/>
+              <w:bottom w:val="single" w:sz="1" w:space="0" w:color="999999"/>
+              <w:right w:val="single" w:sz="1" w:space="0" w:color="999999"/>
+            </w:tcBorders>
+            <w:shd w:val="clear" w:color="auto" w:fill="FFFFFF"/>
+            <w:tcMar>
+              <w:top w:w="60" w:type="dxa"/>
+              <w:left w:w="100" w:type="dxa"/>
+              <w:bottom w:w="60" w:type="dxa"/>
+              <w:right w:w="100" w:type="dxa"/>
+            </w:tcMar>
+            <w:vAlign w:val="center"/>
+          </w:tcPr>
+          <w:p>
+            <w:r>
+              <w:rPr>
+                <w:rFonts w:ascii="Arial" w:eastAsia="Arial" w:hAnsi="Arial" w:cs="Arial"/>
+                <w:b/>
+                <w:bCs/>
+                <w:sz w:val="20"/>
+                <w:szCs w:val="20"/>
+              </w:rPr>
+              <w:t>最短间隔</w:t>
+            </w:r>
+          </w:p>
+        </w:tc>
+        <w:tc>
+          <w:tcPr>
+            <w:tcW w:w="4680" w:type="dxa"/>
+            <w:tcBorders>
+              <w:top w:val="single" w:sz="1" w:space="0" w:color="999999"/>
+              <w:left w:val="single" w:sz="1" w:space="0" w:color="999999"/>
+              <w:bottom w:val="single" w:sz="1" w:space="0" w:color="999999"/>
+              <w:right w:val="single" w:sz="1" w:space="0" w:color="999999"/>
+            </w:tcBorders>
+            <w:shd w:val="clear" w:color="auto" w:fill="FFFFFF"/>
+            <w:tcMar>
+              <w:top w:w="60" w:type="dxa"/>
+              <w:left w:w="100" w:type="dxa"/>
+              <w:bottom w:w="60" w:type="dxa"/>
+              <w:right w:w="100" w:type="dxa"/>
+            </w:tcMar>
+            <w:vAlign w:val="center"/>
+          </w:tcPr>
+          <w:p>
+            <w:r>
+              <w:rPr>
+                <w:rFonts w:ascii="Arial" w:eastAsia="Arial" w:hAnsi="Arial" w:cs="Arial"/>
+                <w:sz w:val="20"/>
+                <w:szCs w:val="20"/>
+              </w:rPr>
+              <w:t>14秒</w:t>
+            </w:r>
+          </w:p>
+        </w:tc>
+      </w:tr>
+      <w:tr>
+        <w:tblPrEx>
+          <w:tblCellMar>
+            <w:top w:w="0" w:type="dxa"/>
+            <w:bottom w:w="0" w:type="dxa"/>
+          </w:tblCellMar>
+        </w:tblPrEx>
+        <w:tc>
+          <w:tcPr>
+            <w:tcW w:w="4680" w:type="dxa"/>
+            <w:tcBorders>
+              <w:top w:val="single" w:sz="1" w:space="0" w:color="999999"/>
+              <w:left w:val="single" w:sz="1" w:space="0" w:color="999999"/>
+              <w:bottom w:val="single" w:sz="1" w:space="0" w:color="999999"/>
+              <w:right w:val="single" w:sz="1" w:space="0" w:color="999999"/>
+            </w:tcBorders>
+            <w:shd w:val="clear" w:color="auto" w:fill="F5F5F0"/>
+            <w:tcMar>
+              <w:top w:w="60" w:type="dxa"/>
+              <w:left w:w="100" w:type="dxa"/>
+              <w:bottom w:w="60" w:type="dxa"/>
+              <w:right w:w="100" w:type="dxa"/>
+            </w:tcMar>
+            <w:vAlign w:val="center"/>
+          </w:tcPr>
+          <w:p>
+            <w:r>
+              <w:rPr>
+                <w:rFonts w:ascii="Arial" w:eastAsia="Arial" w:hAnsi="Arial" w:cs="Arial"/>
+                <w:b/>
+                <w:bCs/>
+                <w:sz w:val="20"/>
+                <w:szCs w:val="20"/>
+              </w:rPr>
+              <w:t>最长间隔</w:t>
+            </w:r>
+          </w:p>
+        </w:tc>
+        <w:tc>
+          <w:tcPr>
+            <w:tcW w:w="4680" w:type="dxa"/>
+            <w:tcBorders>
+              <w:top w:val="single" w:sz="1" w:space="0" w:color="999999"/>
+              <w:left w:val="single" w:sz="1" w:space="0" w:color="999999"/>
+              <w:bottom w:val="single" w:sz="1" w:space="0" w:color="999999"/>
+              <w:right w:val="single" w:sz="1" w:space="0" w:color="999999"/>
+            </w:tcBorders>
+            <w:shd w:val="clear" w:color="auto" w:fill="F5F5F0"/>
+            <w:tcMar>
+              <w:top w:w="60" w:type="dxa"/>
+              <w:left w:w="100" w:type="dxa"/>
+              <w:bottom w:w="60" w:type="dxa"/>
+              <w:right w:w="100" w:type="dxa"/>
+            </w:tcMar>
+            <w:vAlign w:val="center"/>
+          </w:tcPr>
+          <w:p>
+            <w:r>
+              <w:rPr>
+                <w:rFonts w:ascii="Arial" w:eastAsia="Arial" w:hAnsi="Arial" w:cs="Arial"/>
+                <w:sz w:val="20"/>
+                <w:szCs w:val="20"/>
+              </w:rPr>
+              <w:t>58天（架构思考期）</w:t>
+            </w:r>
+          </w:p>
+        </w:tc>
+      </w:tr>
+    </w:tbl>
+    <w:p>
+      <w:pPr>
+        <w:spacing w:before="80" w:after="80"/>
+      </w:pPr>
+    </w:p>
+    <w:p>
+      <w:pPr>
+        <w:spacing w:before="100" w:after="100"/>
+      </w:pPr>
+      <w:r>
+        <w:rPr>
+          <w:rFonts w:ascii="Arial" w:eastAsia="Arial" w:hAnsi="Arial" w:cs="Arial"/>
+          <w:b/>
+          <w:bCs/>
+          <w:color w:val="2D5F2D"/>
+          <w:sz w:val="21"/>
+          <w:szCs w:val="21"/>
+        </w:rPr>
+        <w:t>有效开发时间49天，核心冲刺集中在1月中下旬的11天。</w:t>
+      </w:r>
+    </w:p>
+    <w:p>
+      <w:pPr>
+        <w:pBdr>
+          <w:bottom w:val="single" w:sz="3" w:space="1" w:color="CCCCCC"/>
+        </w:pBdr>
+        <w:spacing w:before="200"/>
+      </w:pPr>
+    </w:p>
+    <w:p>
+      <w:pPr>
+        <w:pStyle w:val="1"/>
+      </w:pPr>
+      <w:r>
+        <w:rPr>
+          <w:rFonts w:ascii="Arial" w:eastAsia="Arial" w:hAnsi="Arial" w:cs="Arial"/>
+          <w:b/>
+          <w:bCs/>
+          <w:sz w:val="32"/>
+          <w:szCs w:val="32"/>
+        </w:rPr>
+        <w:t>第6页 | AI编程的真实体验</w:t>
+      </w:r>
+    </w:p>
+    <w:p>
+      <w:pPr>
+        <w:spacing w:before="80" w:after="80"/>
+      </w:pPr>
+      <w:r>
+        <w:rPr>
+          <w:rFonts w:ascii="Arial" w:eastAsia="Arial" w:hAnsi="Arial" w:cs="Arial"/>
+          <w:sz w:val="21"/>
+          <w:szCs w:val="21"/>
+        </w:rPr>
+        <w:t>标题：AI编程的真实体验</w:t>
+      </w:r>
+    </w:p>
+    <w:p>
+      <w:pPr>
+        <w:spacing w:before="80" w:after="80"/>
+      </w:pPr>
+    </w:p>
+    <w:p>
+      <w:pPr>
+        <w:pStyle w:val="2"/>
+      </w:pPr>
+      <w:r>
+        <w:rPr>
+          <w:rFonts w:ascii="Arial" w:eastAsia="Arial" w:hAnsi="Arial" w:cs="Arial"/>
+          <w:b/>
+          <w:bCs/>
+          <w:sz w:val="26"/>
+          <w:szCs w:val="26"/>
+        </w:rPr>
+        <w:t>代码一次成功率</w:t>
+      </w:r>
+    </w:p>
+    <w:p>
+      <w:pPr>
+        <w:spacing w:before="80" w:after="80"/>
+      </w:pPr>
+      <w:r>
+        <w:rPr>
+          <w:rFonts w:ascii="Arial" w:eastAsia="Arial" w:hAnsi="Arial" w:cs="Arial"/>
+          <w:sz w:val="21"/>
+          <w:szCs w:val="21"/>
+        </w:rPr>
+        <w:t>• 后端代码一次就能用的概率：95%以上</w:t>
+      </w:r>
+    </w:p>
+    <w:p>
+      <w:pPr>
+        <w:spacing w:before="80" w:after="80"/>
+      </w:pPr>
+      <w:r>
+        <w:rPr>
+          <w:rFonts w:ascii="Arial" w:eastAsia="Arial" w:hAnsi="Arial" w:cs="Arial"/>
+          <w:sz w:val="21"/>
+          <w:szCs w:val="21"/>
+        </w:rPr>
+        <w:t>• 前后端联调一次就对的概率：90%左右</w:t>
+      </w:r>
+    </w:p>
+    <w:p>
+      <w:pPr>
+        <w:spacing w:before="80" w:after="80"/>
+      </w:pPr>
+      <w:r>
+        <w:rPr>
+          <w:rFonts w:ascii="Arial" w:eastAsia="Arial" w:hAnsi="Arial" w:cs="Arial"/>
+          <w:sz w:val="21"/>
+          <w:szCs w:val="21"/>
+        </w:rPr>
+        <w:t>• 出bug把报</w:t>
+      </w:r>
+      <w:proofErr w:type="gramStart"/>
+      <w:r>
+        <w:rPr>
+          <w:rFonts w:ascii="Arial" w:eastAsia="Arial" w:hAnsi="Arial" w:cs="Arial"/>
+          <w:sz w:val="21"/>
+          <w:szCs w:val="21"/>
+        </w:rPr>
+        <w:t>错信息贴</w:t>
+      </w:r>
+      <w:proofErr w:type="gramEnd"/>
+      <w:r>
+        <w:rPr>
+          <w:rFonts w:ascii="Arial" w:eastAsia="Arial" w:hAnsi="Arial" w:cs="Arial"/>
+          <w:sz w:val="21"/>
+          <w:szCs w:val="21"/>
+        </w:rPr>
+        <w:t>回给AI，基本一轮就修好</w:t>
+      </w:r>
+    </w:p>
+    <w:p>
+      <w:pPr>
+        <w:spacing w:before="80" w:after="80"/>
+      </w:pPr>
+    </w:p>
+    <w:p>
+      <w:pPr>
+        <w:pStyle w:val="2"/>
+      </w:pPr>
+      <w:r>
+        <w:rPr>
+          <w:rFonts w:ascii="Arial" w:eastAsia="Arial" w:hAnsi="Arial" w:cs="Arial"/>
+          <w:b/>
+          <w:bCs/>
+          <w:sz w:val="26"/>
+          <w:szCs w:val="26"/>
+        </w:rPr>
+        <w:t>关于那16%标记为fix的提交</w:t>
+      </w:r>
+    </w:p>
+    <w:tbl>
+      <w:tblPr>
+        <w:tblW w:w="9360" w:type="dxa"/>
+        <w:tblBorders>
+          <w:top w:val="single" w:sz="4" w:space="0" w:color="auto"/>
+          <w:left w:val="single" w:sz="4" w:space="0" w:color="auto"/>
+          <w:bottom w:val="single" w:sz="4" w:space="0" w:color="auto"/>
+          <w:right w:val="single" w:sz="4" w:space="0" w:color="auto"/>
+          <w:insideH w:val="single" w:sz="4" w:space="0" w:color="auto"/>
+          <w:insideV w:val="single" w:sz="4" w:space="0" w:color="auto"/>
+        </w:tblBorders>
+        <w:tblCellMar>
+          <w:left w:w="10" w:type="dxa"/>
+          <w:right w:w="10" w:type="dxa"/>
+        </w:tblCellMar>
+        <w:tblLook w:val="04A0" w:firstRow="1" w:lastRow="0" w:firstColumn="1" w:lastColumn="0" w:noHBand="0" w:noVBand="1"/>
+      </w:tblPr>
+      <w:tblGrid>
+        <w:gridCol w:w="2000"/>
+        <w:gridCol w:w="1500"/>
+        <w:gridCol w:w="5860"/>
+      </w:tblGrid>
+      <w:tr>
+        <w:tblPrEx>
+          <w:tblCellMar>
+            <w:top w:w="0" w:type="dxa"/>
+            <w:bottom w:w="0" w:type="dxa"/>
+          </w:tblCellMar>
+        </w:tblPrEx>
+        <w:tc>
+          <w:tcPr>
+            <w:tcW w:w="2000" w:type="dxa"/>
+            <w:tcBorders>
+              <w:top w:val="single" w:sz="1" w:space="0" w:color="999999"/>
+              <w:left w:val="single" w:sz="1" w:space="0" w:color="999999"/>
+              <w:bottom w:val="single" w:sz="1" w:space="0" w:color="999999"/>
+              <w:right w:val="single" w:sz="1" w:space="0" w:color="999999"/>
+            </w:tcBorders>
+            <w:shd w:val="clear" w:color="auto" w:fill="2D5F2D"/>
+            <w:tcMar>
+              <w:top w:w="60" w:type="dxa"/>
+              <w:left w:w="100" w:type="dxa"/>
+              <w:bottom w:w="60" w:type="dxa"/>
+              <w:right w:w="100" w:type="dxa"/>
+            </w:tcMar>
+            <w:vAlign w:val="center"/>
+          </w:tcPr>
+          <w:p>
+            <w:pPr>
+              <w:jc w:val="center"/>
+            </w:pPr>
+            <w:r>
+              <w:rPr>
+                <w:rFonts w:ascii="Arial" w:eastAsia="Arial" w:hAnsi="Arial" w:cs="Arial"/>
+                <w:b/>
+                <w:bCs/>
+                <w:color w:val="FFFFFF"/>
+                <w:sz w:val="20"/>
+                <w:szCs w:val="20"/>
+              </w:rPr>
+              <w:t>修复类型</w:t>
+            </w:r>
+          </w:p>
+        </w:tc>
+        <w:tc>
+          <w:tcPr>
+            <w:tcW w:w="1500" w:type="dxa"/>
+            <w:tcBorders>
+              <w:top w:val="single" w:sz="1" w:space="0" w:color="999999"/>
+              <w:left w:val="single" w:sz="1" w:space="0" w:color="999999"/>
+              <w:bottom w:val="single" w:sz="1" w:space="0" w:color="999999"/>
+              <w:right w:val="single" w:sz="1" w:space="0" w:color="999999"/>
+            </w:tcBorders>
+            <w:shd w:val="clear" w:color="auto" w:fill="2D5F2D"/>
+            <w:tcMar>
+              <w:top w:w="60" w:type="dxa"/>
+              <w:left w:w="100" w:type="dxa"/>
+              <w:bottom w:w="60" w:type="dxa"/>
+              <w:right w:w="100" w:type="dxa"/>
+            </w:tcMar>
+            <w:vAlign w:val="center"/>
+          </w:tcPr>
+          <w:p>
+            <w:pPr>
+              <w:jc w:val="center"/>
+            </w:pPr>
+            <w:r>
+              <w:rPr>
+                <w:rFonts w:ascii="Arial" w:eastAsia="Arial" w:hAnsi="Arial" w:cs="Arial"/>
+                <w:b/>
+                <w:bCs/>
+                <w:color w:val="FFFFFF"/>
+                <w:sz w:val="20"/>
+                <w:szCs w:val="20"/>
+              </w:rPr>
+              <w:t>占比</w:t>
+            </w:r>
+          </w:p>
+        </w:tc>
+        <w:tc>
+          <w:tcPr>
+            <w:tcW w:w="5860" w:type="dxa"/>
+            <w:tcBorders>
+              <w:top w:val="single" w:sz="1" w:space="0" w:color="999999"/>
+              <w:left w:val="single" w:sz="1" w:space="0" w:color="999999"/>
+              <w:bottom w:val="single" w:sz="1" w:space="0" w:color="999999"/>
+              <w:right w:val="single" w:sz="1" w:space="0" w:color="999999"/>
+            </w:tcBorders>
+            <w:shd w:val="clear" w:color="auto" w:fill="2D5F2D"/>
+            <w:tcMar>
+              <w:top w:w="60" w:type="dxa"/>
+              <w:left w:w="100" w:type="dxa"/>
+              <w:bottom w:w="60" w:type="dxa"/>
+              <w:right w:w="100" w:type="dxa"/>
+            </w:tcMar>
+            <w:vAlign w:val="center"/>
+          </w:tcPr>
+          <w:p>
+            <w:pPr>
+              <w:jc w:val="center"/>
+            </w:pPr>
+            <w:r>
+              <w:rPr>
+                <w:rFonts w:ascii="Arial" w:eastAsia="Arial" w:hAnsi="Arial" w:cs="Arial"/>
+                <w:b/>
+                <w:bCs/>
+                <w:color w:val="FFFFFF"/>
+                <w:sz w:val="20"/>
+                <w:szCs w:val="20"/>
+              </w:rPr>
+              <w:t>说明</w:t>
+            </w:r>
+          </w:p>
+        </w:tc>
+      </w:tr>
+      <w:tr>
+        <w:tblPrEx>
+          <w:tblCellMar>
+            <w:top w:w="0" w:type="dxa"/>
+            <w:bottom w:w="0" w:type="dxa"/>
+          </w:tblCellMar>
+        </w:tblPrEx>
+        <w:tc>
+          <w:tcPr>
+            <w:tcW w:w="2000" w:type="dxa"/>
+            <w:tcBorders>
+              <w:top w:val="single" w:sz="1" w:space="0" w:color="999999"/>
+              <w:left w:val="single" w:sz="1" w:space="0" w:color="999999"/>
+              <w:bottom w:val="single" w:sz="1" w:space="0" w:color="999999"/>
+              <w:right w:val="single" w:sz="1" w:space="0" w:color="999999"/>
+            </w:tcBorders>
+            <w:shd w:val="clear" w:color="auto" w:fill="F5F5F0"/>
+            <w:tcMar>
+              <w:top w:w="60" w:type="dxa"/>
+              <w:left w:w="100" w:type="dxa"/>
+              <w:bottom w:w="60" w:type="dxa"/>
+              <w:right w:w="100" w:type="dxa"/>
+            </w:tcMar>
+            <w:vAlign w:val="center"/>
+          </w:tcPr>
+          <w:p>
+            <w:r>
+              <w:rPr>
+                <w:rFonts w:ascii="Arial" w:eastAsia="Arial" w:hAnsi="Arial" w:cs="Arial"/>
+                <w:b/>
+                <w:bCs/>
+                <w:sz w:val="20"/>
+                <w:szCs w:val="20"/>
+              </w:rPr>
+              <w:t>前端样式调整</w:t>
+            </w:r>
+          </w:p>
+        </w:tc>
+        <w:tc>
+          <w:tcPr>
+            <w:tcW w:w="1500" w:type="dxa"/>
+            <w:tcBorders>
+              <w:top w:val="single" w:sz="1" w:space="0" w:color="999999"/>
+              <w:left w:val="single" w:sz="1" w:space="0" w:color="999999"/>
+              <w:bottom w:val="single" w:sz="1" w:space="0" w:color="999999"/>
+              <w:right w:val="single" w:sz="1" w:space="0" w:color="999999"/>
+            </w:tcBorders>
+            <w:shd w:val="clear" w:color="auto" w:fill="F5F5F0"/>
+            <w:tcMar>
+              <w:top w:w="60" w:type="dxa"/>
+              <w:left w:w="100" w:type="dxa"/>
+              <w:bottom w:w="60" w:type="dxa"/>
+              <w:right w:w="100" w:type="dxa"/>
+            </w:tcMar>
+            <w:vAlign w:val="center"/>
+          </w:tcPr>
+          <w:p>
+            <w:pPr>
+              <w:jc w:val="center"/>
+            </w:pPr>
+            <w:r>
+              <w:rPr>
+                <w:rFonts w:ascii="Arial" w:eastAsia="Arial" w:hAnsi="Arial" w:cs="Arial"/>
+                <w:sz w:val="20"/>
+                <w:szCs w:val="20"/>
+              </w:rPr>
+              <w:t>最多</w:t>
+            </w:r>
+          </w:p>
+        </w:tc>
+        <w:tc>
+          <w:tcPr>
+            <w:tcW w:w="5860" w:type="dxa"/>
+            <w:tcBorders>
+              <w:top w:val="single" w:sz="1" w:space="0" w:color="999999"/>
+              <w:left w:val="single" w:sz="1" w:space="0" w:color="999999"/>
+              <w:bottom w:val="single" w:sz="1" w:space="0" w:color="999999"/>
+              <w:right w:val="single" w:sz="1" w:space="0" w:color="999999"/>
+            </w:tcBorders>
+            <w:shd w:val="clear" w:color="auto" w:fill="F5F5F0"/>
+            <w:tcMar>
+              <w:top w:w="60" w:type="dxa"/>
+              <w:left w:w="100" w:type="dxa"/>
+              <w:bottom w:w="60" w:type="dxa"/>
+              <w:right w:w="100" w:type="dxa"/>
+            </w:tcMar>
+            <w:vAlign w:val="center"/>
+          </w:tcPr>
+          <w:p>
+            <w:r>
+              <w:rPr>
+                <w:rFonts w:ascii="Arial" w:eastAsia="Arial" w:hAnsi="Arial" w:cs="Arial"/>
+                <w:sz w:val="20"/>
+                <w:szCs w:val="20"/>
+              </w:rPr>
+              <w:t>间距、颜色、响应式适配，不是bug，更像打磨</w:t>
+            </w:r>
+          </w:p>
+        </w:tc>
+      </w:tr>
+      <w:tr>
+        <w:tblPrEx>
+          <w:tblCellMar>
+            <w:top w:w="0" w:type="dxa"/>
+            <w:bottom w:w="0" w:type="dxa"/>
+          </w:tblCellMar>
+        </w:tblPrEx>
+        <w:tc>
+          <w:tcPr>
+            <w:tcW w:w="2000" w:type="dxa"/>
+            <w:tcBorders>
+              <w:top w:val="single" w:sz="1" w:space="0" w:color="999999"/>
+              <w:left w:val="single" w:sz="1" w:space="0" w:color="999999"/>
+              <w:bottom w:val="single" w:sz="1" w:space="0" w:color="999999"/>
+              <w:right w:val="single" w:sz="1" w:space="0" w:color="999999"/>
+            </w:tcBorders>
+            <w:shd w:val="clear" w:color="auto" w:fill="FFFFFF"/>
+            <w:tcMar>
+              <w:top w:w="60" w:type="dxa"/>
+              <w:left w:w="100" w:type="dxa"/>
+              <w:bottom w:w="60" w:type="dxa"/>
+              <w:right w:w="100" w:type="dxa"/>
+            </w:tcMar>
+            <w:vAlign w:val="center"/>
+          </w:tcPr>
+          <w:p>
+            <w:r>
+              <w:rPr>
+                <w:rFonts w:ascii="Arial" w:eastAsia="Arial" w:hAnsi="Arial" w:cs="Arial"/>
+                <w:b/>
+                <w:bCs/>
+                <w:sz w:val="20"/>
+                <w:szCs w:val="20"/>
+              </w:rPr>
+              <w:t>业务场景调整</w:t>
+            </w:r>
+          </w:p>
+        </w:tc>
+        <w:tc>
+          <w:tcPr>
+            <w:tcW w:w="1500" w:type="dxa"/>
+            <w:tcBorders>
+              <w:top w:val="single" w:sz="1" w:space="0" w:color="999999"/>
+              <w:left w:val="single" w:sz="1" w:space="0" w:color="999999"/>
+              <w:bottom w:val="single" w:sz="1" w:space="0" w:color="999999"/>
+              <w:right w:val="single" w:sz="1" w:space="0" w:color="999999"/>
+            </w:tcBorders>
+            <w:shd w:val="clear" w:color="auto" w:fill="FFFFFF"/>
+            <w:tcMar>
+              <w:top w:w="60" w:type="dxa"/>
+              <w:left w:w="100" w:type="dxa"/>
+              <w:bottom w:w="60" w:type="dxa"/>
+              <w:right w:w="100" w:type="dxa"/>
+            </w:tcMar>
+            <w:vAlign w:val="center"/>
+          </w:tcPr>
+          <w:p>
+            <w:pPr>
+              <w:jc w:val="center"/>
+            </w:pPr>
+            <w:r>
+              <w:rPr>
+                <w:rFonts w:ascii="Arial" w:eastAsia="Arial" w:hAnsi="Arial" w:cs="Arial"/>
+                <w:sz w:val="20"/>
+                <w:szCs w:val="20"/>
+              </w:rPr>
+              <w:t>其次</w:t>
+            </w:r>
+          </w:p>
+        </w:tc>
+        <w:tc>
+          <w:tcPr>
+            <w:tcW w:w="5860" w:type="dxa"/>
+            <w:tcBorders>
+              <w:top w:val="single" w:sz="1" w:space="0" w:color="999999"/>
+              <w:left w:val="single" w:sz="1" w:space="0" w:color="999999"/>
+              <w:bottom w:val="single" w:sz="1" w:space="0" w:color="999999"/>
+              <w:right w:val="single" w:sz="1" w:space="0" w:color="999999"/>
+            </w:tcBorders>
+            <w:shd w:val="clear" w:color="auto" w:fill="FFFFFF"/>
+            <w:tcMar>
+              <w:top w:w="60" w:type="dxa"/>
+              <w:left w:w="100" w:type="dxa"/>
+              <w:bottom w:w="60" w:type="dxa"/>
+              <w:right w:w="100" w:type="dxa"/>
+            </w:tcMar>
+            <w:vAlign w:val="center"/>
+          </w:tcPr>
+          <w:p>
+            <w:r>
+              <w:rPr>
+                <w:rFonts w:ascii="Arial" w:eastAsia="Arial" w:hAnsi="Arial" w:cs="Arial"/>
+                <w:sz w:val="20"/>
+                <w:szCs w:val="20"/>
+              </w:rPr>
+              <w:t>需求变了或想优化交互流程，不是AI写错了</w:t>
+            </w:r>
+          </w:p>
+        </w:tc>
+      </w:tr>
+      <w:tr>
+        <w:tblPrEx>
+          <w:tblCellMar>
+            <w:top w:w="0" w:type="dxa"/>
+            <w:bottom w:w="0" w:type="dxa"/>
+          </w:tblCellMar>
+        </w:tblPrEx>
+        <w:tc>
+          <w:tcPr>
+            <w:tcW w:w="2000" w:type="dxa"/>
+            <w:tcBorders>
+              <w:top w:val="single" w:sz="1" w:space="0" w:color="999999"/>
+              <w:left w:val="single" w:sz="1" w:space="0" w:color="999999"/>
+              <w:bottom w:val="single" w:sz="1" w:space="0" w:color="999999"/>
+              <w:right w:val="single" w:sz="1" w:space="0" w:color="999999"/>
+            </w:tcBorders>
+            <w:shd w:val="clear" w:color="auto" w:fill="F5F5F0"/>
+            <w:tcMar>
+              <w:top w:w="60" w:type="dxa"/>
+              <w:left w:w="100" w:type="dxa"/>
+              <w:bottom w:w="60" w:type="dxa"/>
+              <w:right w:w="100" w:type="dxa"/>
+            </w:tcMar>
+            <w:vAlign w:val="center"/>
+          </w:tcPr>
+          <w:p>
+            <w:r>
+              <w:rPr>
+                <w:rFonts w:ascii="Arial" w:eastAsia="Arial" w:hAnsi="Arial" w:cs="Arial"/>
+                <w:b/>
+                <w:bCs/>
+                <w:sz w:val="20"/>
+                <w:szCs w:val="20"/>
+              </w:rPr>
+              <w:t>前后端联调</w:t>
+            </w:r>
+          </w:p>
+        </w:tc>
+        <w:tc>
+          <w:tcPr>
+            <w:tcW w:w="1500" w:type="dxa"/>
+            <w:tcBorders>
+              <w:top w:val="single" w:sz="1" w:space="0" w:color="999999"/>
+              <w:left w:val="single" w:sz="1" w:space="0" w:color="999999"/>
+              <w:bottom w:val="single" w:sz="1" w:space="0" w:color="999999"/>
+              <w:right w:val="single" w:sz="1" w:space="0" w:color="999999"/>
+            </w:tcBorders>
+            <w:shd w:val="clear" w:color="auto" w:fill="F5F5F0"/>
+            <w:tcMar>
+              <w:top w:w="60" w:type="dxa"/>
+              <w:left w:w="100" w:type="dxa"/>
+              <w:bottom w:w="60" w:type="dxa"/>
+              <w:right w:w="100" w:type="dxa"/>
+            </w:tcMar>
+            <w:vAlign w:val="center"/>
+          </w:tcPr>
+          <w:p>
+            <w:pPr>
+              <w:jc w:val="center"/>
+            </w:pPr>
+            <w:r>
+              <w:rPr>
+                <w:rFonts w:ascii="Arial" w:eastAsia="Arial" w:hAnsi="Arial" w:cs="Arial"/>
+                <w:sz w:val="20"/>
+                <w:szCs w:val="20"/>
+              </w:rPr>
+              <w:t>少量</w:t>
+            </w:r>
+          </w:p>
+        </w:tc>
+        <w:tc>
+          <w:tcPr>
+            <w:tcW w:w="5860" w:type="dxa"/>
+            <w:tcBorders>
+              <w:top w:val="single" w:sz="1" w:space="0" w:color="999999"/>
+              <w:left w:val="single" w:sz="1" w:space="0" w:color="999999"/>
+              <w:bottom w:val="single" w:sz="1" w:space="0" w:color="999999"/>
+              <w:right w:val="single" w:sz="1" w:space="0" w:color="999999"/>
+            </w:tcBorders>
+            <w:shd w:val="clear" w:color="auto" w:fill="F5F5F0"/>
+            <w:tcMar>
+              <w:top w:w="60" w:type="dxa"/>
+              <w:left w:w="100" w:type="dxa"/>
+              <w:bottom w:w="60" w:type="dxa"/>
+              <w:right w:w="100" w:type="dxa"/>
+            </w:tcMar>
+            <w:vAlign w:val="center"/>
+          </w:tcPr>
+          <w:p>
+            <w:r>
+              <w:rPr>
+                <w:rFonts w:ascii="Arial" w:eastAsia="Arial" w:hAnsi="Arial" w:cs="Arial"/>
+                <w:sz w:val="20"/>
+                <w:szCs w:val="20"/>
+              </w:rPr>
+              <w:t>字段名对不上、响应格式不一致</w:t>
+            </w:r>
+          </w:p>
+        </w:tc>
+      </w:tr>
+      <w:tr>
+        <w:tblPrEx>
+          <w:tblCellMar>
+            <w:top w:w="0" w:type="dxa"/>
+            <w:bottom w:w="0" w:type="dxa"/>
+          </w:tblCellMar>
+        </w:tblPrEx>
+        <w:tc>
+          <w:tcPr>
+            <w:tcW w:w="2000" w:type="dxa"/>
+            <w:tcBorders>
+              <w:top w:val="single" w:sz="1" w:space="0" w:color="999999"/>
+              <w:left w:val="single" w:sz="1" w:space="0" w:color="999999"/>
+              <w:bottom w:val="single" w:sz="1" w:space="0" w:color="999999"/>
+              <w:right w:val="single" w:sz="1" w:space="0" w:color="999999"/>
+            </w:tcBorders>
+            <w:shd w:val="clear" w:color="auto" w:fill="FFFFFF"/>
+            <w:tcMar>
+              <w:top w:w="60" w:type="dxa"/>
+              <w:left w:w="100" w:type="dxa"/>
+              <w:bottom w:w="60" w:type="dxa"/>
+              <w:right w:w="100" w:type="dxa"/>
+            </w:tcMar>
+            <w:vAlign w:val="center"/>
+          </w:tcPr>
+          <w:p>
+            <w:r>
+              <w:rPr>
+                <w:rFonts w:ascii="Arial" w:eastAsia="Arial" w:hAnsi="Arial" w:cs="Arial"/>
+                <w:b/>
+                <w:bCs/>
+                <w:sz w:val="20"/>
+                <w:szCs w:val="20"/>
+              </w:rPr>
+              <w:t>代码洁癖</w:t>
+            </w:r>
+          </w:p>
+        </w:tc>
+        <w:tc>
+          <w:tcPr>
+            <w:tcW w:w="1500" w:type="dxa"/>
+            <w:tcBorders>
+              <w:top w:val="single" w:sz="1" w:space="0" w:color="999999"/>
+              <w:left w:val="single" w:sz="1" w:space="0" w:color="999999"/>
+              <w:bottom w:val="single" w:sz="1" w:space="0" w:color="999999"/>
+              <w:right w:val="single" w:sz="1" w:space="0" w:color="999999"/>
+            </w:tcBorders>
+            <w:shd w:val="clear" w:color="auto" w:fill="FFFFFF"/>
+            <w:tcMar>
+              <w:top w:w="60" w:type="dxa"/>
+              <w:left w:w="100" w:type="dxa"/>
+              <w:bottom w:w="60" w:type="dxa"/>
+              <w:right w:w="100" w:type="dxa"/>
+            </w:tcMar>
+            <w:vAlign w:val="center"/>
+          </w:tcPr>
+          <w:p>
+            <w:pPr>
+              <w:jc w:val="center"/>
+            </w:pPr>
+            <w:r>
+              <w:rPr>
+                <w:rFonts w:ascii="Arial" w:eastAsia="Arial" w:hAnsi="Arial" w:cs="Arial"/>
+                <w:sz w:val="20"/>
+                <w:szCs w:val="20"/>
+              </w:rPr>
+              <w:t>少量</w:t>
+            </w:r>
+          </w:p>
+        </w:tc>
+        <w:tc>
+          <w:tcPr>
+            <w:tcW w:w="5860" w:type="dxa"/>
+            <w:tcBorders>
+              <w:top w:val="single" w:sz="1" w:space="0" w:color="999999"/>
+              <w:left w:val="single" w:sz="1" w:space="0" w:color="999999"/>
+              <w:bottom w:val="single" w:sz="1" w:space="0" w:color="999999"/>
+              <w:right w:val="single" w:sz="1" w:space="0" w:color="999999"/>
+            </w:tcBorders>
+            <w:shd w:val="clear" w:color="auto" w:fill="FFFFFF"/>
+            <w:tcMar>
+              <w:top w:w="60" w:type="dxa"/>
+              <w:left w:w="100" w:type="dxa"/>
+              <w:bottom w:w="60" w:type="dxa"/>
+              <w:right w:w="100" w:type="dxa"/>
+            </w:tcMar>
+            <w:vAlign w:val="center"/>
+          </w:tcPr>
+          <w:p>
+            <w:r>
+              <w:rPr>
+                <w:rFonts w:ascii="Arial" w:eastAsia="Arial" w:hAnsi="Arial" w:cs="Arial"/>
+                <w:sz w:val="20"/>
+                <w:szCs w:val="20"/>
+              </w:rPr>
+              <w:t>响应字段有多余的就想删掉，不影响功能</w:t>
+            </w:r>
+          </w:p>
+        </w:tc>
+      </w:tr>
+    </w:tbl>
+    <w:p>
+      <w:pPr>
+        <w:spacing w:before="80" w:after="80"/>
+      </w:pPr>
+    </w:p>
+    <w:p>
+      <w:pPr>
+        <w:pStyle w:val="2"/>
+      </w:pPr>
+      <w:r>
+        <w:rPr>
+          <w:rFonts w:ascii="Arial" w:eastAsia="Arial" w:hAnsi="Arial" w:cs="Arial"/>
+          <w:b/>
+          <w:bCs/>
+          <w:sz w:val="26"/>
+          <w:szCs w:val="26"/>
+        </w:rPr>
+        <w:t>两年使用方式的变化</w:t>
+      </w:r>
+    </w:p>
+    <w:tbl>
+      <w:tblPr>
+        <w:tblW w:w="9360" w:type="dxa"/>
+        <w:tblBorders>
+          <w:top w:val="single" w:sz="4" w:space="0" w:color="auto"/>
+          <w:left w:val="single" w:sz="4" w:space="0" w:color="auto"/>
+          <w:bottom w:val="single" w:sz="4" w:space="0" w:color="auto"/>
+          <w:right w:val="single" w:sz="4" w:space="0" w:color="auto"/>
+          <w:insideH w:val="single" w:sz="4" w:space="0" w:color="auto"/>
+          <w:insideV w:val="single" w:sz="4" w:space="0" w:color="auto"/>
+        </w:tblBorders>
+        <w:tblCellMar>
+          <w:left w:w="10" w:type="dxa"/>
+          <w:right w:w="10" w:type="dxa"/>
+        </w:tblCellMar>
+        <w:tblLook w:val="04A0" w:firstRow="1" w:lastRow="0" w:firstColumn="1" w:lastColumn="0" w:noHBand="0" w:noVBand="1"/>
+      </w:tblPr>
+      <w:tblGrid>
+        <w:gridCol w:w="1800"/>
+        <w:gridCol w:w="3780"/>
+        <w:gridCol w:w="3780"/>
+      </w:tblGrid>
+      <w:tr>
+        <w:tblPrEx>
+          <w:tblCellMar>
+            <w:top w:w="0" w:type="dxa"/>
+            <w:bottom w:w="0" w:type="dxa"/>
+          </w:tblCellMar>
+        </w:tblPrEx>
+        <w:tc>
+          <w:tcPr>
+            <w:tcW w:w="1800" w:type="dxa"/>
+            <w:tcBorders>
+              <w:top w:val="single" w:sz="1" w:space="0" w:color="999999"/>
+              <w:left w:val="single" w:sz="1" w:space="0" w:color="999999"/>
+              <w:bottom w:val="single" w:sz="1" w:space="0" w:color="999999"/>
+              <w:right w:val="single" w:sz="1" w:space="0" w:color="999999"/>
+            </w:tcBorders>
+            <w:shd w:val="clear" w:color="auto" w:fill="2D5F2D"/>
+            <w:tcMar>
+              <w:top w:w="60" w:type="dxa"/>
+              <w:left w:w="100" w:type="dxa"/>
+              <w:bottom w:w="60" w:type="dxa"/>
+              <w:right w:w="100" w:type="dxa"/>
+            </w:tcMar>
+            <w:vAlign w:val="center"/>
+          </w:tcPr>
+          <w:p>
+            <w:pPr>
+              <w:jc w:val="center"/>
+            </w:pPr>
+          </w:p>
+        </w:tc>
+        <w:tc>
+          <w:tcPr>
+            <w:tcW w:w="3780" w:type="dxa"/>
+            <w:tcBorders>
+              <w:top w:val="single" w:sz="1" w:space="0" w:color="999999"/>
+              <w:left w:val="single" w:sz="1" w:space="0" w:color="999999"/>
+              <w:bottom w:val="single" w:sz="1" w:space="0" w:color="999999"/>
+              <w:right w:val="single" w:sz="1" w:space="0" w:color="999999"/>
+            </w:tcBorders>
+            <w:shd w:val="clear" w:color="auto" w:fill="2D5F2D"/>
+            <w:tcMar>
+              <w:top w:w="60" w:type="dxa"/>
+              <w:left w:w="100" w:type="dxa"/>
+              <w:bottom w:w="60" w:type="dxa"/>
+              <w:right w:w="100" w:type="dxa"/>
+            </w:tcMar>
+            <w:vAlign w:val="center"/>
+          </w:tcPr>
+          <w:p>
+            <w:pPr>
+              <w:jc w:val="center"/>
+            </w:pPr>
+            <w:r>
+              <w:rPr>
+                <w:rFonts w:ascii="Arial" w:eastAsia="Arial" w:hAnsi="Arial" w:cs="Arial"/>
+                <w:b/>
+                <w:bCs/>
+                <w:color w:val="FFFFFF"/>
+                <w:sz w:val="20"/>
+                <w:szCs w:val="20"/>
+              </w:rPr>
+              <w:t>两年前</w:t>
+            </w:r>
+          </w:p>
+        </w:tc>
+        <w:tc>
+          <w:tcPr>
+            <w:tcW w:w="3780" w:type="dxa"/>
+            <w:tcBorders>
+              <w:top w:val="single" w:sz="1" w:space="0" w:color="999999"/>
+              <w:left w:val="single" w:sz="1" w:space="0" w:color="999999"/>
+              <w:bottom w:val="single" w:sz="1" w:space="0" w:color="999999"/>
+              <w:right w:val="single" w:sz="1" w:space="0" w:color="999999"/>
+            </w:tcBorders>
+            <w:shd w:val="clear" w:color="auto" w:fill="2D5F2D"/>
+            <w:tcMar>
+              <w:top w:w="60" w:type="dxa"/>
+              <w:left w:w="100" w:type="dxa"/>
+              <w:bottom w:w="60" w:type="dxa"/>
+              <w:right w:w="100" w:type="dxa"/>
+            </w:tcMar>
+            <w:vAlign w:val="center"/>
+          </w:tcPr>
+          <w:p>
+            <w:pPr>
+              <w:jc w:val="center"/>
+            </w:pPr>
+            <w:r>
+              <w:rPr>
+                <w:rFonts w:ascii="Arial" w:eastAsia="Arial" w:hAnsi="Arial" w:cs="Arial"/>
+                <w:b/>
+                <w:bCs/>
+                <w:color w:val="FFFFFF"/>
+                <w:sz w:val="20"/>
+                <w:szCs w:val="20"/>
+              </w:rPr>
+              <w:t>现在</w:t>
+            </w:r>
+          </w:p>
+        </w:tc>
+      </w:tr>
+      <w:tr>
+        <w:tblPrEx>
+          <w:tblCellMar>
+            <w:top w:w="0" w:type="dxa"/>
+            <w:bottom w:w="0" w:type="dxa"/>
+          </w:tblCellMar>
+        </w:tblPrEx>
+        <w:tc>
+          <w:tcPr>
+            <w:tcW w:w="1800" w:type="dxa"/>
+            <w:tcBorders>
+              <w:top w:val="single" w:sz="1" w:space="0" w:color="999999"/>
+              <w:left w:val="single" w:sz="1" w:space="0" w:color="999999"/>
+              <w:bottom w:val="single" w:sz="1" w:space="0" w:color="999999"/>
+              <w:right w:val="single" w:sz="1" w:space="0" w:color="999999"/>
+            </w:tcBorders>
+            <w:shd w:val="clear" w:color="auto" w:fill="F5F5F0"/>
+            <w:tcMar>
+              <w:top w:w="60" w:type="dxa"/>
+              <w:left w:w="100" w:type="dxa"/>
+              <w:bottom w:w="60" w:type="dxa"/>
+              <w:right w:w="100" w:type="dxa"/>
+            </w:tcMar>
+            <w:vAlign w:val="center"/>
+          </w:tcPr>
+          <w:p>
+            <w:r>
+              <w:rPr>
+                <w:rFonts w:ascii="Arial" w:eastAsia="Arial" w:hAnsi="Arial" w:cs="Arial"/>
+                <w:b/>
+                <w:bCs/>
+                <w:sz w:val="20"/>
+                <w:szCs w:val="20"/>
+              </w:rPr>
+              <w:t>对话方式</w:t>
+            </w:r>
+          </w:p>
+        </w:tc>
+        <w:tc>
+          <w:tcPr>
+            <w:tcW w:w="3780" w:type="dxa"/>
+            <w:tcBorders>
+              <w:top w:val="single" w:sz="1" w:space="0" w:color="999999"/>
+              <w:left w:val="single" w:sz="1" w:space="0" w:color="999999"/>
+              <w:bottom w:val="single" w:sz="1" w:space="0" w:color="999999"/>
+              <w:right w:val="single" w:sz="1" w:space="0" w:color="999999"/>
+            </w:tcBorders>
+            <w:shd w:val="clear" w:color="auto" w:fill="F5F5F0"/>
+            <w:tcMar>
+              <w:top w:w="60" w:type="dxa"/>
+              <w:left w:w="100" w:type="dxa"/>
+              <w:bottom w:w="60" w:type="dxa"/>
+              <w:right w:w="100" w:type="dxa"/>
+            </w:tcMar>
+            <w:vAlign w:val="center"/>
+          </w:tcPr>
+          <w:p>
+            <w:r>
+              <w:rPr>
+                <w:rFonts w:ascii="Arial" w:eastAsia="Arial" w:hAnsi="Arial" w:cs="Arial"/>
+                <w:sz w:val="20"/>
+                <w:szCs w:val="20"/>
+              </w:rPr>
+              <w:t>一个对话写到死，聊到AI幻觉了才换</w:t>
+            </w:r>
+          </w:p>
+        </w:tc>
+        <w:tc>
+          <w:tcPr>
+            <w:tcW w:w="3780" w:type="dxa"/>
+            <w:tcBorders>
+              <w:top w:val="single" w:sz="1" w:space="0" w:color="999999"/>
+              <w:left w:val="single" w:sz="1" w:space="0" w:color="999999"/>
+              <w:bottom w:val="single" w:sz="1" w:space="0" w:color="999999"/>
+              <w:right w:val="single" w:sz="1" w:space="0" w:color="999999"/>
+            </w:tcBorders>
+            <w:shd w:val="clear" w:color="auto" w:fill="F5F5F0"/>
+            <w:tcMar>
+              <w:top w:w="60" w:type="dxa"/>
+              <w:left w:w="100" w:type="dxa"/>
+              <w:bottom w:w="60" w:type="dxa"/>
+              <w:right w:w="100" w:type="dxa"/>
+            </w:tcMar>
+            <w:vAlign w:val="center"/>
+          </w:tcPr>
+          <w:p>
+            <w:r>
+              <w:rPr>
+                <w:rFonts w:ascii="Arial" w:eastAsia="Arial" w:hAnsi="Arial" w:cs="Arial"/>
+                <w:sz w:val="20"/>
+                <w:szCs w:val="20"/>
+              </w:rPr>
+              <w:t>一个小功能一个新对话，保持上下文干净</w:t>
+            </w:r>
+          </w:p>
+        </w:tc>
+      </w:tr>
+      <w:tr>
+        <w:tblPrEx>
+          <w:tblCellMar>
+            <w:top w:w="0" w:type="dxa"/>
+            <w:bottom w:w="0" w:type="dxa"/>
+          </w:tblCellMar>
+        </w:tblPrEx>
+        <w:tc>
+          <w:tcPr>
+            <w:tcW w:w="1800" w:type="dxa"/>
+            <w:tcBorders>
+              <w:top w:val="single" w:sz="1" w:space="0" w:color="999999"/>
+              <w:left w:val="single" w:sz="1" w:space="0" w:color="999999"/>
+              <w:bottom w:val="single" w:sz="1" w:space="0" w:color="999999"/>
+              <w:right w:val="single" w:sz="1" w:space="0" w:color="999999"/>
+            </w:tcBorders>
+            <w:shd w:val="clear" w:color="auto" w:fill="FFFFFF"/>
+            <w:tcMar>
+              <w:top w:w="60" w:type="dxa"/>
+              <w:left w:w="100" w:type="dxa"/>
+              <w:bottom w:w="60" w:type="dxa"/>
+              <w:right w:w="100" w:type="dxa"/>
+            </w:tcMar>
+            <w:vAlign w:val="center"/>
+          </w:tcPr>
+          <w:p>
+            <w:r>
+              <w:rPr>
+                <w:rFonts w:ascii="Arial" w:eastAsia="Arial" w:hAnsi="Arial" w:cs="Arial"/>
+                <w:b/>
+                <w:bCs/>
+                <w:sz w:val="20"/>
+                <w:szCs w:val="20"/>
+              </w:rPr>
+              <w:t>规范文档</w:t>
+            </w:r>
+          </w:p>
+        </w:tc>
+        <w:tc>
+          <w:tcPr>
+            <w:tcW w:w="3780" w:type="dxa"/>
+            <w:tcBorders>
+              <w:top w:val="single" w:sz="1" w:space="0" w:color="999999"/>
+              <w:left w:val="single" w:sz="1" w:space="0" w:color="999999"/>
+              <w:bottom w:val="single" w:sz="1" w:space="0" w:color="999999"/>
+              <w:right w:val="single" w:sz="1" w:space="0" w:color="999999"/>
+            </w:tcBorders>
+            <w:shd w:val="clear" w:color="auto" w:fill="FFFFFF"/>
+            <w:tcMar>
+              <w:top w:w="60" w:type="dxa"/>
+              <w:left w:w="100" w:type="dxa"/>
+              <w:bottom w:w="60" w:type="dxa"/>
+              <w:right w:w="100" w:type="dxa"/>
+            </w:tcMar>
+            <w:vAlign w:val="center"/>
+          </w:tcPr>
+          <w:p>
+            <w:r>
+              <w:rPr>
+                <w:rFonts w:ascii="Arial" w:eastAsia="Arial" w:hAnsi="Arial" w:cs="Arial"/>
+                <w:sz w:val="20"/>
+                <w:szCs w:val="20"/>
+              </w:rPr>
+              <w:t>写很长很细的rules，试图把AI管死</w:t>
+            </w:r>
+          </w:p>
+        </w:tc>
+        <w:tc>
+          <w:tcPr>
+            <w:tcW w:w="3780" w:type="dxa"/>
+            <w:tcBorders>
+              <w:top w:val="single" w:sz="1" w:space="0" w:color="999999"/>
+              <w:left w:val="single" w:sz="1" w:space="0" w:color="999999"/>
+              <w:bottom w:val="single" w:sz="1" w:space="0" w:color="999999"/>
+              <w:right w:val="single" w:sz="1" w:space="0" w:color="999999"/>
+            </w:tcBorders>
+            <w:shd w:val="clear" w:color="auto" w:fill="FFFFFF"/>
+            <w:tcMar>
+              <w:top w:w="60" w:type="dxa"/>
+              <w:left w:w="100" w:type="dxa"/>
+              <w:bottom w:w="60" w:type="dxa"/>
+              <w:right w:w="100" w:type="dxa"/>
+            </w:tcMar>
+            <w:vAlign w:val="center"/>
+          </w:tcPr>
+          <w:p>
+            <w:r>
+              <w:rPr>
+                <w:rFonts w:ascii="Arial" w:eastAsia="Arial" w:hAnsi="Arial" w:cs="Arial"/>
+                <w:sz w:val="20"/>
+                <w:szCs w:val="20"/>
+              </w:rPr>
+              <w:t>越简洁越好，少占上下文，空间留给</w:t>
+            </w:r>
+            <w:proofErr w:type="gramStart"/>
+            <w:r>
+              <w:rPr>
+                <w:rFonts w:ascii="Arial" w:eastAsia="Arial" w:hAnsi="Arial" w:cs="Arial"/>
+                <w:sz w:val="20"/>
+                <w:szCs w:val="20"/>
+              </w:rPr>
+              <w:t>真实业务</w:t>
+            </w:r>
+            <w:proofErr w:type="gramEnd"/>
+          </w:p>
+        </w:tc>
+      </w:tr>
+      <w:tr>
+        <w:tblPrEx>
+          <w:tblCellMar>
+            <w:top w:w="0" w:type="dxa"/>
+            <w:bottom w:w="0" w:type="dxa"/>
+          </w:tblCellMar>
+        </w:tblPrEx>
+        <w:tc>
+          <w:tcPr>
+            <w:tcW w:w="1800" w:type="dxa"/>
+            <w:tcBorders>
+              <w:top w:val="single" w:sz="1" w:space="0" w:color="999999"/>
+              <w:left w:val="single" w:sz="1" w:space="0" w:color="999999"/>
+              <w:bottom w:val="single" w:sz="1" w:space="0" w:color="999999"/>
+              <w:right w:val="single" w:sz="1" w:space="0" w:color="999999"/>
+            </w:tcBorders>
+            <w:shd w:val="clear" w:color="auto" w:fill="F5F5F0"/>
+            <w:tcMar>
+              <w:top w:w="60" w:type="dxa"/>
+              <w:left w:w="100" w:type="dxa"/>
+              <w:bottom w:w="60" w:type="dxa"/>
+              <w:right w:w="100" w:type="dxa"/>
+            </w:tcMar>
+            <w:vAlign w:val="center"/>
+          </w:tcPr>
+          <w:p>
+            <w:r>
+              <w:rPr>
+                <w:rFonts w:ascii="Arial" w:eastAsia="Arial" w:hAnsi="Arial" w:cs="Arial"/>
+                <w:b/>
+                <w:bCs/>
+                <w:sz w:val="20"/>
+                <w:szCs w:val="20"/>
+              </w:rPr>
+              <w:t>工作模式</w:t>
+            </w:r>
+          </w:p>
+        </w:tc>
+        <w:tc>
+          <w:tcPr>
+            <w:tcW w:w="3780" w:type="dxa"/>
+            <w:tcBorders>
+              <w:top w:val="single" w:sz="1" w:space="0" w:color="999999"/>
+              <w:left w:val="single" w:sz="1" w:space="0" w:color="999999"/>
+              <w:bottom w:val="single" w:sz="1" w:space="0" w:color="999999"/>
+              <w:right w:val="single" w:sz="1" w:space="0" w:color="999999"/>
+            </w:tcBorders>
+            <w:shd w:val="clear" w:color="auto" w:fill="F5F5F0"/>
+            <w:tcMar>
+              <w:top w:w="60" w:type="dxa"/>
+              <w:left w:w="100" w:type="dxa"/>
+              <w:bottom w:w="60" w:type="dxa"/>
+              <w:right w:w="100" w:type="dxa"/>
+            </w:tcMar>
+            <w:vAlign w:val="center"/>
+          </w:tcPr>
+          <w:p>
+            <w:r>
+              <w:rPr>
+                <w:rFonts w:ascii="Arial" w:eastAsia="Arial" w:hAnsi="Arial" w:cs="Arial"/>
+                <w:sz w:val="20"/>
+                <w:szCs w:val="20"/>
+              </w:rPr>
+              <w:t>人跟AI一对一</w:t>
+            </w:r>
+          </w:p>
+        </w:tc>
+        <w:tc>
+          <w:tcPr>
+            <w:tcW w:w="3780" w:type="dxa"/>
+            <w:tcBorders>
+              <w:top w:val="single" w:sz="1" w:space="0" w:color="999999"/>
+              <w:left w:val="single" w:sz="1" w:space="0" w:color="999999"/>
+              <w:bottom w:val="single" w:sz="1" w:space="0" w:color="999999"/>
+              <w:right w:val="single" w:sz="1" w:space="0" w:color="999999"/>
+            </w:tcBorders>
+            <w:shd w:val="clear" w:color="auto" w:fill="F5F5F0"/>
+            <w:tcMar>
+              <w:top w:w="60" w:type="dxa"/>
+              <w:left w:w="100" w:type="dxa"/>
+              <w:bottom w:w="60" w:type="dxa"/>
+              <w:right w:w="100" w:type="dxa"/>
+            </w:tcMar>
+            <w:vAlign w:val="center"/>
+          </w:tcPr>
+          <w:p>
+            <w:r>
+              <w:rPr>
+                <w:rFonts w:ascii="Arial" w:eastAsia="Arial" w:hAnsi="Arial" w:cs="Arial"/>
+                <w:sz w:val="20"/>
+                <w:szCs w:val="20"/>
+              </w:rPr>
+              <w:t>多agent并行，一个总agent调度</w:t>
+            </w:r>
+          </w:p>
+        </w:tc>
+      </w:tr>
+      <w:tr>
+        <w:tblPrEx>
+          <w:tblCellMar>
+            <w:top w:w="0" w:type="dxa"/>
+            <w:bottom w:w="0" w:type="dxa"/>
+          </w:tblCellMar>
+        </w:tblPrEx>
+        <w:tc>
+          <w:tcPr>
+            <w:tcW w:w="1800" w:type="dxa"/>
+            <w:tcBorders>
+              <w:top w:val="single" w:sz="1" w:space="0" w:color="999999"/>
+              <w:left w:val="single" w:sz="1" w:space="0" w:color="999999"/>
+              <w:bottom w:val="single" w:sz="1" w:space="0" w:color="999999"/>
+              <w:right w:val="single" w:sz="1" w:space="0" w:color="999999"/>
+            </w:tcBorders>
+            <w:shd w:val="clear" w:color="auto" w:fill="FFFFFF"/>
+            <w:tcMar>
+              <w:top w:w="60" w:type="dxa"/>
+              <w:left w:w="100" w:type="dxa"/>
+              <w:bottom w:w="60" w:type="dxa"/>
+              <w:right w:w="100" w:type="dxa"/>
+            </w:tcMar>
+            <w:vAlign w:val="center"/>
+          </w:tcPr>
+          <w:p>
+            <w:r>
+              <w:rPr>
+                <w:rFonts w:ascii="Arial" w:eastAsia="Arial" w:hAnsi="Arial" w:cs="Arial"/>
+                <w:b/>
+                <w:bCs/>
+                <w:sz w:val="20"/>
+                <w:szCs w:val="20"/>
+              </w:rPr>
+              <w:t>核心投入</w:t>
+            </w:r>
+          </w:p>
+        </w:tc>
+        <w:tc>
+          <w:tcPr>
+            <w:tcW w:w="3780" w:type="dxa"/>
+            <w:tcBorders>
+              <w:top w:val="single" w:sz="1" w:space="0" w:color="999999"/>
+              <w:left w:val="single" w:sz="1" w:space="0" w:color="999999"/>
+              <w:bottom w:val="single" w:sz="1" w:space="0" w:color="999999"/>
+              <w:right w:val="single" w:sz="1" w:space="0" w:color="999999"/>
+            </w:tcBorders>
+            <w:shd w:val="clear" w:color="auto" w:fill="FFFFFF"/>
+            <w:tcMar>
+              <w:top w:w="60" w:type="dxa"/>
+              <w:left w:w="100" w:type="dxa"/>
+              <w:bottom w:w="60" w:type="dxa"/>
+              <w:right w:w="100" w:type="dxa"/>
+            </w:tcMar>
+            <w:vAlign w:val="center"/>
+          </w:tcPr>
+          <w:p>
+            <w:r>
+              <w:rPr>
+                <w:rFonts w:ascii="Arial" w:eastAsia="Arial" w:hAnsi="Arial" w:cs="Arial"/>
+                <w:sz w:val="20"/>
+                <w:szCs w:val="20"/>
+              </w:rPr>
+              <w:t>花时间跟AI反复改代码</w:t>
+            </w:r>
+          </w:p>
+        </w:tc>
+        <w:tc>
+          <w:tcPr>
+            <w:tcW w:w="3780" w:type="dxa"/>
+            <w:tcBorders>
+              <w:top w:val="single" w:sz="1" w:space="0" w:color="999999"/>
+              <w:left w:val="single" w:sz="1" w:space="0" w:color="999999"/>
+              <w:bottom w:val="single" w:sz="1" w:space="0" w:color="999999"/>
+              <w:right w:val="single" w:sz="1" w:space="0" w:color="999999"/>
+            </w:tcBorders>
+            <w:shd w:val="clear" w:color="auto" w:fill="FFFFFF"/>
+            <w:tcMar>
+              <w:top w:w="60" w:type="dxa"/>
+              <w:left w:w="100" w:type="dxa"/>
+              <w:bottom w:w="60" w:type="dxa"/>
+              <w:right w:w="100" w:type="dxa"/>
+            </w:tcMar>
+            <w:vAlign w:val="center"/>
+          </w:tcPr>
+          <w:p>
+            <w:r>
+              <w:rPr>
+                <w:rFonts w:ascii="Arial" w:eastAsia="Arial" w:hAnsi="Arial" w:cs="Arial"/>
+                <w:sz w:val="20"/>
+                <w:szCs w:val="20"/>
+              </w:rPr>
+              <w:t>花时间在前期架构设计和规范制定上</w:t>
+            </w:r>
+          </w:p>
+        </w:tc>
+      </w:tr>
+    </w:tbl>
+    <w:p>
+      <w:pPr>
+        <w:spacing w:before="80" w:after="80"/>
+      </w:pPr>
+    </w:p>
+    <w:p>
+      <w:pPr>
+        <w:spacing w:before="100" w:after="100"/>
+      </w:pPr>
+      <w:r>
+        <w:rPr>
+          <w:rFonts w:ascii="Arial" w:eastAsia="Arial" w:hAnsi="Arial" w:cs="Arial"/>
+          <w:b/>
+          <w:bCs/>
+          <w:color w:val="2D5F2D"/>
+          <w:sz w:val="21"/>
+          <w:szCs w:val="21"/>
+        </w:rPr>
+        <w:lastRenderedPageBreak/>
+        <w:t>AI写不好代码，绝大多数时候不是模型的问题，是你没有给它足够清晰的上下文和规范。</w:t>
       </w:r>
       <w:r>
         <w:rPr>
           <w:rFonts w:hint="eastAsia"/>
-          <w:b/>
-          <w:bCs/>
-        </w:rPr>
-        <w:t>6</w:t>
-      </w:r>
-      <w:r>
-        <w:rPr>
-          <w:rFonts w:hint="eastAsia"/>
-          <w:b/>
-          <w:bCs/>
-        </w:rPr>
-        <w:t>页</w:t>
-      </w:r>
-    </w:p>
-    <w:p>
-      <w:pPr>
-        <w:rPr>
-          <w:rFonts w:hint="eastAsia"/>
-          <w:b/>
-          <w:bCs/>
-        </w:rPr>
-      </w:pPr>
-      <w:r>
-        <w:rPr>
-          <w:rFonts w:hint="eastAsia"/>
-          <w:b/>
-          <w:bCs/>
-        </w:rPr>
-        <w:t>标题：</w:t>
-      </w:r>
-      <w:r>
-        <w:rPr>
-          <w:rFonts w:hint="eastAsia"/>
-          <w:b/>
-          <w:bCs/>
-        </w:rPr>
-        <w:t xml:space="preserve">Git </w:t>
-      </w:r>
-      <w:r>
-        <w:rPr>
-          <w:rFonts w:hint="eastAsia"/>
-          <w:b/>
-          <w:bCs/>
-        </w:rPr>
-        <w:t>历史体现高密度开发效率</w:t>
-      </w:r>
-    </w:p>
-    <w:p>
-      <w:pPr>
-        <w:rPr>
-          <w:b/>
-          <w:bCs/>
-        </w:rPr>
-      </w:pPr>
-    </w:p>
-    <w:p>
-      <w:pPr>
-        <w:rPr>
-          <w:rFonts w:hint="eastAsia"/>
-          <w:b/>
-          <w:bCs/>
-        </w:rPr>
-      </w:pPr>
-      <w:r>
-        <w:rPr>
-          <w:rFonts w:hint="eastAsia"/>
-          <w:b/>
-          <w:bCs/>
-        </w:rPr>
-        <w:t>关键数据：</w:t>
-      </w:r>
-    </w:p>
-    <w:p>
-      <w:pPr>
-        <w:rPr>
-          <w:rFonts w:hint="eastAsia"/>
-          <w:b/>
-          <w:bCs/>
-        </w:rPr>
-      </w:pPr>
-      <w:r>
-        <w:rPr>
-          <w:rFonts w:hint="eastAsia"/>
-          <w:b/>
-          <w:bCs/>
-        </w:rPr>
-        <w:t>•</w:t>
-      </w:r>
-      <w:r>
-        <w:rPr>
-          <w:rFonts w:hint="eastAsia"/>
-          <w:b/>
-          <w:bCs/>
-        </w:rPr>
-        <w:t xml:space="preserve"> </w:t>
-      </w:r>
-      <w:r>
-        <w:rPr>
-          <w:rFonts w:hint="eastAsia"/>
-          <w:b/>
-          <w:bCs/>
-        </w:rPr>
-        <w:t>开发周期：</w:t>
-      </w:r>
-      <w:r>
-        <w:rPr>
-          <w:rFonts w:hint="eastAsia"/>
-          <w:b/>
-          <w:bCs/>
-        </w:rPr>
-        <w:t>6</w:t>
-      </w:r>
-      <w:r>
-        <w:rPr>
-          <w:rFonts w:hint="eastAsia"/>
-          <w:b/>
-          <w:bCs/>
-        </w:rPr>
-        <w:t>个月</w:t>
-      </w:r>
-    </w:p>
-    <w:p>
-      <w:pPr>
-        <w:rPr>
-          <w:rFonts w:hint="eastAsia"/>
-          <w:b/>
-          <w:bCs/>
-        </w:rPr>
-      </w:pPr>
-      <w:r>
-        <w:rPr>
-          <w:rFonts w:hint="eastAsia"/>
-          <w:b/>
-          <w:bCs/>
-        </w:rPr>
-        <w:t>•</w:t>
-      </w:r>
-      <w:r>
-        <w:rPr>
-          <w:rFonts w:hint="eastAsia"/>
-          <w:b/>
-          <w:bCs/>
-        </w:rPr>
-        <w:t xml:space="preserve"> </w:t>
-      </w:r>
-      <w:r>
-        <w:rPr>
-          <w:rFonts w:hint="eastAsia"/>
-          <w:b/>
-          <w:bCs/>
-        </w:rPr>
-        <w:t>代码提交：</w:t>
-      </w:r>
-      <w:r>
-        <w:rPr>
-          <w:rFonts w:hint="eastAsia"/>
-          <w:b/>
-          <w:bCs/>
-        </w:rPr>
-        <w:t xml:space="preserve">165 </w:t>
-      </w:r>
-      <w:r>
-        <w:rPr>
-          <w:rFonts w:hint="eastAsia"/>
-          <w:b/>
-          <w:bCs/>
-        </w:rPr>
-        <w:t>次</w:t>
-      </w:r>
-      <w:r>
-        <w:rPr>
-          <w:rFonts w:hint="eastAsia"/>
-          <w:b/>
-          <w:bCs/>
-        </w:rPr>
-        <w:t xml:space="preserve"> commits</w:t>
-      </w:r>
-    </w:p>
-    <w:p>
-      <w:pPr>
-        <w:rPr>
-          <w:rFonts w:hint="eastAsia"/>
-          <w:b/>
-          <w:bCs/>
-        </w:rPr>
-      </w:pPr>
-      <w:r>
-        <w:rPr>
-          <w:rFonts w:hint="eastAsia"/>
-          <w:b/>
-          <w:bCs/>
-        </w:rPr>
-        <w:t>•</w:t>
-      </w:r>
-      <w:r>
-        <w:rPr>
-          <w:rFonts w:hint="eastAsia"/>
-          <w:b/>
-          <w:bCs/>
-        </w:rPr>
-        <w:t xml:space="preserve"> </w:t>
-      </w:r>
-      <w:r>
-        <w:rPr>
-          <w:rFonts w:hint="eastAsia"/>
-          <w:b/>
-          <w:bCs/>
-        </w:rPr>
-        <w:t>源文件总数：</w:t>
-      </w:r>
-      <w:r>
-        <w:rPr>
-          <w:rFonts w:hint="eastAsia"/>
-          <w:b/>
-          <w:bCs/>
-        </w:rPr>
-        <w:t xml:space="preserve">1017 </w:t>
-      </w:r>
-      <w:r>
-        <w:rPr>
-          <w:rFonts w:hint="eastAsia"/>
-          <w:b/>
-          <w:bCs/>
-        </w:rPr>
-        <w:t>个</w:t>
-      </w:r>
-    </w:p>
-    <w:p>
-      <w:pPr>
-        <w:rPr>
-          <w:b/>
-          <w:bCs/>
-        </w:rPr>
-      </w:pPr>
-      <w:r>
-        <w:rPr>
-          <w:b/>
-          <w:bCs/>
+          <w:noProof/>
         </w:rPr>
         <w:drawing>
-          <wp:inline distT="0" distB="0" distL="0" distR="0" wp14:anchorId="457F9634" wp14:editId="0E2E5888">
-            <wp:extent cx="5486400" cy="1054735"/>
+          <wp:inline distT="0" distB="0" distL="0" distR="0" wp14:anchorId="6082EAD1" wp14:editId="19774DC3">
+            <wp:extent cx="3608614" cy="4149906"/>
             <wp:effectExtent l="0" t="0" r="0" b="0"/>
-            <wp:docPr id="1415967403" name="图片 1"/>
+            <wp:docPr id="1741515993" name="图片 6" descr="Programming With An AI Assistant · ProgrammerHumor.io"/>
             <wp:cNvGraphicFramePr>
               <a:graphicFrameLocks xmlns:a="http://schemas.openxmlformats.org/drawingml/2006/main" noChangeAspect="1"/>
             </wp:cNvGraphicFramePr>
@@ -1939,23 +7201,36 @@
               <a:graphicData uri="http://schemas.openxmlformats.org/drawingml/2006/picture">
                 <pic:pic xmlns:pic="http://schemas.openxmlformats.org/drawingml/2006/picture">
                   <pic:nvPicPr>
-                    <pic:cNvPr id="1415967403" name=""/>
-                    <pic:cNvPicPr/>
+                    <pic:cNvPr id="0" name="Picture 11" descr="Programming With An AI Assistant · ProgrammerHumor.io"/>
+                    <pic:cNvPicPr>
+                      <a:picLocks noChangeAspect="1" noChangeArrowheads="1"/>
+                    </pic:cNvPicPr>
                   </pic:nvPicPr>
                   <pic:blipFill>
-                    <a:blip r:embed="rId14"/>
+                    <a:blip r:embed="rId13" cstate="print">
+                      <a:extLst>
+                        <a:ext uri="{28A0092B-C50C-407E-A947-70E740481C1C}">
+                          <a14:useLocalDpi xmlns:a14="http://schemas.microsoft.com/office/drawing/2010/main" val="0"/>
+                        </a:ext>
+                      </a:extLst>
+                    </a:blip>
+                    <a:srcRect/>
                     <a:stretch>
                       <a:fillRect/>
                     </a:stretch>
                   </pic:blipFill>
-                  <pic:spPr>
+                  <pic:spPr bwMode="auto">
                     <a:xfrm>
                       <a:off x="0" y="0"/>
-                      <a:ext cx="5486400" cy="1054735"/>
+                      <a:ext cx="3612981" cy="4154928"/>
                     </a:xfrm>
                     <a:prstGeom prst="rect">
                       <a:avLst/>
                     </a:prstGeom>
+                    <a:noFill/>
+                    <a:ln>
+                      <a:noFill/>
+                    </a:ln>
                   </pic:spPr>
                 </pic:pic>
               </a:graphicData>
@@ -1966,505 +7241,48 @@
     </w:p>
     <w:p>
       <w:pPr>
+        <w:pBdr>
+          <w:bottom w:val="single" w:sz="3" w:space="1" w:color="CCCCCC"/>
+        </w:pBdr>
+        <w:spacing w:before="200"/>
+      </w:pPr>
+    </w:p>
+    <w:p>
+      <w:pPr>
+        <w:pStyle w:val="1"/>
+      </w:pPr>
+      <w:r>
         <w:rPr>
-          <w:rFonts w:hint="eastAsia"/>
+          <w:rFonts w:ascii="Arial" w:eastAsia="Arial" w:hAnsi="Arial" w:cs="Arial"/>
           <w:b/>
           <w:bCs/>
+          <w:sz w:val="32"/>
+          <w:szCs w:val="32"/>
         </w:rPr>
+        <w:t>第7页 | 网页被拿去挖矿了…</w:t>
+      </w:r>
+    </w:p>
+    <w:p>
+      <w:pPr>
+        <w:spacing w:before="80" w:after="80"/>
       </w:pPr>
       <w:r>
         <w:rPr>
-          <w:rFonts w:hint="eastAsia"/>
-          <w:b/>
-          <w:bCs/>
+          <w:rFonts w:ascii="Arial" w:eastAsia="Arial" w:hAnsi="Arial" w:cs="Arial"/>
+          <w:sz w:val="21"/>
+          <w:szCs w:val="21"/>
         </w:rPr>
-        <w:t>高密度开发期：</w:t>
+        <w:t>标题：网页被拿去挖矿了…</w:t>
       </w:r>
     </w:p>
     <w:p>
       <w:pPr>
-        <w:rPr>
-          <w:rFonts w:hint="eastAsia"/>
-          <w:b/>
-          <w:bCs/>
-        </w:rPr>
-      </w:pPr>
-      <w:r>
-        <w:rPr>
-          <w:rFonts w:hint="eastAsia"/>
-          <w:b/>
-          <w:bCs/>
-        </w:rPr>
-        <w:lastRenderedPageBreak/>
-        <w:t>•</w:t>
-      </w:r>
-      <w:r>
-        <w:rPr>
-          <w:rFonts w:hint="eastAsia"/>
-          <w:b/>
-          <w:bCs/>
-        </w:rPr>
-        <w:t xml:space="preserve"> 2026.01</w:t>
-      </w:r>
-      <w:r>
-        <w:rPr>
-          <w:rFonts w:hint="eastAsia"/>
-          <w:b/>
-          <w:bCs/>
-        </w:rPr>
-        <w:t>：</w:t>
-      </w:r>
-      <w:r>
-        <w:rPr>
-          <w:rFonts w:hint="eastAsia"/>
-          <w:b/>
-          <w:bCs/>
-        </w:rPr>
-        <w:t>89 commits</w:t>
-      </w:r>
-    </w:p>
-    <w:p>
-      <w:pPr>
-        <w:rPr>
-          <w:rFonts w:hint="eastAsia"/>
-          <w:b/>
-          <w:bCs/>
-        </w:rPr>
-      </w:pPr>
-      <w:r>
-        <w:rPr>
-          <w:rFonts w:hint="eastAsia"/>
-          <w:b/>
-          <w:bCs/>
-        </w:rPr>
-        <w:t>（完成了</w:t>
-      </w:r>
-      <w:r>
-        <w:rPr>
-          <w:rFonts w:hint="eastAsia"/>
-          <w:b/>
-          <w:bCs/>
-        </w:rPr>
-        <w:t xml:space="preserve"> 35 </w:t>
-      </w:r>
-      <w:proofErr w:type="gramStart"/>
-      <w:r>
-        <w:rPr>
-          <w:rFonts w:hint="eastAsia"/>
-          <w:b/>
-          <w:bCs/>
-        </w:rPr>
-        <w:t>个</w:t>
-      </w:r>
-      <w:proofErr w:type="gramEnd"/>
-      <w:r>
-        <w:rPr>
-          <w:rFonts w:hint="eastAsia"/>
-          <w:b/>
-          <w:bCs/>
-        </w:rPr>
-        <w:t>页面路由、</w:t>
-      </w:r>
-      <w:proofErr w:type="gramStart"/>
-      <w:r>
-        <w:rPr>
-          <w:rFonts w:hint="eastAsia"/>
-          <w:b/>
-          <w:bCs/>
-        </w:rPr>
-        <w:t>三服务</w:t>
-      </w:r>
-      <w:proofErr w:type="gramEnd"/>
-      <w:r>
-        <w:rPr>
-          <w:rFonts w:hint="eastAsia"/>
-          <w:b/>
-          <w:bCs/>
-        </w:rPr>
-        <w:t>架构、</w:t>
-      </w:r>
-      <w:r>
-        <w:rPr>
-          <w:rFonts w:hint="eastAsia"/>
-          <w:b/>
-          <w:bCs/>
-        </w:rPr>
-        <w:t xml:space="preserve">16 </w:t>
-      </w:r>
-      <w:proofErr w:type="gramStart"/>
-      <w:r>
-        <w:rPr>
-          <w:rFonts w:hint="eastAsia"/>
-          <w:b/>
-          <w:bCs/>
-        </w:rPr>
-        <w:t>个</w:t>
-      </w:r>
-      <w:proofErr w:type="gramEnd"/>
-      <w:r>
-        <w:rPr>
-          <w:rFonts w:hint="eastAsia"/>
-          <w:b/>
-          <w:bCs/>
-        </w:rPr>
-        <w:t>后端模块、</w:t>
-      </w:r>
-      <w:r>
-        <w:rPr>
-          <w:rFonts w:hint="eastAsia"/>
-          <w:b/>
-          <w:bCs/>
-        </w:rPr>
-        <w:t xml:space="preserve">29 </w:t>
-      </w:r>
-      <w:proofErr w:type="gramStart"/>
-      <w:r>
-        <w:rPr>
-          <w:rFonts w:hint="eastAsia"/>
-          <w:b/>
-          <w:bCs/>
-        </w:rPr>
-        <w:t>个</w:t>
-      </w:r>
-      <w:proofErr w:type="gramEnd"/>
-      <w:r>
-        <w:rPr>
-          <w:rFonts w:hint="eastAsia"/>
-          <w:b/>
-          <w:bCs/>
-        </w:rPr>
-        <w:t>数据库迁移脚本以及前后端联调）</w:t>
-      </w:r>
-    </w:p>
-    <w:p>
-      <w:pPr>
-        <w:rPr>
-          <w:rFonts w:hint="eastAsia"/>
-          <w:b/>
-          <w:bCs/>
-        </w:rPr>
-      </w:pPr>
-      <w:r>
-        <w:rPr>
-          <w:rFonts w:hint="eastAsia"/>
-          <w:b/>
-          <w:bCs/>
-        </w:rPr>
-        <w:t>•</w:t>
-      </w:r>
-      <w:r>
-        <w:rPr>
-          <w:rFonts w:hint="eastAsia"/>
-          <w:b/>
-          <w:bCs/>
-        </w:rPr>
-        <w:t xml:space="preserve"> 2026.02</w:t>
-      </w:r>
-      <w:r>
-        <w:rPr>
-          <w:rFonts w:hint="eastAsia"/>
-          <w:b/>
-          <w:bCs/>
-        </w:rPr>
-        <w:t>：</w:t>
-      </w:r>
-      <w:r>
-        <w:rPr>
-          <w:rFonts w:hint="eastAsia"/>
-          <w:b/>
-          <w:bCs/>
-        </w:rPr>
-        <w:t>48 commits</w:t>
-      </w:r>
-    </w:p>
-    <w:p>
-      <w:pPr>
-        <w:rPr>
-          <w:rFonts w:hint="eastAsia"/>
-          <w:b/>
-          <w:bCs/>
-        </w:rPr>
-      </w:pPr>
-      <w:r>
-        <w:rPr>
-          <w:rFonts w:hint="eastAsia"/>
-          <w:b/>
-          <w:bCs/>
-        </w:rPr>
-        <w:t>（</w:t>
-      </w:r>
-      <w:proofErr w:type="gramStart"/>
-      <w:r>
-        <w:rPr>
-          <w:rFonts w:hint="eastAsia"/>
-          <w:b/>
-          <w:bCs/>
-        </w:rPr>
-        <w:t>完成卡</w:t>
-      </w:r>
-      <w:proofErr w:type="gramEnd"/>
-      <w:r>
-        <w:rPr>
-          <w:rFonts w:hint="eastAsia"/>
-          <w:b/>
-          <w:bCs/>
-        </w:rPr>
-        <w:t>牌游戏核心功能、容器化编排以及首次上线）</w:t>
-      </w:r>
-    </w:p>
-    <w:p>
-      <w:pPr>
-        <w:rPr>
-          <w:b/>
-          <w:bCs/>
-        </w:rPr>
-      </w:pPr>
-    </w:p>
-    <w:p>
-      <w:pPr>
-        <w:rPr>
-          <w:b/>
-          <w:bCs/>
-        </w:rPr>
-      </w:pPr>
-    </w:p>
-    <w:p>
-      <w:pPr>
-        <w:rPr>
-          <w:rFonts w:hint="eastAsia"/>
-          <w:b/>
-          <w:bCs/>
-        </w:rPr>
-      </w:pPr>
-      <w:r>
-        <w:rPr>
-          <w:rFonts w:hint="eastAsia"/>
-          <w:b/>
-          <w:bCs/>
-        </w:rPr>
-        <w:t>第</w:t>
-      </w:r>
-      <w:r>
-        <w:rPr>
-          <w:rFonts w:hint="eastAsia"/>
-          <w:b/>
-          <w:bCs/>
-        </w:rPr>
-        <w:t>7</w:t>
-      </w:r>
-      <w:r>
-        <w:rPr>
-          <w:rFonts w:hint="eastAsia"/>
-          <w:b/>
-          <w:bCs/>
-        </w:rPr>
-        <w:t>页</w:t>
-      </w:r>
-    </w:p>
-    <w:p>
-      <w:pPr>
-        <w:rPr>
-          <w:rFonts w:hint="eastAsia"/>
-          <w:b/>
-          <w:bCs/>
-        </w:rPr>
-      </w:pPr>
-      <w:r>
-        <w:rPr>
-          <w:rFonts w:hint="eastAsia"/>
-          <w:b/>
-          <w:bCs/>
-        </w:rPr>
-        <w:t>标题：</w:t>
-      </w:r>
-      <w:r>
-        <w:rPr>
-          <w:rFonts w:hint="eastAsia"/>
-          <w:b/>
-          <w:bCs/>
-        </w:rPr>
-        <w:t xml:space="preserve">AI </w:t>
-      </w:r>
-      <w:r>
-        <w:rPr>
-          <w:rFonts w:hint="eastAsia"/>
-          <w:b/>
-          <w:bCs/>
-        </w:rPr>
-        <w:t>参与部署与问题治理</w:t>
-      </w:r>
-    </w:p>
-    <w:p>
-      <w:pPr>
-        <w:rPr>
-          <w:b/>
-          <w:bCs/>
-        </w:rPr>
-      </w:pPr>
-    </w:p>
-    <w:p>
-      <w:pPr>
-        <w:rPr>
-          <w:rFonts w:hint="eastAsia"/>
-          <w:b/>
-          <w:bCs/>
-        </w:rPr>
-      </w:pPr>
-      <w:r>
-        <w:rPr>
-          <w:rFonts w:hint="eastAsia"/>
-          <w:b/>
-          <w:bCs/>
-        </w:rPr>
-        <w:t>•</w:t>
-      </w:r>
-      <w:r>
-        <w:rPr>
-          <w:rFonts w:hint="eastAsia"/>
-          <w:b/>
-          <w:bCs/>
-        </w:rPr>
-        <w:t xml:space="preserve"> SSH </w:t>
-      </w:r>
-      <w:r>
-        <w:rPr>
-          <w:rFonts w:hint="eastAsia"/>
-          <w:b/>
-          <w:bCs/>
-        </w:rPr>
-        <w:t>远程连接服务器</w:t>
-      </w:r>
-    </w:p>
-    <w:p>
-      <w:pPr>
-        <w:rPr>
-          <w:rFonts w:hint="eastAsia"/>
-          <w:b/>
-          <w:bCs/>
-        </w:rPr>
-      </w:pPr>
-      <w:r>
-        <w:rPr>
-          <w:rFonts w:hint="eastAsia"/>
-          <w:b/>
-          <w:bCs/>
-        </w:rPr>
-        <w:t>•</w:t>
-      </w:r>
-      <w:r>
-        <w:rPr>
-          <w:rFonts w:hint="eastAsia"/>
-          <w:b/>
-          <w:bCs/>
-        </w:rPr>
-        <w:t xml:space="preserve"> </w:t>
-      </w:r>
-      <w:r>
-        <w:rPr>
-          <w:rFonts w:hint="eastAsia"/>
-          <w:b/>
-          <w:bCs/>
-        </w:rPr>
-        <w:t>镜像构建与传输</w:t>
-      </w:r>
-    </w:p>
-    <w:p>
-      <w:pPr>
-        <w:rPr>
-          <w:b/>
-          <w:bCs/>
-        </w:rPr>
-      </w:pPr>
-      <w:r>
-        <w:rPr>
-          <w:rFonts w:hint="eastAsia"/>
-          <w:b/>
-          <w:bCs/>
-        </w:rPr>
-        <w:t>•</w:t>
-      </w:r>
-      <w:r>
-        <w:rPr>
-          <w:rFonts w:hint="eastAsia"/>
-          <w:b/>
-          <w:bCs/>
-        </w:rPr>
-        <w:t xml:space="preserve"> </w:t>
-      </w:r>
-      <w:r>
-        <w:rPr>
-          <w:rFonts w:hint="eastAsia"/>
-          <w:b/>
-          <w:bCs/>
-        </w:rPr>
-        <w:t>启动容器并完成部署</w:t>
-      </w:r>
-    </w:p>
-    <w:p>
-      <w:pPr>
-        <w:rPr>
-          <w:rFonts w:hint="eastAsia"/>
-          <w:b/>
-          <w:bCs/>
-        </w:rPr>
-      </w:pPr>
-      <w:r>
-        <w:rPr>
-          <w:rFonts w:hint="eastAsia"/>
-          <w:b/>
-          <w:bCs/>
-        </w:rPr>
-        <w:t>•</w:t>
-      </w:r>
-      <w:r>
-        <w:rPr>
-          <w:rFonts w:hint="eastAsia"/>
-          <w:b/>
-          <w:bCs/>
-        </w:rPr>
-        <w:t>运行</w:t>
-      </w:r>
-      <w:r>
-        <w:rPr>
-          <w:rFonts w:hint="eastAsia"/>
-          <w:b/>
-          <w:bCs/>
-        </w:rPr>
-        <w:t>时</w:t>
-      </w:r>
-      <w:r>
-        <w:rPr>
-          <w:rFonts w:hint="eastAsia"/>
-          <w:b/>
-          <w:bCs/>
-        </w:rPr>
-        <w:t>排查问题</w:t>
-      </w:r>
-      <w:r>
-        <w:rPr>
-          <w:rFonts w:hint="eastAsia"/>
-          <w:b/>
-          <w:bCs/>
-        </w:rPr>
-        <w:t>与解决</w:t>
-      </w:r>
-    </w:p>
-    <w:p>
-      <w:pPr>
-        <w:rPr>
-          <w:rFonts w:hint="eastAsia"/>
-          <w:b/>
-          <w:bCs/>
-        </w:rPr>
-      </w:pPr>
-    </w:p>
-    <w:p>
-      <w:pPr>
-        <w:rPr>
-          <w:rFonts w:hint="eastAsia"/>
-          <w:b/>
-          <w:bCs/>
-        </w:rPr>
+        <w:spacing w:before="80" w:after="80"/>
+      </w:pPr>
+    </w:p>
+    <w:p>
+      <w:pPr>
+        <w:spacing w:before="80" w:after="80"/>
       </w:pPr>
       <w:r>
         <w:rPr>
@@ -2472,7 +7290,7 @@
         </w:rPr>
         <w:lastRenderedPageBreak/>
         <w:drawing>
-          <wp:inline distT="0" distB="0" distL="0" distR="0" wp14:anchorId="0D7EBF63" wp14:editId="461092A1">
+          <wp:inline distT="0" distB="0" distL="0" distR="0" wp14:anchorId="2940059E" wp14:editId="0CDA50C5">
             <wp:extent cx="5486400" cy="3888105"/>
             <wp:effectExtent l="0" t="0" r="0" b="0"/>
             <wp:docPr id="1054672463" name="图片 1"/>
@@ -2489,7 +7307,7 @@
                     </pic:cNvPicPr>
                   </pic:nvPicPr>
                   <pic:blipFill>
-                    <a:blip r:embed="rId15">
+                    <a:blip r:embed="rId14">
                       <a:extLst>
                         <a:ext uri="{28A0092B-C50C-407E-A947-70E740481C1C}">
                           <a14:useLocalDpi xmlns:a14="http://schemas.microsoft.com/office/drawing/2010/main" val="0"/>
@@ -2523,98 +7341,324 @@
     </w:p>
     <w:p>
       <w:pPr>
+        <w:pBdr>
+          <w:bottom w:val="single" w:sz="3" w:space="1" w:color="CCCCCC"/>
+        </w:pBdr>
+        <w:spacing w:before="200"/>
+      </w:pPr>
+    </w:p>
+    <w:p>
+      <w:pPr>
+        <w:pStyle w:val="1"/>
+      </w:pPr>
+      <w:r>
+        <w:rPr>
+          <w:rFonts w:ascii="Arial" w:eastAsia="Arial" w:hAnsi="Arial" w:cs="Arial"/>
+          <w:b/>
+          <w:bCs/>
+          <w:sz w:val="32"/>
+          <w:szCs w:val="32"/>
+        </w:rPr>
+        <w:t>第8页 | 经验总结与教学启发</w:t>
+      </w:r>
+    </w:p>
+    <w:p>
+      <w:pPr>
+        <w:spacing w:before="80" w:after="80"/>
+      </w:pPr>
+      <w:r>
+        <w:rPr>
+          <w:rFonts w:ascii="Arial" w:eastAsia="Arial" w:hAnsi="Arial" w:cs="Arial"/>
+          <w:sz w:val="21"/>
+          <w:szCs w:val="21"/>
+        </w:rPr>
+        <w:t>标题：经验总结</w:t>
+      </w:r>
+    </w:p>
+    <w:p>
+      <w:pPr>
+        <w:spacing w:before="80" w:after="80"/>
+      </w:pPr>
+    </w:p>
+    <w:p>
+      <w:pPr>
+        <w:spacing w:before="80" w:after="80"/>
+      </w:pPr>
+      <w:r>
+        <w:rPr>
+          <w:rFonts w:ascii="Arial" w:eastAsia="Arial" w:hAnsi="Arial" w:cs="Arial"/>
+          <w:sz w:val="21"/>
+          <w:szCs w:val="21"/>
+        </w:rPr>
+        <w:t>第一，在AI编程时代，"会</w:t>
+      </w:r>
+      <w:proofErr w:type="gramStart"/>
+      <w:r>
+        <w:rPr>
+          <w:rFonts w:ascii="Arial" w:eastAsia="Arial" w:hAnsi="Arial" w:cs="Arial"/>
+          <w:sz w:val="21"/>
+          <w:szCs w:val="21"/>
+        </w:rPr>
+        <w:t>搭环境</w:t>
+      </w:r>
+      <w:proofErr w:type="gramEnd"/>
+      <w:r>
+        <w:rPr>
+          <w:rFonts w:ascii="Arial" w:eastAsia="Arial" w:hAnsi="Arial" w:cs="Arial"/>
+          <w:sz w:val="21"/>
+          <w:szCs w:val="21"/>
+        </w:rPr>
+        <w:t>"可能比"会写代码"重要得多。</w:t>
+      </w:r>
+    </w:p>
+    <w:p>
+      <w:pPr>
+        <w:spacing w:before="80" w:after="80"/>
+      </w:pPr>
+    </w:p>
+    <w:p>
+      <w:pPr>
+        <w:spacing w:before="80" w:after="80"/>
+      </w:pPr>
+      <w:r>
+        <w:rPr>
+          <w:rFonts w:ascii="Arial" w:eastAsia="Arial" w:hAnsi="Arial" w:cs="Arial"/>
+          <w:sz w:val="21"/>
+          <w:szCs w:val="21"/>
+        </w:rPr>
+        <w:t>第二，学编程的目的变了，不是为了写代码，也不是为了看懂代码，而是</w:t>
+      </w:r>
+      <w:proofErr w:type="gramStart"/>
+      <w:r>
+        <w:rPr>
+          <w:rFonts w:ascii="Arial" w:eastAsia="Arial" w:hAnsi="Arial" w:cs="Arial"/>
+          <w:sz w:val="21"/>
+          <w:szCs w:val="21"/>
+        </w:rPr>
+        <w:t>架构师思维</w:t>
+      </w:r>
+      <w:proofErr w:type="gramEnd"/>
+      <w:r>
+        <w:rPr>
+          <w:rFonts w:ascii="Arial" w:eastAsia="Arial" w:hAnsi="Arial" w:cs="Arial"/>
+          <w:sz w:val="21"/>
+          <w:szCs w:val="21"/>
+        </w:rPr>
+        <w:t>——知道问题可能出在哪个环节，让AI自己解决自己造的问题。</w:t>
+      </w:r>
+    </w:p>
+    <w:p>
+      <w:pPr>
+        <w:spacing w:before="80" w:after="80"/>
+      </w:pPr>
+    </w:p>
+    <w:p>
+      <w:pPr>
+        <w:spacing w:before="80" w:after="80"/>
+      </w:pPr>
+      <w:r>
+        <w:rPr>
+          <w:rFonts w:ascii="Arial" w:eastAsia="Arial" w:hAnsi="Arial" w:cs="Arial"/>
+          <w:sz w:val="21"/>
+          <w:szCs w:val="21"/>
+        </w:rPr>
+        <w:t>第三，AI使用已经是默认技能了，就像会百度一样。</w:t>
+      </w:r>
+    </w:p>
+    <w:p>
+      <w:pPr>
+        <w:spacing w:before="80" w:after="80"/>
+      </w:pPr>
+    </w:p>
+    <w:p>
+      <w:pPr>
+        <w:spacing w:before="80" w:after="80"/>
+      </w:pPr>
+      <w:r>
+        <w:rPr>
+          <w:rFonts w:ascii="Arial" w:eastAsia="Arial" w:hAnsi="Arial" w:cs="Arial"/>
+          <w:sz w:val="21"/>
+          <w:szCs w:val="21"/>
+        </w:rPr>
+        <w:t>第四，AI降低了所有领域的入门门槛，但前提是学生要知道那个领域存在。你不知道有Docker这个东西，AI再强也帮不了你部署；你不知道有数据可视化，AI再强也帮不了你把数据讲成故事。所以扩展眼界，让学生尽可能多地接触不同方向，可能比深耕某一个技能点更有价值。反正具体的实现，AI可以帮你搞定。</w:t>
+      </w:r>
+    </w:p>
+    <w:p>
+      <w:pPr>
+        <w:pBdr>
+          <w:bottom w:val="single" w:sz="3" w:space="1" w:color="CCCCCC"/>
+        </w:pBdr>
+        <w:spacing w:before="200"/>
+      </w:pPr>
+    </w:p>
+    <w:p>
+      <w:pPr>
+        <w:pStyle w:val="1"/>
+      </w:pPr>
+      <w:r>
+        <w:rPr>
+          <w:rFonts w:ascii="Arial" w:eastAsia="Arial" w:hAnsi="Arial" w:cs="Arial"/>
+          <w:b/>
+          <w:bCs/>
+          <w:sz w:val="32"/>
+          <w:szCs w:val="32"/>
+        </w:rPr>
+        <w:lastRenderedPageBreak/>
+        <w:t>第9页 | 感谢</w:t>
+      </w:r>
+    </w:p>
+    <w:p>
+      <w:pPr>
+        <w:spacing w:before="80" w:after="80"/>
+      </w:pPr>
+      <w:r>
+        <w:rPr>
+          <w:rFonts w:ascii="Arial" w:eastAsia="Arial" w:hAnsi="Arial" w:cs="Arial"/>
+          <w:sz w:val="21"/>
+          <w:szCs w:val="21"/>
+        </w:rPr>
+        <w:t>标题：感谢</w:t>
+      </w:r>
+    </w:p>
+    <w:p>
+      <w:pPr>
+        <w:spacing w:before="80" w:after="80"/>
+      </w:pPr>
+    </w:p>
+    <w:p>
+      <w:pPr>
+        <w:spacing w:before="80" w:after="80"/>
+      </w:pPr>
+      <w:r>
+        <w:rPr>
+          <w:rFonts w:ascii="Arial" w:eastAsia="Arial" w:hAnsi="Arial" w:cs="Arial"/>
+          <w:sz w:val="21"/>
+          <w:szCs w:val="21"/>
+        </w:rPr>
+        <w:t>感谢</w:t>
+      </w:r>
+      <w:proofErr w:type="gramStart"/>
+      <w:r>
+        <w:rPr>
+          <w:rFonts w:ascii="Arial" w:eastAsia="Arial" w:hAnsi="Arial" w:cs="Arial"/>
+          <w:sz w:val="21"/>
+          <w:szCs w:val="21"/>
+        </w:rPr>
+        <w:t>梓</w:t>
+      </w:r>
+      <w:proofErr w:type="gramEnd"/>
+      <w:r>
+        <w:rPr>
+          <w:rFonts w:ascii="Arial" w:eastAsia="Arial" w:hAnsi="Arial" w:cs="Arial"/>
+          <w:sz w:val="21"/>
+          <w:szCs w:val="21"/>
+        </w:rPr>
+        <w:t>音姐姐和翩翩姐姐，在我探索AI编程的早期给了我最大的支持。去年这个时候，有的课程还在“钻木取火”阶段，但数据可视化那门课已经“开上汽车”了——正是那种开放和鼓励的态度，让我有信心把AI编程这条路走下去，最终做出了这个毕业设计。</w:t>
+      </w:r>
+    </w:p>
+    <w:p>
+      <w:pPr>
+        <w:spacing w:before="80" w:after="80"/>
+      </w:pPr>
+    </w:p>
+    <w:p>
+      <w:pPr>
+        <w:spacing w:before="80" w:after="80"/>
+      </w:pPr>
+      <w:r>
+        <w:rPr>
+          <w:rFonts w:ascii="Arial" w:eastAsia="Arial" w:hAnsi="Arial" w:cs="Arial"/>
+          <w:sz w:val="21"/>
+          <w:szCs w:val="21"/>
+        </w:rPr>
+        <w:t>感谢师太的数据抓取课，那段时间认真钻研Python的经历，是我最早接触编程思维的起点。感谢黄文森老师的数据相关课程，让我在处理业务数据的时候有了底层的思维框架。</w:t>
+      </w:r>
+    </w:p>
+    <w:p>
+      <w:pPr>
+        <w:spacing w:before="80" w:after="80"/>
+      </w:pPr>
+    </w:p>
+    <w:p>
+      <w:pPr>
+        <w:spacing w:before="80" w:after="80"/>
+      </w:pPr>
+      <w:r>
+        <w:rPr>
+          <w:rFonts w:ascii="Arial" w:eastAsia="Arial" w:hAnsi="Arial" w:cs="Arial"/>
+          <w:sz w:val="21"/>
+          <w:szCs w:val="21"/>
+        </w:rPr>
+        <w:t>也感谢全院所有给过我们启发的老师们。这个项目虽然是AI搭的，但AI不会凭空告诉你该做什么——它放大的，是我们在课堂上积累的每一点认知和眼界。</w:t>
+      </w:r>
+    </w:p>
+    <w:p>
+      <w:pPr>
+        <w:spacing w:before="80" w:after="80"/>
+      </w:pPr>
+    </w:p>
+    <w:p>
+      <w:pPr>
+        <w:spacing w:before="80" w:after="80"/>
+      </w:pPr>
+      <w:r>
+        <w:rPr>
+          <w:rFonts w:ascii="Arial" w:eastAsia="Arial" w:hAnsi="Arial" w:cs="Arial"/>
+          <w:sz w:val="21"/>
+          <w:szCs w:val="21"/>
+        </w:rPr>
+        <w:t>谢谢各位老师。</w:t>
+      </w:r>
+    </w:p>
+    <w:p>
+      <w:pPr>
+        <w:spacing w:before="80" w:after="80"/>
+      </w:pPr>
+    </w:p>
+    <w:p>
+      <w:pPr>
+        <w:spacing w:before="80" w:after="80"/>
+      </w:pPr>
+    </w:p>
+    <w:p>
+      <w:pPr>
+        <w:spacing w:before="80" w:after="80"/>
         <w:rPr>
           <w:rFonts w:hint="eastAsia"/>
-          <w:b/>
-          <w:bCs/>
         </w:rPr>
       </w:pPr>
       <w:r>
         <w:rPr>
           <w:rFonts w:hint="eastAsia"/>
-          <w:b/>
-          <w:bCs/>
         </w:rPr>
-        <w:t>第</w:t>
-      </w:r>
-      <w:r>
-        <w:rPr>
-          <w:rFonts w:hint="eastAsia"/>
-          <w:b/>
-          <w:bCs/>
-        </w:rPr>
-        <w:t>8</w:t>
-      </w:r>
-      <w:r>
-        <w:rPr>
-          <w:rFonts w:hint="eastAsia"/>
-          <w:b/>
-          <w:bCs/>
-        </w:rPr>
-        <w:t>页</w:t>
-      </w:r>
-    </w:p>
-    <w:p>
-      <w:pPr>
-        <w:rPr>
-          <w:rFonts w:hint="eastAsia"/>
-          <w:b/>
-          <w:bCs/>
-        </w:rPr>
-      </w:pPr>
-      <w:r>
-        <w:rPr>
-          <w:rFonts w:hint="eastAsia"/>
-          <w:b/>
-          <w:bCs/>
-        </w:rPr>
-        <w:t>总结：</w:t>
-      </w:r>
-    </w:p>
-    <w:p>
-      <w:r>
-        <w:t>真正重要的，不是</w:t>
-      </w:r>
-      <w:r>
-        <w:t>“</w:t>
-      </w:r>
-      <w:r>
-        <w:t>让</w:t>
-      </w:r>
-      <w:r>
-        <w:t xml:space="preserve"> AI </w:t>
-      </w:r>
-      <w:r>
-        <w:t>写代码</w:t>
-      </w:r>
-      <w:r>
-        <w:t>”</w:t>
-      </w:r>
-      <w:r>
-        <w:t>，而是能否正确地</w:t>
+        <w:t>最后的资料整理都是</w:t>
       </w:r>
       <w:r>
         <w:rPr>
           <w:rFonts w:hint="eastAsia"/>
         </w:rPr>
-        <w:t>使用工具</w:t>
+        <w:t>AI</w:t>
       </w:r>
-      <w:r>
-        <w:t>，使其按照既定规范生成能够支撑系统运行的代码，并最终整合成一个完整、可用的平台。</w:t>
-      </w:r>
-    </w:p>
-    <w:p>
       <w:r>
         <w:rPr>
           <w:rFonts w:hint="eastAsia"/>
-          <w:noProof/>
         </w:rPr>
-        <w:lastRenderedPageBreak/>
+        <w:t>做的哈哈</w:t>
+      </w:r>
+    </w:p>
+    <w:p>
+      <w:pPr>
+        <w:spacing w:before="80" w:after="80"/>
+        <w:rPr>
+          <w:rFonts w:hint="eastAsia"/>
+        </w:rPr>
+      </w:pPr>
+      <w:r>
         <w:drawing>
-          <wp:inline distT="0" distB="0" distL="0" distR="0" wp14:anchorId="3E0E9DB6" wp14:editId="376A617E">
-            <wp:extent cx="3608614" cy="4149906"/>
+          <wp:inline distT="0" distB="0" distL="0" distR="0" wp14:anchorId="714660EF" wp14:editId="34019468">
+            <wp:extent cx="5943600" cy="3526155"/>
             <wp:effectExtent l="0" t="0" r="0" b="0"/>
-            <wp:docPr id="1741515993" name="图片 6" descr="Programming With An AI Assistant · ProgrammerHumor.io"/>
+            <wp:docPr id="779720532" name="图片 1"/>
             <wp:cNvGraphicFramePr>
               <a:graphicFrameLocks xmlns:a="http://schemas.openxmlformats.org/drawingml/2006/main" noChangeAspect="1"/>
             </wp:cNvGraphicFramePr>
@@ -2622,36 +7666,23 @@
               <a:graphicData uri="http://schemas.openxmlformats.org/drawingml/2006/picture">
                 <pic:pic xmlns:pic="http://schemas.openxmlformats.org/drawingml/2006/picture">
                   <pic:nvPicPr>
-                    <pic:cNvPr id="0" name="Picture 11" descr="Programming With An AI Assistant · ProgrammerHumor.io"/>
-                    <pic:cNvPicPr>
-                      <a:picLocks noChangeAspect="1" noChangeArrowheads="1"/>
-                    </pic:cNvPicPr>
+                    <pic:cNvPr id="779720532" name=""/>
+                    <pic:cNvPicPr/>
                   </pic:nvPicPr>
                   <pic:blipFill>
-                    <a:blip r:embed="rId16" cstate="print">
-                      <a:extLst>
-                        <a:ext uri="{28A0092B-C50C-407E-A947-70E740481C1C}">
-                          <a14:useLocalDpi xmlns:a14="http://schemas.microsoft.com/office/drawing/2010/main" val="0"/>
-                        </a:ext>
-                      </a:extLst>
-                    </a:blip>
-                    <a:srcRect/>
+                    <a:blip r:embed="rId15"/>
                     <a:stretch>
                       <a:fillRect/>
                     </a:stretch>
                   </pic:blipFill>
-                  <pic:spPr bwMode="auto">
+                  <pic:spPr>
                     <a:xfrm>
                       <a:off x="0" y="0"/>
-                      <a:ext cx="3612981" cy="4154928"/>
+                      <a:ext cx="5943600" cy="3526155"/>
                     </a:xfrm>
                     <a:prstGeom prst="rect">
                       <a:avLst/>
                     </a:prstGeom>
-                    <a:noFill/>
-                    <a:ln>
-                      <a:noFill/>
-                    </a:ln>
                   </pic:spPr>
                 </pic:pic>
               </a:graphicData>
@@ -2666,30 +7697,6 @@
           <w:rFonts w:hint="eastAsia"/>
         </w:rPr>
       </w:pPr>
-      <w:r>
-        <w:rPr>
-          <w:rFonts w:hint="eastAsia"/>
-        </w:rPr>
-        <w:t>糟糕</w:t>
-      </w:r>
-      <w:r>
-        <w:rPr>
-          <w:rFonts w:hint="eastAsia"/>
-        </w:rPr>
-        <w:t>,token</w:t>
-      </w:r>
-      <w:r>
-        <w:rPr>
-          <w:rFonts w:hint="eastAsia"/>
-        </w:rPr>
-        <w:t>不够了天才程序员的陨落</w:t>
-      </w:r>
-      <w:r>
-        <w:rPr>
-          <w:rFonts w:hint="eastAsia"/>
-        </w:rPr>
-        <w:t>!!!</w:t>
-      </w:r>
     </w:p>
     <w:sectPr>
       <w:footnotePr>
@@ -3244,6 +8251,7 @@
   </w:docDefaults>
   <w:latentStyles w:defLockedState="0" w:defUIPriority="0" w:defSemiHidden="0" w:defUnhideWhenUsed="0" w:defQFormat="0" w:count="376">
     <w:lsdException w:name="caption" w:qFormat="1"/>
+    <w:lsdException w:name="Strong" w:uiPriority="22" w:qFormat="1"/>
     <w:lsdException w:name="Normal Table" w:semiHidden="1" w:unhideWhenUsed="1"/>
     <w:lsdException w:name="Table Simple 1" w:semiHidden="1" w:unhideWhenUsed="1"/>
     <w:lsdException w:name="Table Simple 2" w:semiHidden="1" w:unhideWhenUsed="1"/>
@@ -3695,6 +8703,7 @@
   <w:style w:type="character" w:default="1" w:styleId="a1">
     <w:name w:val="Default Paragraph Font"/>
     <w:uiPriority w:val="1"/>
+    <w:semiHidden/>
     <w:unhideWhenUsed/>
   </w:style>
   <w:style w:type="table" w:default="1" w:styleId="a2">
@@ -4542,6 +9551,17 @@
       <w:ind w:firstLineChars="200" w:firstLine="420"/>
     </w:pPr>
   </w:style>
+  <w:style w:type="character" w:styleId="af6">
+    <w:name w:val="Strong"/>
+    <w:basedOn w:val="a1"/>
+    <w:uiPriority w:val="22"/>
+    <w:qFormat/>
+    <w:rsid w:val="00073FEB"/>
+    <w:rPr>
+      <w:b/>
+      <w:bCs/>
+    </w:rPr>
+  </w:style>
 </w:styles>
 </file>
 
